--- a/08-传感器电路/07-加速度与陀螺仪电路/MEMS陀螺仪电路/MEMS陀螺仪电路.docx
+++ b/08-传感器电路/07-加速度与陀螺仪电路/MEMS陀螺仪电路/MEMS陀螺仪电路.docx
@@ -2035,6 +2035,20 @@
     </w:p>
     <w:bookmarkEnd w:id="26"/>
     <w:bookmarkEnd w:id="27"/>
+    <w:p>
+      <w:pPr>
+        <w:spacing w:before="360"/>
+        <w:jc w:val="center"/>
+      </w:pPr>
+      <w:r>
+        <w:rPr>
+          <w:rFonts w:ascii="Times New Roman" w:hAnsi="Times New Roman"/>
+          <w:color w:val="555555"/>
+          <w:sz w:val="21"/>
+        </w:rPr>
+        <w:t>材料收集者：杜文杰</w:t>
+      </w:r>
+    </w:p>
     <w:sectPr>
       <w:headerReference r:id="rId9" w:type="default"/>
       <w:footerReference r:id="rId10" w:type="default"/>

--- a/08-传感器电路/07-加速度与陀螺仪电路/MEMS陀螺仪电路/MEMS陀螺仪电路.docx
+++ b/08-传感器电路/07-加速度与陀螺仪电路/MEMS陀螺仪电路/MEMS陀螺仪电路.docx
@@ -1,6 +1,6 @@
 
 <file path=word/document.xml><?xml version="1.0" encoding="utf-8"?>
-<w:document xmlns:w="http://schemas.openxmlformats.org/wordprocessingml/2006/main" xmlns:m="http://schemas.openxmlformats.org/officeDocument/2006/math" xmlns:r="http://schemas.openxmlformats.org/officeDocument/2006/relationships" xmlns:o="urn:schemas-microsoft-com:office:office" xmlns:v="urn:schemas-microsoft-com:vml" xmlns:w10="urn:schemas-microsoft-com:office:word" xmlns:a="http://schemas.openxmlformats.org/drawingml/2006/main" xmlns:pic="http://schemas.openxmlformats.org/drawingml/2006/picture" xmlns:wp="http://schemas.openxmlformats.org/drawingml/2006/wordprocessingDrawing">
+<w:document xmlns:m="http://schemas.openxmlformats.org/officeDocument/2006/math" xmlns:r="http://schemas.openxmlformats.org/officeDocument/2006/relationships" xmlns:w="http://schemas.openxmlformats.org/wordprocessingml/2006/main" xmlns:o="urn:schemas-microsoft-com:office:office" xmlns:v="urn:schemas-microsoft-com:vml" xmlns:w10="urn:schemas-microsoft-com:office:word" xmlns:a="http://schemas.openxmlformats.org/drawingml/2006/main" xmlns:pic="http://schemas.openxmlformats.org/drawingml/2006/picture" xmlns:wp="http://schemas.openxmlformats.org/drawingml/2006/wordprocessingDrawing">
   <w:body>
     <w:bookmarkStart w:id="27" w:name="mems陀螺仪电路"/>
     <w:p>
@@ -9,7 +9,7 @@
       </w:pPr>
       <w:r>
         <w:rPr>
-          <w:rFonts w:hint="eastAsia"/>
+          <w:rFonts w:hint="eastAsia" w:eastAsia="黑体"/>
         </w:rPr>
         <w:t xml:space="preserve">MEMS陀螺仪电路</w:t>
       </w:r>
@@ -21,7 +21,7 @@
       </w:pPr>
       <w:r>
         <w:rPr>
-          <w:rFonts w:hint="eastAsia"/>
+          <w:rFonts w:hint="eastAsia" w:eastAsia="黑体"/>
         </w:rPr>
         <w:t xml:space="preserve">拓扑描述</w:t>
       </w:r>
@@ -32,15 +32,19 @@
       </w:pPr>
       <w:r>
         <w:rPr>
-          <w:rFonts w:hint="eastAsia"/>
+          <w:rFonts w:hint="eastAsia" w:eastAsia="黑体"/>
         </w:rPr>
         <w:t xml:space="preserve">由</w:t>
       </w:r>
       <w:r>
+        <w:rPr>
+          <w:rFonts w:eastAsia="黑体"/>
+        </w:rPr>
         <w:t xml:space="preserve"> </w:t>
       </w:r>
       <w:r>
         <w:rPr>
+          <w:rFonts w:eastAsia="黑体"/>
           <w:b/>
           <w:bCs/>
         </w:rPr>
@@ -48,7 +52,7 @@
       </w:r>
       <w:r>
         <w:rPr>
-          <w:rFonts w:hint="eastAsia"/>
+          <w:rFonts w:hint="eastAsia" w:eastAsia="黑体"/>
           <w:b/>
           <w:bCs/>
         </w:rPr>
@@ -56,16 +60,19 @@
       </w:r>
       <w:r>
         <w:rPr>
-          <w:rFonts w:hint="eastAsia"/>
+          <w:rFonts w:hint="eastAsia" w:eastAsia="黑体"/>
         </w:rPr>
         <w:t xml:space="preserve">（一个被驱动做简谐振动的质量块，当绕敏感轴旋转时产生垂直于振动方向与转轴的科里奥利力，带动检测电容变化）与</w:t>
       </w:r>
       <w:r>
+        <w:rPr>
+          <w:rFonts w:eastAsia="黑体"/>
+        </w:rPr>
         <w:t xml:space="preserve"> </w:t>
       </w:r>
       <w:r>
         <w:rPr>
-          <w:rFonts w:hint="eastAsia"/>
+          <w:rFonts w:hint="eastAsia" w:eastAsia="黑体"/>
           <w:b/>
           <w:bCs/>
         </w:rPr>
@@ -73,49 +80,61 @@
       </w:r>
       <w:r>
         <w:rPr>
-          <w:rFonts w:hint="eastAsia"/>
+          <w:rFonts w:hint="eastAsia" w:eastAsia="黑体"/>
         </w:rPr>
         <w:t xml:space="preserve">（C/V</w:t>
       </w:r>
       <w:r>
+        <w:rPr>
+          <w:rFonts w:eastAsia="黑体"/>
+        </w:rPr>
         <w:t xml:space="preserve"> </w:t>
       </w:r>
       <w:r>
         <w:rPr>
-          <w:rFonts w:hint="eastAsia"/>
+          <w:rFonts w:hint="eastAsia" w:eastAsia="黑体"/>
         </w:rPr>
         <w:t xml:space="preserve">转换、放大、解调、ADC</w:t>
       </w:r>
       <w:r>
+        <w:rPr>
+          <w:rFonts w:eastAsia="黑体"/>
+        </w:rPr>
         <w:t xml:space="preserve"> </w:t>
       </w:r>
       <w:r>
         <w:rPr>
-          <w:rFonts w:hint="eastAsia"/>
+          <w:rFonts w:hint="eastAsia" w:eastAsia="黑体"/>
         </w:rPr>
         <w:t xml:space="preserve">与</w:t>
       </w:r>
       <w:r>
+        <w:rPr>
+          <w:rFonts w:eastAsia="黑体"/>
+        </w:rPr>
         <w:t xml:space="preserve"> SPI/I²C </w:t>
       </w:r>
       <w:r>
         <w:rPr>
-          <w:rFonts w:hint="eastAsia"/>
+          <w:rFonts w:hint="eastAsia" w:eastAsia="黑体"/>
         </w:rPr>
         <w:t xml:space="preserve">接口逻辑，作为一个单片集成电路芯片实现）组成。电路共有</w:t>
       </w:r>
       <w:r>
+        <w:rPr>
+          <w:rFonts w:eastAsia="黑体"/>
+        </w:rPr>
         <w:t xml:space="preserve"> 6 </w:t>
       </w:r>
       <w:r>
         <w:rPr>
-          <w:rFonts w:hint="eastAsia"/>
+          <w:rFonts w:hint="eastAsia" w:eastAsia="黑体"/>
         </w:rPr>
         <w:t xml:space="preserve">个关键节点：</w:t>
       </w:r>
       <w:r>
         <w:rPr>
-          <w:rFonts w:hint="eastAsia"/>
+          <w:rFonts w:hint="eastAsia" w:eastAsia="黑体"/>
           <w:b/>
           <w:bCs/>
         </w:rPr>
@@ -123,6 +142,7 @@
       </w:r>
       <w:r>
         <w:rPr>
+          <w:rFonts w:eastAsia="黑体"/>
           <w:b/>
           <w:bCs/>
         </w:rPr>
@@ -130,7 +150,7 @@
       </w:r>
       <w:r>
         <w:rPr>
-          <w:rFonts w:hint="eastAsia"/>
+          <w:rFonts w:hint="eastAsia" w:eastAsia="黑体"/>
           <w:b/>
           <w:bCs/>
         </w:rPr>
@@ -138,6 +158,7 @@
       </w:r>
       <w:r>
         <w:rPr>
+          <w:rFonts w:eastAsia="黑体"/>
           <w:b/>
           <w:bCs/>
         </w:rPr>
@@ -145,22 +166,25 @@
       </w:r>
       <w:r>
         <w:rPr>
-          <w:rFonts w:hint="eastAsia"/>
+          <w:rFonts w:hint="eastAsia" w:eastAsia="黑体"/>
         </w:rPr>
         <w:t xml:space="preserve">（芯片供电脚</w:t>
       </w:r>
       <w:r>
+        <w:rPr>
+          <w:rFonts w:eastAsia="黑体"/>
+        </w:rPr>
         <w:t xml:space="preserve"> VCC/VDD </w:t>
       </w:r>
       <w:r>
         <w:rPr>
-          <w:rFonts w:hint="eastAsia"/>
+          <w:rFonts w:hint="eastAsia" w:eastAsia="黑体"/>
         </w:rPr>
         <w:t xml:space="preserve">与片外去耦电容一端相连）；</w:t>
       </w:r>
       <w:r>
         <w:rPr>
-          <w:rFonts w:hint="eastAsia"/>
+          <w:rFonts w:hint="eastAsia" w:eastAsia="黑体"/>
           <w:b/>
           <w:bCs/>
         </w:rPr>
@@ -168,6 +192,7 @@
       </w:r>
       <w:r>
         <w:rPr>
+          <w:rFonts w:eastAsia="黑体"/>
           <w:b/>
           <w:bCs/>
         </w:rPr>
@@ -175,7 +200,7 @@
       </w:r>
       <w:r>
         <w:rPr>
-          <w:rFonts w:hint="eastAsia"/>
+          <w:rFonts w:hint="eastAsia" w:eastAsia="黑体"/>
           <w:b/>
           <w:bCs/>
         </w:rPr>
@@ -183,6 +208,7 @@
       </w:r>
       <w:r>
         <w:rPr>
+          <w:rFonts w:eastAsia="黑体"/>
           <w:b/>
           <w:bCs/>
         </w:rPr>
@@ -190,22 +216,25 @@
       </w:r>
       <w:r>
         <w:rPr>
-          <w:rFonts w:hint="eastAsia"/>
+          <w:rFonts w:hint="eastAsia" w:eastAsia="黑体"/>
         </w:rPr>
         <w:t xml:space="preserve">（芯片地脚</w:t>
       </w:r>
       <w:r>
+        <w:rPr>
+          <w:rFonts w:eastAsia="黑体"/>
+        </w:rPr>
         <w:t xml:space="preserve"> </w:t>
       </w:r>
       <w:r>
         <w:rPr>
-          <w:rFonts w:hint="eastAsia"/>
+          <w:rFonts w:hint="eastAsia" w:eastAsia="黑体"/>
         </w:rPr>
         <w:t xml:space="preserve">GND/VSS、去耦电容另一端与系统地相连）；</w:t>
       </w:r>
       <w:r>
         <w:rPr>
-          <w:rFonts w:hint="eastAsia"/>
+          <w:rFonts w:hint="eastAsia" w:eastAsia="黑体"/>
           <w:b/>
           <w:bCs/>
         </w:rPr>
@@ -213,6 +242,7 @@
       </w:r>
       <w:r>
         <w:rPr>
+          <w:rFonts w:eastAsia="黑体"/>
           <w:b/>
           <w:bCs/>
         </w:rPr>
@@ -220,7 +250,7 @@
       </w:r>
       <w:r>
         <w:rPr>
-          <w:rFonts w:hint="eastAsia"/>
+          <w:rFonts w:hint="eastAsia" w:eastAsia="黑体"/>
           <w:b/>
           <w:bCs/>
         </w:rPr>
@@ -228,6 +258,7 @@
       </w:r>
       <w:r>
         <w:rPr>
+          <w:rFonts w:eastAsia="黑体"/>
           <w:b/>
           <w:bCs/>
         </w:rPr>
@@ -235,22 +266,25 @@
       </w:r>
       <w:r>
         <w:rPr>
-          <w:rFonts w:hint="eastAsia"/>
+          <w:rFonts w:hint="eastAsia" w:eastAsia="黑体"/>
         </w:rPr>
         <w:t xml:space="preserve">（芯片</w:t>
       </w:r>
       <w:r>
+        <w:rPr>
+          <w:rFonts w:eastAsia="黑体"/>
+        </w:rPr>
         <w:t xml:space="preserve"> SDA/SDI </w:t>
       </w:r>
       <w:r>
         <w:rPr>
-          <w:rFonts w:hint="eastAsia"/>
+          <w:rFonts w:hint="eastAsia" w:eastAsia="黑体"/>
         </w:rPr>
         <w:t xml:space="preserve">脚与一片外上拉电阻下端相连，为主控双向数据线）；</w:t>
       </w:r>
       <w:r>
         <w:rPr>
-          <w:rFonts w:hint="eastAsia"/>
+          <w:rFonts w:hint="eastAsia" w:eastAsia="黑体"/>
           <w:b/>
           <w:bCs/>
         </w:rPr>
@@ -258,6 +292,7 @@
       </w:r>
       <w:r>
         <w:rPr>
+          <w:rFonts w:eastAsia="黑体"/>
           <w:b/>
           <w:bCs/>
         </w:rPr>
@@ -265,7 +300,7 @@
       </w:r>
       <w:r>
         <w:rPr>
-          <w:rFonts w:hint="eastAsia"/>
+          <w:rFonts w:hint="eastAsia" w:eastAsia="黑体"/>
           <w:b/>
           <w:bCs/>
         </w:rPr>
@@ -273,6 +308,7 @@
       </w:r>
       <w:r>
         <w:rPr>
+          <w:rFonts w:eastAsia="黑体"/>
           <w:b/>
           <w:bCs/>
         </w:rPr>
@@ -280,22 +316,25 @@
       </w:r>
       <w:r>
         <w:rPr>
-          <w:rFonts w:hint="eastAsia"/>
+          <w:rFonts w:hint="eastAsia" w:eastAsia="黑体"/>
         </w:rPr>
         <w:t xml:space="preserve">（芯片</w:t>
       </w:r>
       <w:r>
+        <w:rPr>
+          <w:rFonts w:eastAsia="黑体"/>
+        </w:rPr>
         <w:t xml:space="preserve"> SCL/SPC </w:t>
       </w:r>
       <w:r>
         <w:rPr>
-          <w:rFonts w:hint="eastAsia"/>
+          <w:rFonts w:hint="eastAsia" w:eastAsia="黑体"/>
         </w:rPr>
         <w:t xml:space="preserve">脚与另一片外上拉电阻下端相连，为主控时钟线）；</w:t>
       </w:r>
       <w:r>
         <w:rPr>
-          <w:rFonts w:hint="eastAsia"/>
+          <w:rFonts w:hint="eastAsia" w:eastAsia="黑体"/>
           <w:b/>
           <w:bCs/>
         </w:rPr>
@@ -303,6 +342,7 @@
       </w:r>
       <w:r>
         <w:rPr>
+          <w:rFonts w:eastAsia="黑体"/>
           <w:b/>
           <w:bCs/>
         </w:rPr>
@@ -310,7 +350,7 @@
       </w:r>
       <w:r>
         <w:rPr>
-          <w:rFonts w:hint="eastAsia"/>
+          <w:rFonts w:hint="eastAsia" w:eastAsia="黑体"/>
           <w:b/>
           <w:bCs/>
         </w:rPr>
@@ -318,6 +358,7 @@
       </w:r>
       <w:r>
         <w:rPr>
+          <w:rFonts w:eastAsia="黑体"/>
           <w:b/>
           <w:bCs/>
         </w:rPr>
@@ -325,67 +366,85 @@
       </w:r>
       <w:r>
         <w:rPr>
-          <w:rFonts w:hint="eastAsia"/>
+          <w:rFonts w:hint="eastAsia" w:eastAsia="黑体"/>
         </w:rPr>
         <w:t xml:space="preserve">（芯片</w:t>
       </w:r>
       <w:r>
+        <w:rPr>
+          <w:rFonts w:eastAsia="黑体"/>
+        </w:rPr>
         <w:t xml:space="preserve"> SDO/ALT </w:t>
       </w:r>
       <w:r>
         <w:rPr>
-          <w:rFonts w:hint="eastAsia"/>
+          <w:rFonts w:hint="eastAsia" w:eastAsia="黑体"/>
         </w:rPr>
         <w:t xml:space="preserve">脚，I²C</w:t>
       </w:r>
       <w:r>
+        <w:rPr>
+          <w:rFonts w:eastAsia="黑体"/>
+        </w:rPr>
         <w:t xml:space="preserve"> </w:t>
       </w:r>
       <w:r>
         <w:rPr>
-          <w:rFonts w:hint="eastAsia"/>
+          <w:rFonts w:hint="eastAsia" w:eastAsia="黑体"/>
         </w:rPr>
         <w:t xml:space="preserve">时接</w:t>
       </w:r>
       <w:r>
+        <w:rPr>
+          <w:rFonts w:eastAsia="黑体"/>
+        </w:rPr>
         <w:t xml:space="preserve"> VDD </w:t>
       </w:r>
       <w:r>
         <w:rPr>
-          <w:rFonts w:hint="eastAsia"/>
+          <w:rFonts w:hint="eastAsia" w:eastAsia="黑体"/>
         </w:rPr>
         <w:t xml:space="preserve">或</w:t>
       </w:r>
       <w:r>
+        <w:rPr>
+          <w:rFonts w:eastAsia="黑体"/>
+        </w:rPr>
         <w:t xml:space="preserve"> GND </w:t>
       </w:r>
       <w:r>
         <w:rPr>
-          <w:rFonts w:hint="eastAsia"/>
+          <w:rFonts w:hint="eastAsia" w:eastAsia="黑体"/>
         </w:rPr>
         <w:t xml:space="preserve">决定从机地址，SPI</w:t>
       </w:r>
       <w:r>
+        <w:rPr>
+          <w:rFonts w:eastAsia="黑体"/>
+        </w:rPr>
         <w:t xml:space="preserve"> </w:t>
       </w:r>
       <w:r>
         <w:rPr>
-          <w:rFonts w:hint="eastAsia"/>
+          <w:rFonts w:hint="eastAsia" w:eastAsia="黑体"/>
         </w:rPr>
         <w:t xml:space="preserve">时作为数据输出</w:t>
       </w:r>
       <w:r>
+        <w:rPr>
+          <w:rFonts w:eastAsia="黑体"/>
+        </w:rPr>
         <w:t xml:space="preserve"> </w:t>
       </w:r>
       <w:r>
         <w:rPr>
-          <w:rFonts w:hint="eastAsia"/>
+          <w:rFonts w:hint="eastAsia" w:eastAsia="黑体"/>
         </w:rPr>
         <w:t xml:space="preserve">MISO）；</w:t>
       </w:r>
       <w:r>
         <w:rPr>
-          <w:rFonts w:hint="eastAsia"/>
+          <w:rFonts w:hint="eastAsia" w:eastAsia="黑体"/>
           <w:b/>
           <w:bCs/>
         </w:rPr>
@@ -393,6 +452,7 @@
       </w:r>
       <w:r>
         <w:rPr>
+          <w:rFonts w:eastAsia="黑体"/>
           <w:b/>
           <w:bCs/>
         </w:rPr>
@@ -400,7 +460,7 @@
       </w:r>
       <w:r>
         <w:rPr>
-          <w:rFonts w:hint="eastAsia"/>
+          <w:rFonts w:hint="eastAsia" w:eastAsia="黑体"/>
           <w:b/>
           <w:bCs/>
         </w:rPr>
@@ -408,25 +468,31 @@
       </w:r>
       <w:r>
         <w:rPr>
-          <w:rFonts w:hint="eastAsia"/>
+          <w:rFonts w:hint="eastAsia" w:eastAsia="黑体"/>
         </w:rPr>
         <w:t xml:space="preserve">（芯片</w:t>
       </w:r>
       <w:r>
+        <w:rPr>
+          <w:rFonts w:eastAsia="黑体"/>
+        </w:rPr>
         <w:t xml:space="preserve"> CS </w:t>
       </w:r>
       <w:r>
         <w:rPr>
-          <w:rFonts w:hint="eastAsia"/>
+          <w:rFonts w:hint="eastAsia" w:eastAsia="黑体"/>
         </w:rPr>
         <w:t xml:space="preserve">片选脚与</w:t>
       </w:r>
       <w:r>
+        <w:rPr>
+          <w:rFonts w:eastAsia="黑体"/>
+        </w:rPr>
         <w:t xml:space="preserve"> INT1/INT2 </w:t>
       </w:r>
       <w:r>
         <w:rPr>
-          <w:rFonts w:hint="eastAsia"/>
+          <w:rFonts w:hint="eastAsia" w:eastAsia="黑体"/>
         </w:rPr>
         <w:t xml:space="preserve">中断输出脚）。</w:t>
       </w:r>
@@ -435,12 +501,13 @@
       <w:pPr/>
       <w:r>
         <w:rPr>
-          <w:rFonts w:hint="eastAsia"/>
+          <w:rFonts w:hint="eastAsia" w:eastAsia="黑体"/>
         </w:rPr>
         <w:t xml:space="preserve">各元件管脚连接：</w:t>
       </w:r>
       <w:r>
         <w:rPr>
+          <w:rFonts w:eastAsia="黑体"/>
           <w:b/>
           <w:bCs/>
         </w:rPr>
@@ -448,7 +515,7 @@
       </w:r>
       <w:r>
         <w:rPr>
-          <w:rFonts w:hint="eastAsia"/>
+          <w:rFonts w:hint="eastAsia" w:eastAsia="黑体"/>
           <w:b/>
           <w:bCs/>
         </w:rPr>
@@ -456,22 +523,25 @@
       </w:r>
       <w:r>
         <w:rPr>
-          <w:rFonts w:hint="eastAsia"/>
+          <w:rFonts w:hint="eastAsia" w:eastAsia="黑体"/>
         </w:rPr>
         <w:t xml:space="preserve">的一端接片内调制激励、另一端作为解调与</w:t>
       </w:r>
       <w:r>
+        <w:rPr>
+          <w:rFonts w:eastAsia="黑体"/>
+        </w:rPr>
         <w:t xml:space="preserve"> C/V </w:t>
       </w:r>
       <w:r>
         <w:rPr>
-          <w:rFonts w:hint="eastAsia"/>
+          <w:rFonts w:hint="eastAsia" w:eastAsia="黑体"/>
         </w:rPr>
         <w:t xml:space="preserve">转换的传感桥臂；</w:t>
       </w:r>
       <w:r>
         <w:rPr>
-          <w:rFonts w:hint="eastAsia"/>
+          <w:rFonts w:hint="eastAsia" w:eastAsia="黑体"/>
           <w:b/>
           <w:bCs/>
         </w:rPr>
@@ -479,31 +549,37 @@
       </w:r>
       <w:r>
         <w:rPr>
-          <w:rFonts w:hint="eastAsia"/>
+          <w:rFonts w:hint="eastAsia" w:eastAsia="黑体"/>
         </w:rPr>
         <w:t xml:space="preserve">把该电容变化经</w:t>
       </w:r>
       <w:r>
+        <w:rPr>
+          <w:rFonts w:eastAsia="黑体"/>
+        </w:rPr>
         <w:t xml:space="preserve"> C/V </w:t>
       </w:r>
       <w:r>
         <w:rPr>
-          <w:rFonts w:hint="eastAsia"/>
+          <w:rFonts w:hint="eastAsia" w:eastAsia="黑体"/>
         </w:rPr>
         <w:t xml:space="preserve">转换、放大、同步解调与</w:t>
       </w:r>
       <w:r>
+        <w:rPr>
+          <w:rFonts w:eastAsia="黑体"/>
+        </w:rPr>
         <w:t xml:space="preserve"> ADC </w:t>
       </w:r>
       <w:r>
         <w:rPr>
-          <w:rFonts w:hint="eastAsia"/>
+          <w:rFonts w:hint="eastAsia" w:eastAsia="黑体"/>
         </w:rPr>
         <w:t xml:space="preserve">数字化后，再经接口输出；</w:t>
       </w:r>
       <w:r>
         <w:rPr>
-          <w:rFonts w:hint="eastAsia"/>
+          <w:rFonts w:hint="eastAsia" w:eastAsia="黑体"/>
           <w:b/>
           <w:bCs/>
         </w:rPr>
@@ -511,201 +587,269 @@
       </w:r>
       <w:r>
         <w:rPr>
-          <w:rFonts w:hint="eastAsia"/>
+          <w:rFonts w:hint="eastAsia" w:eastAsia="黑体"/>
         </w:rPr>
         <w:t xml:space="preserve">一端接供电节点</w:t>
       </w:r>
       <w:r>
+        <w:rPr>
+          <w:rFonts w:eastAsia="黑体"/>
+        </w:rPr>
         <w:t xml:space="preserve"> </w:t>
       </w:r>
       <w:r>
         <w:rPr>
-          <w:rFonts w:hint="eastAsia"/>
+          <w:rFonts w:hint="eastAsia" w:eastAsia="黑体"/>
         </w:rPr>
         <w:t xml:space="preserve">VDD、另一端接地节点</w:t>
       </w:r>
       <w:r>
+        <w:rPr>
+          <w:rFonts w:eastAsia="黑体"/>
+        </w:rPr>
         <w:t xml:space="preserve"> </w:t>
       </w:r>
       <w:r>
         <w:rPr>
-          <w:rFonts w:hint="eastAsia"/>
+          <w:rFonts w:hint="eastAsia" w:eastAsia="黑体"/>
         </w:rPr>
         <w:t xml:space="preserve">GND；芯片</w:t>
       </w:r>
       <w:r>
+        <w:rPr>
+          <w:rFonts w:eastAsia="黑体"/>
+        </w:rPr>
         <w:t xml:space="preserve"> </w:t>
       </w:r>
       <w:r>
         <w:rPr>
+          <w:rFonts w:eastAsia="黑体"/>
           <w:b/>
           <w:bCs/>
         </w:rPr>
         <w:t xml:space="preserve">VCC/VDD</w:t>
       </w:r>
       <w:r>
+        <w:rPr>
+          <w:rFonts w:eastAsia="黑体"/>
+        </w:rPr>
         <w:t xml:space="preserve"> </w:t>
       </w:r>
       <w:r>
         <w:rPr>
-          <w:rFonts w:hint="eastAsia"/>
+          <w:rFonts w:hint="eastAsia" w:eastAsia="黑体"/>
         </w:rPr>
         <w:t xml:space="preserve">接供电节点</w:t>
       </w:r>
       <w:r>
+        <w:rPr>
+          <w:rFonts w:eastAsia="黑体"/>
+        </w:rPr>
         <w:t xml:space="preserve"> VDD、</w:t>
       </w:r>
       <w:r>
         <w:rPr>
+          <w:rFonts w:eastAsia="黑体"/>
           <w:b/>
           <w:bCs/>
         </w:rPr>
         <w:t xml:space="preserve">GND/VSS</w:t>
       </w:r>
       <w:r>
+        <w:rPr>
+          <w:rFonts w:eastAsia="黑体"/>
+        </w:rPr>
         <w:t xml:space="preserve"> </w:t>
       </w:r>
       <w:r>
         <w:rPr>
-          <w:rFonts w:hint="eastAsia"/>
+          <w:rFonts w:hint="eastAsia" w:eastAsia="黑体"/>
         </w:rPr>
         <w:t xml:space="preserve">接地节点</w:t>
       </w:r>
       <w:r>
+        <w:rPr>
+          <w:rFonts w:eastAsia="黑体"/>
+        </w:rPr>
         <w:t xml:space="preserve"> GND、</w:t>
       </w:r>
       <w:r>
         <w:rPr>
+          <w:rFonts w:eastAsia="黑体"/>
           <w:b/>
           <w:bCs/>
         </w:rPr>
         <w:t xml:space="preserve">SDA/SDI</w:t>
       </w:r>
       <w:r>
+        <w:rPr>
+          <w:rFonts w:eastAsia="黑体"/>
+        </w:rPr>
         <w:t xml:space="preserve"> </w:t>
       </w:r>
       <w:r>
         <w:rPr>
-          <w:rFonts w:hint="eastAsia"/>
+          <w:rFonts w:hint="eastAsia" w:eastAsia="黑体"/>
         </w:rPr>
         <w:t xml:space="preserve">接</w:t>
       </w:r>
       <w:r>
+        <w:rPr>
+          <w:rFonts w:eastAsia="黑体"/>
+        </w:rPr>
         <w:t xml:space="preserve"> I²C </w:t>
       </w:r>
       <w:r>
         <w:rPr>
-          <w:rFonts w:hint="eastAsia"/>
+          <w:rFonts w:hint="eastAsia" w:eastAsia="黑体"/>
         </w:rPr>
         <w:t xml:space="preserve">数据节点</w:t>
       </w:r>
       <w:r>
+        <w:rPr>
+          <w:rFonts w:eastAsia="黑体"/>
+        </w:rPr>
         <w:t xml:space="preserve"> SDA、</w:t>
       </w:r>
       <w:r>
         <w:rPr>
+          <w:rFonts w:eastAsia="黑体"/>
           <w:b/>
           <w:bCs/>
         </w:rPr>
         <w:t xml:space="preserve">SCL/SPC</w:t>
       </w:r>
       <w:r>
+        <w:rPr>
+          <w:rFonts w:eastAsia="黑体"/>
+        </w:rPr>
         <w:t xml:space="preserve"> </w:t>
       </w:r>
       <w:r>
         <w:rPr>
-          <w:rFonts w:hint="eastAsia"/>
+          <w:rFonts w:hint="eastAsia" w:eastAsia="黑体"/>
         </w:rPr>
         <w:t xml:space="preserve">接</w:t>
       </w:r>
       <w:r>
+        <w:rPr>
+          <w:rFonts w:eastAsia="黑体"/>
+        </w:rPr>
         <w:t xml:space="preserve"> I²C </w:t>
       </w:r>
       <w:r>
         <w:rPr>
-          <w:rFonts w:hint="eastAsia"/>
+          <w:rFonts w:hint="eastAsia" w:eastAsia="黑体"/>
         </w:rPr>
         <w:t xml:space="preserve">时钟节点</w:t>
       </w:r>
       <w:r>
+        <w:rPr>
+          <w:rFonts w:eastAsia="黑体"/>
+        </w:rPr>
         <w:t xml:space="preserve"> SCL、</w:t>
       </w:r>
       <w:r>
         <w:rPr>
+          <w:rFonts w:eastAsia="黑体"/>
           <w:b/>
           <w:bCs/>
         </w:rPr>
         <w:t xml:space="preserve">SDO/ALT</w:t>
       </w:r>
       <w:r>
+        <w:rPr>
+          <w:rFonts w:eastAsia="黑体"/>
+        </w:rPr>
         <w:t xml:space="preserve"> </w:t>
       </w:r>
       <w:r>
         <w:rPr>
-          <w:rFonts w:hint="eastAsia"/>
+          <w:rFonts w:hint="eastAsia" w:eastAsia="黑体"/>
         </w:rPr>
         <w:t xml:space="preserve">接地址/数据输出节点</w:t>
       </w:r>
       <w:r>
+        <w:rPr>
+          <w:rFonts w:eastAsia="黑体"/>
+        </w:rPr>
         <w:t xml:space="preserve"> SDO/ALT、</w:t>
       </w:r>
       <w:r>
         <w:rPr>
+          <w:rFonts w:eastAsia="黑体"/>
           <w:b/>
           <w:bCs/>
         </w:rPr>
         <w:t xml:space="preserve">CS</w:t>
       </w:r>
       <w:r>
+        <w:rPr>
+          <w:rFonts w:eastAsia="黑体"/>
+        </w:rPr>
         <w:t xml:space="preserve"> </w:t>
       </w:r>
       <w:r>
         <w:rPr>
-          <w:rFonts w:hint="eastAsia"/>
+          <w:rFonts w:hint="eastAsia" w:eastAsia="黑体"/>
         </w:rPr>
         <w:t xml:space="preserve">接片选与中断节点中的片选端、</w:t>
       </w:r>
       <w:r>
         <w:rPr>
+          <w:rFonts w:eastAsia="黑体"/>
           <w:b/>
           <w:bCs/>
         </w:rPr>
         <w:t xml:space="preserve">INT1/INT2</w:t>
       </w:r>
       <w:r>
+        <w:rPr>
+          <w:rFonts w:eastAsia="黑体"/>
+        </w:rPr>
         <w:t xml:space="preserve"> </w:t>
       </w:r>
       <w:r>
         <w:rPr>
-          <w:rFonts w:hint="eastAsia"/>
+          <w:rFonts w:hint="eastAsia" w:eastAsia="黑体"/>
         </w:rPr>
         <w:t xml:space="preserve">接该节点的中断输出端（部分型号的</w:t>
       </w:r>
       <w:r>
+        <w:rPr>
+          <w:rFonts w:eastAsia="黑体"/>
+        </w:rPr>
         <w:t xml:space="preserve"> </w:t>
       </w:r>
       <w:r>
         <w:rPr>
+          <w:rFonts w:eastAsia="黑体"/>
           <w:b/>
           <w:bCs/>
         </w:rPr>
         <w:t xml:space="preserve">DRDY</w:t>
       </w:r>
       <w:r>
+        <w:rPr>
+          <w:rFonts w:eastAsia="黑体"/>
+        </w:rPr>
         <w:t xml:space="preserve"> </w:t>
       </w:r>
       <w:r>
         <w:rPr>
-          <w:rFonts w:hint="eastAsia"/>
+          <w:rFonts w:hint="eastAsia" w:eastAsia="黑体"/>
         </w:rPr>
         <w:t xml:space="preserve">数据就绪脚亦接主控中断）；两片</w:t>
       </w:r>
       <w:r>
+        <w:rPr>
+          <w:rFonts w:eastAsia="黑体"/>
+        </w:rPr>
         <w:t xml:space="preserve"> </w:t>
       </w:r>
       <w:r>
         <w:rPr>
-          <w:rFonts w:hint="eastAsia"/>
+          <w:rFonts w:hint="eastAsia" w:eastAsia="黑体"/>
           <w:b/>
           <w:bCs/>
         </w:rPr>
@@ -713,34 +857,43 @@
       </w:r>
       <w:r>
         <w:rPr>
-          <w:rFonts w:hint="eastAsia"/>
+          <w:rFonts w:hint="eastAsia" w:eastAsia="黑体"/>
         </w:rPr>
         <w:t xml:space="preserve">上端接供电节点</w:t>
       </w:r>
       <w:r>
+        <w:rPr>
+          <w:rFonts w:eastAsia="黑体"/>
+        </w:rPr>
         <w:t xml:space="preserve"> </w:t>
       </w:r>
       <w:r>
         <w:rPr>
-          <w:rFonts w:hint="eastAsia"/>
+          <w:rFonts w:hint="eastAsia" w:eastAsia="黑体"/>
         </w:rPr>
         <w:t xml:space="preserve">VDD、下端分别接</w:t>
       </w:r>
       <w:r>
+        <w:rPr>
+          <w:rFonts w:eastAsia="黑体"/>
+        </w:rPr>
         <w:t xml:space="preserve"> SDA </w:t>
       </w:r>
       <w:r>
         <w:rPr>
-          <w:rFonts w:hint="eastAsia"/>
+          <w:rFonts w:hint="eastAsia" w:eastAsia="黑体"/>
         </w:rPr>
         <w:t xml:space="preserve">与</w:t>
       </w:r>
       <w:r>
+        <w:rPr>
+          <w:rFonts w:eastAsia="黑体"/>
+        </w:rPr>
         <w:t xml:space="preserve"> SCL </w:t>
       </w:r>
       <w:r>
         <w:rPr>
-          <w:rFonts w:hint="eastAsia"/>
+          <w:rFonts w:hint="eastAsia" w:eastAsia="黑体"/>
         </w:rPr>
         <w:t xml:space="preserve">数据/时钟线上。</w:t>
       </w:r>
@@ -749,43 +902,55 @@
       <w:pPr/>
       <w:r>
         <w:rPr>
-          <w:rFonts w:hint="eastAsia"/>
+          <w:rFonts w:hint="eastAsia" w:eastAsia="黑体"/>
         </w:rPr>
         <w:t xml:space="preserve">由此构成”MEMS</w:t>
       </w:r>
       <w:r>
+        <w:rPr>
+          <w:rFonts w:eastAsia="黑体"/>
+        </w:rPr>
         <w:t xml:space="preserve"> </w:t>
       </w:r>
       <w:r>
         <w:rPr>
-          <w:rFonts w:hint="eastAsia"/>
+          <w:rFonts w:hint="eastAsia" w:eastAsia="黑体"/>
         </w:rPr>
         <w:t xml:space="preserve">科里奥利振动陀螺仪传感内核</w:t>
       </w:r>
       <w:r>
+        <w:rPr>
+          <w:rFonts w:eastAsia="黑体"/>
+        </w:rPr>
         <w:t xml:space="preserve"> + </w:t>
       </w:r>
       <w:r>
         <w:rPr>
-          <w:rFonts w:hint="eastAsia"/>
+          <w:rFonts w:hint="eastAsia" w:eastAsia="黑体"/>
         </w:rPr>
         <w:t xml:space="preserve">片上</w:t>
       </w:r>
       <w:r>
+        <w:rPr>
+          <w:rFonts w:eastAsia="黑体"/>
+        </w:rPr>
         <w:t xml:space="preserve"> C/V </w:t>
       </w:r>
       <w:r>
         <w:rPr>
-          <w:rFonts w:hint="eastAsia"/>
+          <w:rFonts w:hint="eastAsia" w:eastAsia="黑体"/>
         </w:rPr>
         <w:t xml:space="preserve">转换、放大、解调与</w:t>
       </w:r>
       <w:r>
+        <w:rPr>
+          <w:rFonts w:eastAsia="黑体"/>
+        </w:rPr>
         <w:t xml:space="preserve"> ADC + SPI/I²C </w:t>
       </w:r>
       <w:r>
         <w:rPr>
-          <w:rFonts w:hint="eastAsia"/>
+          <w:rFonts w:hint="eastAsia" w:eastAsia="黑体"/>
         </w:rPr>
         <w:t xml:space="preserve">数字接口”的集成传感与数字输出组态，输出与角速度成比例的数字量。</w:t>
       </w:r>
@@ -798,7 +963,7 @@
       </w:pPr>
       <w:r>
         <w:rPr>
-          <w:rFonts w:hint="eastAsia"/>
+          <w:rFonts w:hint="eastAsia" w:eastAsia="黑体"/>
         </w:rPr>
         <w:t xml:space="preserve">工作原理</w:t>
       </w:r>
@@ -809,11 +974,14 @@
       </w:pPr>
       <w:r>
         <w:rPr>
-          <w:rFonts w:hint="eastAsia"/>
+          <w:rFonts w:hint="eastAsia" w:eastAsia="黑体"/>
         </w:rPr>
         <w:t xml:space="preserve">质量块以频率驱动做简谐振动，当器件绕敏感轴旋转时产生科里奥利力</w:t>
       </w:r>
       <w:r>
+        <w:rPr>
+          <w:rFonts w:eastAsia="黑体"/>
+        </w:rPr>
         <w:t xml:space="preserve"> </w:t>
       </w:r>
       <m:oMath>
@@ -864,7 +1032,7 @@
       </m:oMath>
       <w:r>
         <w:rPr>
-          <w:rFonts w:hint="eastAsia"/>
+          <w:rFonts w:hint="eastAsia" w:eastAsia="黑体"/>
         </w:rPr>
         <w:t xml:space="preserve">，使检测质量块发生与角速度成正比的位移，电容检测电路测出该位移并转换为角速度输出。</w:t>
       </w:r>
@@ -877,7 +1045,7 @@
       </w:pPr>
       <w:r>
         <w:rPr>
-          <w:rFonts w:hint="eastAsia"/>
+          <w:rFonts w:hint="eastAsia" w:eastAsia="黑体"/>
         </w:rPr>
         <w:t xml:space="preserve">关键计算公式</w:t>
       </w:r>
@@ -891,7 +1059,7 @@
       </w:pPr>
       <w:r>
         <w:rPr>
-          <w:rFonts w:hint="eastAsia"/>
+          <w:rFonts w:hint="eastAsia" w:eastAsia="黑体"/>
         </w:rPr>
         <w:t xml:space="preserve">科里奥利力：</w:t>
       </w:r>
@@ -951,7 +1119,7 @@
       </w:pPr>
       <w:r>
         <w:rPr>
-          <w:rFonts w:hint="eastAsia"/>
+          <w:rFonts w:hint="eastAsia" w:eastAsia="黑体"/>
         </w:rPr>
         <w:t xml:space="preserve">输出与角速度：</w:t>
       </w:r>
@@ -1017,7 +1185,7 @@
       </w:pPr>
       <w:r>
         <w:rPr>
-          <w:rFonts w:hint="eastAsia"/>
+          <w:rFonts w:hint="eastAsia" w:eastAsia="黑体"/>
         </w:rPr>
         <w:t xml:space="preserve">分辨率：</w:t>
       </w:r>
@@ -1135,7 +1303,7 @@
             </w:pPr>
             <w:r>
               <w:rPr>
-                <w:rFonts w:hint="eastAsia"/>
+                <w:rFonts w:hint="eastAsia" w:eastAsia="黑体"/>
               </w:rPr>
               <w:t xml:space="preserve">符号</w:t>
             </w:r>
@@ -1149,7 +1317,7 @@
             </w:pPr>
             <w:r>
               <w:rPr>
-                <w:rFonts w:hint="eastAsia"/>
+                <w:rFonts w:hint="eastAsia" w:eastAsia="黑体"/>
               </w:rPr>
               <w:t xml:space="preserve">含义</w:t>
             </w:r>
@@ -1163,7 +1331,7 @@
             </w:pPr>
             <w:r>
               <w:rPr>
-                <w:rFonts w:hint="eastAsia"/>
+                <w:rFonts w:hint="eastAsia" w:eastAsia="黑体"/>
               </w:rPr>
               <w:t xml:space="preserve">单位</w:t>
             </w:r>
@@ -1192,6 +1360,9 @@
               </m:sSub>
             </m:oMath>
             <w:r>
+              <w:rPr>
+                <w:rFonts w:eastAsia="黑体"/>
+              </w:rPr>
               <w:t xml:space="preserve">​</w:t>
             </w:r>
           </w:p>
@@ -1204,7 +1375,7 @@
             </w:pPr>
             <w:r>
               <w:rPr>
-                <w:rFonts w:hint="eastAsia"/>
+                <w:rFonts w:hint="eastAsia" w:eastAsia="黑体"/>
               </w:rPr>
               <w:t xml:space="preserve">科里奥利力</w:t>
             </w:r>
@@ -1217,6 +1388,9 @@
               <w:pStyle w:val="Compact"/>
             </w:pPr>
             <w:r>
+              <w:rPr>
+                <w:rFonts w:eastAsia="黑体"/>
+              </w:rPr>
               <w:t xml:space="preserve">N</w:t>
             </w:r>
           </w:p>
@@ -1235,6 +1409,9 @@
               </m:r>
             </m:oMath>
             <w:r>
+              <w:rPr>
+                <w:rFonts w:eastAsia="黑体"/>
+              </w:rPr>
               <w:t xml:space="preserve">​</w:t>
             </w:r>
           </w:p>
@@ -1247,7 +1424,7 @@
             </w:pPr>
             <w:r>
               <w:rPr>
-                <w:rFonts w:hint="eastAsia"/>
+                <w:rFonts w:hint="eastAsia" w:eastAsia="黑体"/>
               </w:rPr>
               <w:t xml:space="preserve">质量块质量</w:t>
             </w:r>
@@ -1260,6 +1437,9 @@
               <w:pStyle w:val="Compact"/>
             </w:pPr>
             <w:r>
+              <w:rPr>
+                <w:rFonts w:eastAsia="黑体"/>
+              </w:rPr>
               <w:t xml:space="preserve">kg</w:t>
             </w:r>
           </w:p>
@@ -1278,6 +1458,9 @@
               </m:r>
             </m:oMath>
             <w:r>
+              <w:rPr>
+                <w:rFonts w:eastAsia="黑体"/>
+              </w:rPr>
               <w:t xml:space="preserve">​</w:t>
             </w:r>
           </w:p>
@@ -1290,7 +1473,7 @@
             </w:pPr>
             <w:r>
               <w:rPr>
-                <w:rFonts w:hint="eastAsia"/>
+                <w:rFonts w:hint="eastAsia" w:eastAsia="黑体"/>
               </w:rPr>
               <w:t xml:space="preserve">振动速度</w:t>
             </w:r>
@@ -1303,6 +1486,9 @@
               <w:pStyle w:val="Compact"/>
             </w:pPr>
             <w:r>
+              <w:rPr>
+                <w:rFonts w:eastAsia="黑体"/>
+              </w:rPr>
               <w:t xml:space="preserve">m/s</w:t>
             </w:r>
           </w:p>
@@ -1324,6 +1510,9 @@
               </m:r>
             </m:oMath>
             <w:r>
+              <w:rPr>
+                <w:rFonts w:eastAsia="黑体"/>
+              </w:rPr>
               <w:t xml:space="preserve">​</w:t>
             </w:r>
           </w:p>
@@ -1336,7 +1525,7 @@
             </w:pPr>
             <w:r>
               <w:rPr>
-                <w:rFonts w:hint="eastAsia"/>
+                <w:rFonts w:hint="eastAsia" w:eastAsia="黑体"/>
               </w:rPr>
               <w:t xml:space="preserve">角速度</w:t>
             </w:r>
@@ -1349,6 +1538,9 @@
               <w:pStyle w:val="Compact"/>
             </w:pPr>
             <w:r>
+              <w:rPr>
+                <w:rFonts w:eastAsia="黑体"/>
+              </w:rPr>
               <w:t xml:space="preserve">rad/s</w:t>
             </w:r>
           </w:p>
@@ -1367,6 +1559,9 @@
               </m:r>
             </m:oMath>
             <w:r>
+              <w:rPr>
+                <w:rFonts w:eastAsia="黑体"/>
+              </w:rPr>
               <w:t xml:space="preserve">​</w:t>
             </w:r>
           </w:p>
@@ -1379,7 +1574,7 @@
             </w:pPr>
             <w:r>
               <w:rPr>
-                <w:rFonts w:hint="eastAsia"/>
+                <w:rFonts w:hint="eastAsia" w:eastAsia="黑体"/>
               </w:rPr>
               <w:t xml:space="preserve">灵敏度</w:t>
             </w:r>
@@ -1392,6 +1587,9 @@
               <w:pStyle w:val="Compact"/>
             </w:pPr>
             <w:r>
+              <w:rPr>
+                <w:rFonts w:eastAsia="黑体"/>
+              </w:rPr>
               <w:t xml:space="preserve">LSB/(°/s)</w:t>
             </w:r>
           </w:p>
@@ -1422,6 +1620,9 @@
               </m:r>
             </m:oMath>
             <w:r>
+              <w:rPr>
+                <w:rFonts w:eastAsia="黑体"/>
+              </w:rPr>
               <w:t xml:space="preserve">​</w:t>
             </w:r>
           </w:p>
@@ -1434,7 +1635,7 @@
             </w:pPr>
             <w:r>
               <w:rPr>
-                <w:rFonts w:hint="eastAsia"/>
+                <w:rFonts w:hint="eastAsia" w:eastAsia="黑体"/>
               </w:rPr>
               <w:t xml:space="preserve">量程</w:t>
             </w:r>
@@ -1447,6 +1648,9 @@
               <w:pStyle w:val="Compact"/>
             </w:pPr>
             <w:r>
+              <w:rPr>
+                <w:rFonts w:eastAsia="黑体"/>
+              </w:rPr>
               <w:t xml:space="preserve">°/s</w:t>
             </w:r>
           </w:p>
@@ -1461,7 +1665,7 @@
       </w:pPr>
       <w:r>
         <w:rPr>
-          <w:rFonts w:hint="eastAsia"/>
+          <w:rFonts w:hint="eastAsia" w:eastAsia="黑体"/>
         </w:rPr>
         <w:t xml:space="preserve">元件调整影响</w:t>
       </w:r>
@@ -1476,7 +1680,7 @@
       </w:pPr>
       <w:r>
         <w:rPr>
-          <w:rFonts w:hint="eastAsia"/>
+          <w:rFonts w:hint="eastAsia" w:eastAsia="黑体"/>
           <w:b/>
           <w:bCs/>
         </w:rPr>
@@ -1484,20 +1688,27 @@
       </w:r>
       <w:r>
         <w:rPr>
+          <w:rFonts w:eastAsia="黑体"/>
           <w:b/>
           <w:bCs/>
         </w:rPr>
         <w:t xml:space="preserve"> ↑</w:t>
       </w:r>
       <w:r>
+        <w:rPr>
+          <w:rFonts w:eastAsia="黑体"/>
+        </w:rPr>
         <w:t xml:space="preserve"> </w:t>
       </w:r>
       <w:r>
+        <w:rPr>
+          <w:rFonts w:eastAsia="黑体"/>
+        </w:rPr>
         <w:t xml:space="preserve">→ </w:t>
       </w:r>
       <w:r>
         <w:rPr>
-          <w:rFonts w:hint="eastAsia"/>
+          <w:rFonts w:hint="eastAsia" w:eastAsia="黑体"/>
         </w:rPr>
         <w:t xml:space="preserve">可测更快旋转，但分辨率降低。</w:t>
       </w:r>
@@ -1512,7 +1723,7 @@
       </w:pPr>
       <w:r>
         <w:rPr>
-          <w:rFonts w:hint="eastAsia"/>
+          <w:rFonts w:hint="eastAsia" w:eastAsia="黑体"/>
           <w:b/>
           <w:bCs/>
         </w:rPr>
@@ -1520,20 +1731,27 @@
       </w:r>
       <w:r>
         <w:rPr>
+          <w:rFonts w:eastAsia="黑体"/>
           <w:b/>
           <w:bCs/>
         </w:rPr>
         <w:t xml:space="preserve"> ODR ↑</w:t>
       </w:r>
       <w:r>
+        <w:rPr>
+          <w:rFonts w:eastAsia="黑体"/>
+        </w:rPr>
         <w:t xml:space="preserve"> </w:t>
       </w:r>
       <w:r>
+        <w:rPr>
+          <w:rFonts w:eastAsia="黑体"/>
+        </w:rPr>
         <w:t xml:space="preserve">→ </w:t>
       </w:r>
       <w:r>
         <w:rPr>
-          <w:rFonts w:hint="eastAsia"/>
+          <w:rFonts w:hint="eastAsia" w:eastAsia="黑体"/>
         </w:rPr>
         <w:t xml:space="preserve">响应快，噪声与功耗增大。</w:t>
       </w:r>
@@ -1548,21 +1766,27 @@
       </w:pPr>
       <w:r>
         <w:rPr>
-          <w:rFonts w:hint="eastAsia"/>
+          <w:rFonts w:hint="eastAsia" w:eastAsia="黑体"/>
           <w:b/>
           <w:bCs/>
         </w:rPr>
         <w:t xml:space="preserve">去耦不良</w:t>
       </w:r>
       <w:r>
+        <w:rPr>
+          <w:rFonts w:eastAsia="黑体"/>
+        </w:rPr>
         <w:t xml:space="preserve"> </w:t>
       </w:r>
       <w:r>
+        <w:rPr>
+          <w:rFonts w:eastAsia="黑体"/>
+        </w:rPr>
         <w:t xml:space="preserve">→ </w:t>
       </w:r>
       <w:r>
         <w:rPr>
-          <w:rFonts w:hint="eastAsia"/>
+          <w:rFonts w:hint="eastAsia" w:eastAsia="黑体"/>
         </w:rPr>
         <w:t xml:space="preserve">电源噪声增大角速度噪声（尤其低通滤波后仍存在）。</w:t>
       </w:r>
@@ -1577,7 +1801,7 @@
       </w:pPr>
       <w:r>
         <w:rPr>
-          <w:rFonts w:hint="eastAsia"/>
+          <w:rFonts w:hint="eastAsia" w:eastAsia="黑体"/>
         </w:rPr>
         <w:t xml:space="preserve">敏感轴正交性偏差导致交叉耦合，安装与校准需注意。</w:t>
       </w:r>
@@ -1590,7 +1814,7 @@
       </w:pPr>
       <w:r>
         <w:rPr>
-          <w:rFonts w:hint="eastAsia"/>
+          <w:rFonts w:hint="eastAsia" w:eastAsia="黑体"/>
         </w:rPr>
         <w:t xml:space="preserve">典型参数示例</w:t>
       </w:r>
@@ -1605,11 +1829,14 @@
       </w:pPr>
       <w:r>
         <w:rPr>
-          <w:rFonts w:hint="eastAsia"/>
+          <w:rFonts w:hint="eastAsia" w:eastAsia="黑体"/>
         </w:rPr>
         <w:t xml:space="preserve">量程</w:t>
       </w:r>
       <w:r>
+        <w:rPr>
+          <w:rFonts w:eastAsia="黑体"/>
+        </w:rPr>
         <w:t xml:space="preserve"> </w:t>
       </w:r>
       <m:oMath>
@@ -1646,11 +1873,14 @@
         </m:r>
       </m:oMath>
       <w:r>
+        <w:rPr>
+          <w:rFonts w:eastAsia="黑体"/>
+        </w:rPr>
         <w:t xml:space="preserve">、16 </w:t>
       </w:r>
       <w:r>
         <w:rPr>
-          <w:rFonts w:hint="eastAsia"/>
+          <w:rFonts w:hint="eastAsia" w:eastAsia="黑体"/>
         </w:rPr>
         <w:t xml:space="preserve">位输出：</w:t>
       </w:r>
@@ -1748,6 +1978,9 @@
         </m:r>
       </m:oMath>
       <w:r>
+        <w:rPr>
+          <w:rFonts w:eastAsia="黑体"/>
+        </w:rPr>
         <w:t xml:space="preserve">。</w:t>
       </w:r>
     </w:p>
@@ -1761,11 +1994,14 @@
       </w:pPr>
       <w:r>
         <w:rPr>
-          <w:rFonts w:hint="eastAsia"/>
+          <w:rFonts w:hint="eastAsia" w:eastAsia="黑体"/>
         </w:rPr>
         <w:t xml:space="preserve">灵敏度</w:t>
       </w:r>
       <w:r>
+        <w:rPr>
+          <w:rFonts w:eastAsia="黑体"/>
+        </w:rPr>
         <w:t xml:space="preserve"> </w:t>
       </w:r>
       <m:oMath>
@@ -1826,11 +2062,14 @@
         </m:r>
       </m:oMath>
       <w:r>
+        <w:rPr>
+          <w:rFonts w:eastAsia="黑体"/>
+        </w:rPr>
         <w:t xml:space="preserve"> </w:t>
       </w:r>
       <w:r>
         <w:rPr>
-          <w:rFonts w:hint="eastAsia"/>
+          <w:rFonts w:hint="eastAsia" w:eastAsia="黑体"/>
         </w:rPr>
         <w:t xml:space="preserve">时，</w:t>
       </w:r>
@@ -1874,15 +2113,21 @@
         </m:r>
       </m:oMath>
       <w:r>
+        <w:rPr>
+          <w:rFonts w:eastAsia="黑体"/>
+        </w:rPr>
         <w:t xml:space="preserve"> </w:t>
       </w:r>
       <w:r>
         <w:rPr>
-          <w:rFonts w:hint="eastAsia"/>
+          <w:rFonts w:hint="eastAsia" w:eastAsia="黑体"/>
         </w:rPr>
         <w:t xml:space="preserve">对应</w:t>
       </w:r>
       <w:r>
+        <w:rPr>
+          <w:rFonts w:eastAsia="黑体"/>
+        </w:rPr>
         <w:t xml:space="preserve"> 13100 LSB。</w:t>
       </w:r>
     </w:p>
@@ -1894,7 +2139,7 @@
       </w:pPr>
       <w:r>
         <w:rPr>
-          <w:rFonts w:hint="eastAsia"/>
+          <w:rFonts w:hint="eastAsia" w:eastAsia="黑体"/>
         </w:rPr>
         <w:t xml:space="preserve">常见器件型号</w:t>
       </w:r>
@@ -1908,11 +2153,14 @@
         </w:numPr>
       </w:pPr>
       <w:r>
+        <w:rPr>
+          <w:rFonts w:eastAsia="黑体"/>
+        </w:rPr>
         <w:t xml:space="preserve">MEMS </w:t>
       </w:r>
       <w:r>
         <w:rPr>
-          <w:rFonts w:hint="eastAsia"/>
+          <w:rFonts w:hint="eastAsia" w:eastAsia="黑体"/>
         </w:rPr>
         <w:t xml:space="preserve">陀螺仪：L3GD20、ITG-3200、MPU6050/MPU9250（含加速度计）。</w:t>
       </w:r>
@@ -1925,7 +2173,7 @@
       </w:pPr>
       <w:r>
         <w:rPr>
-          <w:rFonts w:hint="eastAsia"/>
+          <w:rFonts w:hint="eastAsia" w:eastAsia="黑体"/>
         </w:rPr>
         <w:t xml:space="preserve">注意事项</w:t>
       </w:r>
@@ -1940,7 +2188,7 @@
       </w:pPr>
       <w:r>
         <w:rPr>
-          <w:rFonts w:hint="eastAsia"/>
+          <w:rFonts w:hint="eastAsia" w:eastAsia="黑体"/>
         </w:rPr>
         <w:t xml:space="preserve">陀螺仪存在零偏与零偏温漂，需上电稳定与零偏校准。</w:t>
       </w:r>
@@ -1955,7 +2203,7 @@
       </w:pPr>
       <w:r>
         <w:rPr>
-          <w:rFonts w:hint="eastAsia"/>
+          <w:rFonts w:hint="eastAsia" w:eastAsia="黑体"/>
         </w:rPr>
         <w:t xml:space="preserve">积分角速度求角度会随时间累积漂移，需与加速度计/磁力计融合。</w:t>
       </w:r>
@@ -1970,7 +2218,7 @@
       </w:pPr>
       <w:r>
         <w:rPr>
-          <w:rFonts w:hint="eastAsia"/>
+          <w:rFonts w:hint="eastAsia" w:eastAsia="黑体"/>
         </w:rPr>
         <w:t xml:space="preserve">机械振动、电源噪声会引入误差，注意减振与去耦。</w:t>
       </w:r>
@@ -1985,7 +2233,7 @@
       </w:pPr>
       <w:r>
         <w:rPr>
-          <w:rFonts w:hint="eastAsia"/>
+          <w:rFonts w:hint="eastAsia" w:eastAsia="黑体"/>
         </w:rPr>
         <w:t xml:space="preserve">注意量程选择，超过量程会饱和。</w:t>
       </w:r>
@@ -1998,7 +2246,7 @@
       </w:pPr>
       <w:r>
         <w:rPr>
-          <w:rFonts w:hint="eastAsia"/>
+          <w:rFonts w:hint="eastAsia" w:eastAsia="黑体"/>
         </w:rPr>
         <w:t xml:space="preserve">参考资料</w:t>
       </w:r>
@@ -2012,11 +2260,14 @@
         </w:numPr>
       </w:pPr>
       <w:r>
+        <w:rPr>
+          <w:rFonts w:eastAsia="黑体"/>
+        </w:rPr>
         <w:t xml:space="preserve">ST L3GD20 </w:t>
       </w:r>
       <w:r>
         <w:rPr>
-          <w:rFonts w:hint="eastAsia"/>
+          <w:rFonts w:hint="eastAsia" w:eastAsia="黑体"/>
         </w:rPr>
         <w:t xml:space="preserve">数据手册。</w:t>
       </w:r>
@@ -2030,6 +2281,9 @@
         </w:numPr>
       </w:pPr>
       <w:r>
+        <w:rPr>
+          <w:rFonts w:eastAsia="黑体"/>
+        </w:rPr>
         <w:t xml:space="preserve">Wikipedia: Gyroscope。</w:t>
       </w:r>
     </w:p>
@@ -2042,11 +2296,11 @@
       </w:pPr>
       <w:r>
         <w:rPr>
-          <w:rFonts w:ascii="Times New Roman" w:hAnsi="Times New Roman"/>
+          <w:rFonts w:ascii="Times New Roman" w:hAnsi="Times New Roman" w:eastAsia="黑体"/>
           <w:color w:val="555555"/>
           <w:sz w:val="21"/>
         </w:rPr>
-        <w:t>材料收集者：杜文杰</w:t>
+        <w:t>材料收集者：杜文杰，WX手机：19519196569，QQ:3478827729</w:t>
       </w:r>
     </w:p>
     <w:sectPr>
@@ -2066,7 +2320,7 @@
 </file>
 
 <file path=word/footer1.xml><?xml version="1.0" encoding="utf-8"?>
-<w:ftr xmlns:m="http://schemas.openxmlformats.org/officeDocument/2006/math" xmlns:mc="http://schemas.openxmlformats.org/markup-compatibility/2006" xmlns:mo="http://schemas.microsoft.com/office/mac/office/2008/main" xmlns:mv="urn:schemas-microsoft-com:mac:vml" xmlns:o="urn:schemas-microsoft-com:office:office" xmlns:r="http://schemas.openxmlformats.org/officeDocument/2006/relationships" xmlns:v="urn:schemas-microsoft-com:vml" xmlns:w10="urn:schemas-microsoft-com:office:word" xmlns:w14="http://schemas.microsoft.com/office/word/2010/wordml" xmlns:w="http://schemas.openxmlformats.org/wordprocessingml/2006/main" xmlns:wne="http://schemas.microsoft.com/office/word/2006/wordml" xmlns:wp14="http://schemas.microsoft.com/office/word/2010/wordprocessingDrawing" xmlns:wp="http://schemas.openxmlformats.org/drawingml/2006/wordprocessingDrawing" xmlns:wpc="http://schemas.microsoft.com/office/word/2010/wordprocessingCanvas" xmlns:wpg="http://schemas.microsoft.com/office/word/2010/wordprocessingGroup" xmlns:wpi="http://schemas.microsoft.com/office/word/2010/wordprocessingInk" xmlns:wps="http://schemas.microsoft.com/office/word/2010/wordprocessingShape" mc:Ignorable="w14 wp14">
+<w:ftr xmlns:mc="http://schemas.openxmlformats.org/markup-compatibility/2006" xmlns:w="http://schemas.openxmlformats.org/wordprocessingml/2006/main" xmlns:m="http://schemas.openxmlformats.org/officeDocument/2006/math" xmlns:mo="http://schemas.microsoft.com/office/mac/office/2008/main" xmlns:mv="urn:schemas-microsoft-com:mac:vml" xmlns:o="urn:schemas-microsoft-com:office:office" xmlns:r="http://schemas.openxmlformats.org/officeDocument/2006/relationships" xmlns:v="urn:schemas-microsoft-com:vml" xmlns:w10="urn:schemas-microsoft-com:office:word" xmlns:w14="http://schemas.microsoft.com/office/word/2010/wordml" xmlns:wne="http://schemas.microsoft.com/office/word/2006/wordml" xmlns:wp14="http://schemas.microsoft.com/office/word/2010/wordprocessingDrawing" xmlns:wp="http://schemas.openxmlformats.org/drawingml/2006/wordprocessingDrawing" xmlns:wpc="http://schemas.microsoft.com/office/word/2010/wordprocessingCanvas" xmlns:wpg="http://schemas.microsoft.com/office/word/2010/wordprocessingGroup" xmlns:wpi="http://schemas.microsoft.com/office/word/2010/wordprocessingInk" xmlns:wps="http://schemas.microsoft.com/office/word/2010/wordprocessingShape" mc:Ignorable="w14 wp14">
   <w:p>
     <w:pPr>
       <w:pStyle w:val="Footer"/>
@@ -2074,12 +2328,14 @@
     </w:pPr>
     <w:r>
       <w:rPr>
+        <w:rFonts w:eastAsia="黑体"/>
         <w:sz w:val="18"/>
       </w:rPr>
       <w:t xml:space="preserve">第 </w:t>
     </w:r>
     <w:r>
       <w:rPr>
+        <w:rFonts w:eastAsia="黑体"/>
         <w:sz w:val="18"/>
       </w:rPr>
       <w:fldChar w:fldCharType="begin"/>
@@ -2088,6 +2344,7 @@
     </w:r>
     <w:r>
       <w:rPr>
+        <w:rFonts w:eastAsia="黑体"/>
         <w:sz w:val="18"/>
       </w:rPr>
       <w:t xml:space="preserve"> 页</w:t>
@@ -2101,6 +2358,9 @@
   <w:footnote w:type="continuationSeparator" w:id="0">
     <w:p>
       <w:r>
+        <w:rPr>
+          <w:rFonts w:eastAsia="黑体"/>
+        </w:rPr>
         <w:continuationSeparator/>
       </w:r>
     </w:p>
@@ -2108,6 +2368,9 @@
   <w:footnote w:type="separator" w:id="-1">
     <w:p>
       <w:r>
+        <w:rPr>
+          <w:rFonts w:eastAsia="黑体"/>
+        </w:rPr>
         <w:separator/>
       </w:r>
     </w:p>
@@ -2116,7 +2379,7 @@
 </file>
 
 <file path=word/header1.xml><?xml version="1.0" encoding="utf-8"?>
-<w:hdr xmlns:m="http://schemas.openxmlformats.org/officeDocument/2006/math" xmlns:mc="http://schemas.openxmlformats.org/markup-compatibility/2006" xmlns:mo="http://schemas.microsoft.com/office/mac/office/2008/main" xmlns:mv="urn:schemas-microsoft-com:mac:vml" xmlns:o="urn:schemas-microsoft-com:office:office" xmlns:r="http://schemas.openxmlformats.org/officeDocument/2006/relationships" xmlns:v="urn:schemas-microsoft-com:vml" xmlns:w10="urn:schemas-microsoft-com:office:word" xmlns:w14="http://schemas.microsoft.com/office/word/2010/wordml" xmlns:w="http://schemas.openxmlformats.org/wordprocessingml/2006/main" xmlns:wne="http://schemas.microsoft.com/office/word/2006/wordml" xmlns:wp14="http://schemas.microsoft.com/office/word/2010/wordprocessingDrawing" xmlns:wp="http://schemas.openxmlformats.org/drawingml/2006/wordprocessingDrawing" xmlns:wpc="http://schemas.microsoft.com/office/word/2010/wordprocessingCanvas" xmlns:wpg="http://schemas.microsoft.com/office/word/2010/wordprocessingGroup" xmlns:wpi="http://schemas.microsoft.com/office/word/2010/wordprocessingInk" xmlns:wps="http://schemas.microsoft.com/office/word/2010/wordprocessingShape" mc:Ignorable="w14 wp14">
+<w:hdr xmlns:mc="http://schemas.openxmlformats.org/markup-compatibility/2006" xmlns:w="http://schemas.openxmlformats.org/wordprocessingml/2006/main" xmlns:m="http://schemas.openxmlformats.org/officeDocument/2006/math" xmlns:mo="http://schemas.microsoft.com/office/mac/office/2008/main" xmlns:mv="urn:schemas-microsoft-com:mac:vml" xmlns:o="urn:schemas-microsoft-com:office:office" xmlns:r="http://schemas.openxmlformats.org/officeDocument/2006/relationships" xmlns:v="urn:schemas-microsoft-com:vml" xmlns:w10="urn:schemas-microsoft-com:office:word" xmlns:w14="http://schemas.microsoft.com/office/word/2010/wordml" xmlns:wne="http://schemas.microsoft.com/office/word/2006/wordml" xmlns:wp14="http://schemas.microsoft.com/office/word/2010/wordprocessingDrawing" xmlns:wp="http://schemas.openxmlformats.org/drawingml/2006/wordprocessingDrawing" xmlns:wpc="http://schemas.microsoft.com/office/word/2010/wordprocessingCanvas" xmlns:wpg="http://schemas.microsoft.com/office/word/2010/wordprocessingGroup" xmlns:wpi="http://schemas.microsoft.com/office/word/2010/wordprocessingInk" xmlns:wps="http://schemas.microsoft.com/office/word/2010/wordprocessingShape" mc:Ignorable="w14 wp14">
   <w:p>
     <w:pPr>
       <w:pStyle w:val="Header"/>
@@ -2124,7 +2387,7 @@
     </w:pPr>
     <w:r>
       <w:rPr>
-        <w:rFonts w:ascii="Times New Roman" w:hAnsi="Times New Roman"/>
+        <w:rFonts w:ascii="Times New Roman" w:hAnsi="Times New Roman" w:eastAsia="黑体"/>
         <w:sz w:val="18"/>
         <w:rFonts w:eastAsia="黑体"/>
         <w:rFonts w:eastAsia="黑体"/>
@@ -2136,7 +2399,7 @@
 </file>
 
 <file path=word/numbering.xml><?xml version="1.0" encoding="utf-8"?>
-<w:numbering xmlns:m="http://schemas.openxmlformats.org/officeDocument/2006/math" xmlns:mc="http://schemas.openxmlformats.org/markup-compatibility/2006" xmlns:mo="http://schemas.microsoft.com/office/mac/office/2008/main" xmlns:mv="urn:schemas-microsoft-com:mac:vml" xmlns:o="urn:schemas-microsoft-com:office:office" xmlns:r="http://schemas.openxmlformats.org/officeDocument/2006/relationships" xmlns:v="urn:schemas-microsoft-com:vml" xmlns:w="http://schemas.openxmlformats.org/wordprocessingml/2006/main" xmlns:w10="urn:schemas-microsoft-com:office:word" xmlns:w14="http://schemas.microsoft.com/office/word/2010/wordml" xmlns:wne="http://schemas.microsoft.com/office/word/2006/wordml" xmlns:wp="http://schemas.openxmlformats.org/drawingml/2006/wordprocessingDrawing" xmlns:wp14="http://schemas.microsoft.com/office/word/2010/wordprocessingDrawing" xmlns:wpc="http://schemas.microsoft.com/office/word/2010/wordprocessingCanvas" xmlns:wpg="http://schemas.microsoft.com/office/word/2010/wordprocessingGroup" xmlns:wpi="http://schemas.microsoft.com/office/word/2010/wordprocessingInk" xmlns:wps="http://schemas.microsoft.com/office/word/2010/wordprocessingShape" mc:Ignorable="w14 wp14">
+<w:numbering xmlns:mc="http://schemas.openxmlformats.org/markup-compatibility/2006" xmlns:w="http://schemas.openxmlformats.org/wordprocessingml/2006/main" xmlns:m="http://schemas.openxmlformats.org/officeDocument/2006/math" xmlns:mo="http://schemas.microsoft.com/office/mac/office/2008/main" xmlns:mv="urn:schemas-microsoft-com:mac:vml" xmlns:o="urn:schemas-microsoft-com:office:office" xmlns:r="http://schemas.openxmlformats.org/officeDocument/2006/relationships" xmlns:v="urn:schemas-microsoft-com:vml" xmlns:w10="urn:schemas-microsoft-com:office:word" xmlns:w14="http://schemas.microsoft.com/office/word/2010/wordml" xmlns:wne="http://schemas.microsoft.com/office/word/2006/wordml" xmlns:wp="http://schemas.openxmlformats.org/drawingml/2006/wordprocessingDrawing" xmlns:wp14="http://schemas.microsoft.com/office/word/2010/wordprocessingDrawing" xmlns:wpc="http://schemas.microsoft.com/office/word/2010/wordprocessingCanvas" xmlns:wpg="http://schemas.microsoft.com/office/word/2010/wordprocessingGroup" xmlns:wpi="http://schemas.microsoft.com/office/word/2010/wordprocessingInk" xmlns:wps="http://schemas.microsoft.com/office/word/2010/wordprocessingShape" mc:Ignorable="w14 wp14">
   <w:abstractNum w:abstractNumId="0">
     <w:nsid w:val="FFFFFF7C"/>
     <w:multiLevelType w:val="singleLevel"/>
@@ -2223,7 +2486,7 @@
         <w:ind w:hanging="360" w:left="1440"/>
       </w:pPr>
       <w:rPr>
-        <w:rFonts w:ascii="Symbol" w:hAnsi="Symbol" w:hint="default"/>
+        <w:rFonts w:ascii="Symbol" w:hAnsi="Symbol" w:hint="default" w:eastAsia="黑体"/>
       </w:rPr>
     </w:lvl>
   </w:abstractNum>
@@ -2244,7 +2507,7 @@
         <w:ind w:hanging="360" w:left="1080"/>
       </w:pPr>
       <w:rPr>
-        <w:rFonts w:ascii="Symbol" w:hAnsi="Symbol" w:hint="default"/>
+        <w:rFonts w:ascii="Symbol" w:hAnsi="Symbol" w:hint="default" w:eastAsia="黑体"/>
       </w:rPr>
     </w:lvl>
   </w:abstractNum>
@@ -2265,7 +2528,7 @@
         <w:ind w:hanging="360" w:left="720"/>
       </w:pPr>
       <w:rPr>
-        <w:rFonts w:ascii="Symbol" w:hAnsi="Symbol" w:hint="default"/>
+        <w:rFonts w:ascii="Symbol" w:hAnsi="Symbol" w:hint="default" w:eastAsia="黑体"/>
       </w:rPr>
     </w:lvl>
   </w:abstractNum>
@@ -2304,7 +2567,7 @@
         <w:ind w:hanging="360" w:left="360"/>
       </w:pPr>
       <w:rPr>
-        <w:rFonts w:ascii="Symbol" w:hAnsi="Symbol" w:hint="default"/>
+        <w:rFonts w:ascii="Symbol" w:hAnsi="Symbol" w:hint="default" w:eastAsia="黑体"/>
       </w:rPr>
     </w:lvl>
   </w:abstractNum>
@@ -2395,7 +2658,7 @@
         <w:ind w:left="720" w:hanging="360"/>
       </w:pPr>
       <w:rPr>
-        <w:rFonts w:ascii="Symbol" w:hAnsi="Symbol" w:cs="Symbol" w:hint="default"/>
+        <w:rFonts w:ascii="Symbol" w:hAnsi="Symbol" w:cs="Symbol" w:hint="default" w:eastAsia="黑体"/>
       </w:rPr>
     </w:lvl>
     <w:lvl w:ilvl="1">
@@ -2406,7 +2669,7 @@
         <w:ind w:left="1440" w:hanging="360"/>
       </w:pPr>
       <w:rPr>
-        <w:rFonts w:ascii="Courier New" w:hAnsi="Courier New" w:cs="Courier New" w:hint="default"/>
+        <w:rFonts w:ascii="Courier New" w:hAnsi="Courier New" w:cs="Courier New" w:hint="default" w:eastAsia="黑体"/>
       </w:rPr>
     </w:lvl>
     <w:lvl w:ilvl="2">
@@ -2417,7 +2680,7 @@
         <w:ind w:left="2160" w:hanging="360"/>
       </w:pPr>
       <w:rPr>
-        <w:rFonts w:ascii="Wingdings" w:hAnsi="Wingdings" w:cs="Wingdings" w:hint="default"/>
+        <w:rFonts w:ascii="Wingdings" w:hAnsi="Wingdings" w:cs="Wingdings" w:hint="default" w:eastAsia="黑体"/>
       </w:rPr>
     </w:lvl>
     <w:lvl w:ilvl="3">
@@ -2428,7 +2691,7 @@
         <w:ind w:left="2880" w:hanging="360"/>
       </w:pPr>
       <w:rPr>
-        <w:rFonts w:ascii="Symbol" w:hAnsi="Symbol" w:cs="Symbol" w:hint="default"/>
+        <w:rFonts w:ascii="Symbol" w:hAnsi="Symbol" w:cs="Symbol" w:hint="default" w:eastAsia="黑体"/>
       </w:rPr>
     </w:lvl>
     <w:lvl w:ilvl="4">
@@ -2439,7 +2702,7 @@
         <w:ind w:left="3600" w:hanging="360"/>
       </w:pPr>
       <w:rPr>
-        <w:rFonts w:ascii="Courier New" w:hAnsi="Courier New" w:cs="Courier New" w:hint="default"/>
+        <w:rFonts w:ascii="Courier New" w:hAnsi="Courier New" w:cs="Courier New" w:hint="default" w:eastAsia="黑体"/>
       </w:rPr>
     </w:lvl>
     <w:lvl w:ilvl="5">
@@ -2450,7 +2713,7 @@
         <w:ind w:left="4320" w:hanging="360"/>
       </w:pPr>
       <w:rPr>
-        <w:rFonts w:ascii="Wingdings" w:hAnsi="Wingdings" w:cs="Wingdings" w:hint="default"/>
+        <w:rFonts w:ascii="Wingdings" w:hAnsi="Wingdings" w:cs="Wingdings" w:hint="default" w:eastAsia="黑体"/>
       </w:rPr>
     </w:lvl>
     <w:lvl w:ilvl="6">
@@ -2461,7 +2724,7 @@
         <w:ind w:left="5040" w:hanging="360"/>
       </w:pPr>
       <w:rPr>
-        <w:rFonts w:ascii="Symbol" w:hAnsi="Symbol" w:cs="Symbol" w:hint="default"/>
+        <w:rFonts w:ascii="Symbol" w:hAnsi="Symbol" w:cs="Symbol" w:hint="default" w:eastAsia="黑体"/>
       </w:rPr>
     </w:lvl>
     <w:lvl w:ilvl="7">
@@ -2472,7 +2735,7 @@
         <w:ind w:left="5760" w:hanging="360"/>
       </w:pPr>
       <w:rPr>
-        <w:rFonts w:ascii="Courier New" w:hAnsi="Courier New" w:cs="Courier New" w:hint="default"/>
+        <w:rFonts w:ascii="Courier New" w:hAnsi="Courier New" w:cs="Courier New" w:hint="default" w:eastAsia="黑体"/>
       </w:rPr>
     </w:lvl>
     <w:lvl w:ilvl="8">
@@ -2483,7 +2746,7 @@
         <w:ind w:left="6480" w:hanging="360"/>
       </w:pPr>
       <w:rPr>
-        <w:rFonts w:ascii="Wingdings" w:hAnsi="Wingdings" w:cs="Wingdings" w:hint="default"/>
+        <w:rFonts w:ascii="Wingdings" w:hAnsi="Wingdings" w:cs="Wingdings" w:hint="default" w:eastAsia="黑体"/>
       </w:rPr>
     </w:lvl>
   </w:abstractNum>
@@ -2539,11 +2802,11 @@
 </file>
 
 <file path=word/styles.xml><?xml version="1.0" encoding="utf-8"?>
-<w:styles xmlns:mc="http://schemas.openxmlformats.org/markup-compatibility/2006" xmlns:r="http://schemas.openxmlformats.org/officeDocument/2006/relationships" xmlns:w="http://schemas.openxmlformats.org/wordprocessingml/2006/main" xmlns:w14="http://schemas.microsoft.com/office/word/2010/wordml" mc:Ignorable="w14">
+<w:styles xmlns:mc="http://schemas.openxmlformats.org/markup-compatibility/2006" xmlns:w="http://schemas.openxmlformats.org/wordprocessingml/2006/main" xmlns:r="http://schemas.openxmlformats.org/officeDocument/2006/relationships" xmlns:w14="http://schemas.microsoft.com/office/word/2010/wordml" mc:Ignorable="w14">
   <w:docDefaults>
     <w:rPrDefault>
       <w:rPr>
-        <w:rFonts w:asciiTheme="minorHAnsi" w:cstheme="minorBidi" w:eastAsiaTheme="minorEastAsia" w:hAnsiTheme="minorHAnsi"/>
+        <w:rFonts w:asciiTheme="minorHAnsi" w:cstheme="minorBidi" w:hAnsiTheme="minorHAnsi" w:eastAsia="黑体"/>
         <w:sz w:val="22"/>
         <w:szCs w:val="22"/>
         <w:lang w:bidi="ar-SA" w:eastAsia="en-US" w:val="en-US"/>
@@ -2765,7 +3028,7 @@
       <w:outlineLvl w:val="0"/>
     </w:pPr>
     <w:rPr>
-      <w:rFonts w:ascii="Times New Roman" w:asciiTheme="majorHAnsi" w:cstheme="majorBidi" w:eastAsia="黑体" w:eastAsiaTheme="majorEastAsia" w:hAnsi="Times New Roman" w:hAnsiTheme="majorHAnsi"/>
+      <w:rFonts w:ascii="Times New Roman" w:asciiTheme="majorHAnsi" w:cstheme="majorBidi" w:eastAsia="黑体" w:hAnsi="Times New Roman" w:hAnsiTheme="majorHAnsi"/>
       <w:b/>
       <w:bCs/>
       <w:color w:val="1F3864"/>
@@ -2789,7 +3052,7 @@
       <w:outlineLvl w:val="1"/>
     </w:pPr>
     <w:rPr>
-      <w:rFonts w:ascii="Times New Roman" w:asciiTheme="majorHAnsi" w:cstheme="majorBidi" w:eastAsia="黑体" w:eastAsiaTheme="majorEastAsia" w:hAnsi="Times New Roman" w:hAnsiTheme="majorHAnsi"/>
+      <w:rFonts w:ascii="Times New Roman" w:asciiTheme="majorHAnsi" w:cstheme="majorBidi" w:eastAsia="黑体" w:hAnsi="Times New Roman" w:hAnsiTheme="majorHAnsi"/>
       <w:b/>
       <w:bCs/>
       <w:color w:val="2E4E7E"/>
@@ -2813,7 +3076,7 @@
       <w:outlineLvl w:val="2"/>
     </w:pPr>
     <w:rPr>
-      <w:rFonts w:ascii="Times New Roman" w:asciiTheme="majorHAnsi" w:cstheme="majorBidi" w:eastAsia="黑体" w:eastAsiaTheme="majorEastAsia" w:hAnsi="Times New Roman" w:hAnsiTheme="majorHAnsi"/>
+      <w:rFonts w:ascii="Times New Roman" w:asciiTheme="majorHAnsi" w:cstheme="majorBidi" w:eastAsia="黑体" w:hAnsi="Times New Roman" w:hAnsiTheme="majorHAnsi"/>
       <w:b/>
       <w:bCs/>
       <w:color w:val="2E4E7E"/>
@@ -2837,7 +3100,7 @@
       <w:outlineLvl w:val="3"/>
     </w:pPr>
     <w:rPr>
-      <w:rFonts w:ascii="Times New Roman" w:asciiTheme="majorHAnsi" w:cstheme="majorBidi" w:eastAsia="黑体" w:eastAsiaTheme="majorEastAsia" w:hAnsi="Times New Roman" w:hAnsiTheme="majorHAnsi"/>
+      <w:rFonts w:ascii="Times New Roman" w:asciiTheme="majorHAnsi" w:cstheme="majorBidi" w:eastAsia="黑体" w:hAnsi="Times New Roman" w:hAnsiTheme="majorHAnsi"/>
       <w:b/>
       <w:bCs/>
       <w:i/>
@@ -2863,7 +3126,7 @@
       <w:outlineLvl w:val="4"/>
     </w:pPr>
     <w:rPr>
-      <w:rFonts w:ascii="Times New Roman" w:asciiTheme="majorHAnsi" w:cstheme="majorBidi" w:eastAsia="黑体" w:eastAsiaTheme="majorEastAsia" w:hAnsi="Times New Roman" w:hAnsiTheme="majorHAnsi"/>
+      <w:rFonts w:ascii="Times New Roman" w:asciiTheme="majorHAnsi" w:cstheme="majorBidi" w:eastAsia="黑体" w:hAnsi="Times New Roman" w:hAnsiTheme="majorHAnsi"/>
       <w:b/>
       <w:color w:val="333333"/>
       <w:sz w:val="22"/>
@@ -2886,7 +3149,7 @@
       <w:outlineLvl w:val="5"/>
     </w:pPr>
     <w:rPr>
-      <w:rFonts w:asciiTheme="majorHAnsi" w:cstheme="majorBidi" w:eastAsiaTheme="majorEastAsia" w:hAnsiTheme="majorHAnsi"/>
+      <w:rFonts w:asciiTheme="majorHAnsi" w:cstheme="majorBidi" w:hAnsiTheme="majorHAnsi" w:eastAsia="黑体"/>
       <w:i/>
       <w:iCs/>
       <w:color w:themeColor="accent1" w:themeShade="7F" w:val="243F60"/>
@@ -2909,7 +3172,7 @@
       <w:outlineLvl w:val="6"/>
     </w:pPr>
     <w:rPr>
-      <w:rFonts w:asciiTheme="majorHAnsi" w:cstheme="majorBidi" w:eastAsiaTheme="majorEastAsia" w:hAnsiTheme="majorHAnsi"/>
+      <w:rFonts w:asciiTheme="majorHAnsi" w:cstheme="majorBidi" w:hAnsiTheme="majorHAnsi" w:eastAsia="黑体"/>
       <w:i/>
       <w:iCs/>
       <w:color w:themeColor="text1" w:themeTint="BF" w:val="404040"/>
@@ -2932,7 +3195,7 @@
       <w:outlineLvl w:val="7"/>
     </w:pPr>
     <w:rPr>
-      <w:rFonts w:asciiTheme="majorHAnsi" w:cstheme="majorBidi" w:eastAsiaTheme="majorEastAsia" w:hAnsiTheme="majorHAnsi"/>
+      <w:rFonts w:asciiTheme="majorHAnsi" w:cstheme="majorBidi" w:hAnsiTheme="majorHAnsi" w:eastAsia="黑体"/>
       <w:color w:themeColor="accent1" w:val="4F81BD"/>
       <w:sz w:val="20"/>
       <w:szCs w:val="20"/>
@@ -2955,7 +3218,7 @@
       <w:outlineLvl w:val="8"/>
     </w:pPr>
     <w:rPr>
-      <w:rFonts w:asciiTheme="majorHAnsi" w:cstheme="majorBidi" w:eastAsiaTheme="majorEastAsia" w:hAnsiTheme="majorHAnsi"/>
+      <w:rFonts w:asciiTheme="majorHAnsi" w:cstheme="majorBidi" w:hAnsiTheme="majorHAnsi" w:eastAsia="黑体"/>
       <w:i/>
       <w:iCs/>
       <w:color w:themeColor="text1" w:themeTint="BF" w:val="404040"/>
@@ -3006,7 +3269,7 @@
     <w:uiPriority w:val="9"/>
     <w:rsid w:val="00FC693F"/>
     <w:rPr>
-      <w:rFonts w:asciiTheme="majorHAnsi" w:cstheme="majorBidi" w:eastAsiaTheme="majorEastAsia" w:hAnsiTheme="majorHAnsi"/>
+      <w:rFonts w:asciiTheme="majorHAnsi" w:cstheme="majorBidi" w:hAnsiTheme="majorHAnsi" w:eastAsia="黑体"/>
       <w:b/>
       <w:bCs/>
       <w:color w:themeColor="accent1" w:themeShade="BF" w:val="365F91"/>
@@ -3021,7 +3284,7 @@
     <w:uiPriority w:val="9"/>
     <w:rsid w:val="00FC693F"/>
     <w:rPr>
-      <w:rFonts w:asciiTheme="majorHAnsi" w:cstheme="majorBidi" w:eastAsiaTheme="majorEastAsia" w:hAnsiTheme="majorHAnsi"/>
+      <w:rFonts w:asciiTheme="majorHAnsi" w:cstheme="majorBidi" w:hAnsiTheme="majorHAnsi" w:eastAsia="黑体"/>
       <w:b/>
       <w:bCs/>
       <w:color w:themeColor="accent1" w:val="4F81BD"/>
@@ -3036,7 +3299,7 @@
     <w:uiPriority w:val="9"/>
     <w:rsid w:val="00FC693F"/>
     <w:rPr>
-      <w:rFonts w:asciiTheme="majorHAnsi" w:cstheme="majorBidi" w:eastAsiaTheme="majorEastAsia" w:hAnsiTheme="majorHAnsi"/>
+      <w:rFonts w:asciiTheme="majorHAnsi" w:cstheme="majorBidi" w:hAnsiTheme="majorHAnsi" w:eastAsia="黑体"/>
       <w:b/>
       <w:bCs/>
       <w:color w:themeColor="accent1" w:val="4F81BD"/>
@@ -3059,7 +3322,7 @@
       <w:contextualSpacing/>
     </w:pPr>
     <w:rPr>
-      <w:rFonts w:ascii="Times New Roman" w:asciiTheme="majorHAnsi" w:cstheme="majorBidi" w:eastAsia="黑体" w:eastAsiaTheme="majorEastAsia" w:hAnsi="Times New Roman" w:hAnsiTheme="majorHAnsi"/>
+      <w:rFonts w:ascii="Times New Roman" w:asciiTheme="majorHAnsi" w:cstheme="majorBidi" w:eastAsia="黑体" w:hAnsi="Times New Roman" w:hAnsiTheme="majorHAnsi"/>
       <w:b/>
       <w:color w:val="1F3864"/>
       <w:spacing w:val="5"/>
@@ -3075,7 +3338,7 @@
     <w:uiPriority w:val="10"/>
     <w:rsid w:val="00FC693F"/>
     <w:rPr>
-      <w:rFonts w:asciiTheme="majorHAnsi" w:cstheme="majorBidi" w:eastAsiaTheme="majorEastAsia" w:hAnsiTheme="majorHAnsi"/>
+      <w:rFonts w:asciiTheme="majorHAnsi" w:cstheme="majorBidi" w:hAnsiTheme="majorHAnsi" w:eastAsia="黑体"/>
       <w:color w:themeColor="text2" w:themeShade="BF" w:val="17365D"/>
       <w:spacing w:val="5"/>
       <w:kern w:val="28"/>
@@ -3097,7 +3360,7 @@
       </w:numPr>
     </w:pPr>
     <w:rPr>
-      <w:rFonts w:asciiTheme="majorHAnsi" w:cstheme="majorBidi" w:eastAsiaTheme="majorEastAsia" w:hAnsiTheme="majorHAnsi"/>
+      <w:rFonts w:asciiTheme="majorHAnsi" w:cstheme="majorBidi" w:hAnsiTheme="majorHAnsi" w:eastAsia="黑体"/>
       <w:i/>
       <w:iCs/>
       <w:color w:themeColor="accent1" w:val="4F81BD"/>
@@ -3113,7 +3376,7 @@
     <w:uiPriority w:val="11"/>
     <w:rsid w:val="00FC693F"/>
     <w:rPr>
-      <w:rFonts w:asciiTheme="majorHAnsi" w:cstheme="majorBidi" w:eastAsiaTheme="majorEastAsia" w:hAnsiTheme="majorHAnsi"/>
+      <w:rFonts w:asciiTheme="majorHAnsi" w:cstheme="majorBidi" w:hAnsiTheme="majorHAnsi" w:eastAsia="黑体"/>
       <w:i/>
       <w:iCs/>
       <w:color w:themeColor="accent1" w:val="4F81BD"/>
@@ -3180,6 +3443,7 @@
       <w:spacing w:after="120"/>
     </w:pPr>
     <w:rPr>
+      <w:rFonts w:eastAsia="黑体"/>
       <w:sz w:val="16"/>
       <w:szCs w:val="16"/>
     </w:rPr>
@@ -3191,6 +3455,7 @@
     <w:uiPriority w:val="99"/>
     <w:rsid w:val="00AA1D8D"/>
     <w:rPr>
+      <w:rFonts w:eastAsia="黑体"/>
       <w:sz w:val="16"/>
       <w:szCs w:val="16"/>
     </w:rPr>
@@ -3360,7 +3625,7 @@
       </w:tabs>
     </w:pPr>
     <w:rPr>
-      <w:rFonts w:ascii="Courier" w:hAnsi="Courier"/>
+      <w:rFonts w:ascii="Courier" w:hAnsi="Courier" w:eastAsia="黑体"/>
       <w:sz w:val="20"/>
       <w:szCs w:val="20"/>
     </w:rPr>
@@ -3372,7 +3637,7 @@
     <w:uiPriority w:val="99"/>
     <w:rsid w:val="0029639D"/>
     <w:rPr>
-      <w:rFonts w:ascii="Courier" w:hAnsi="Courier"/>
+      <w:rFonts w:ascii="Courier" w:hAnsi="Courier" w:eastAsia="黑体"/>
       <w:sz w:val="20"/>
       <w:szCs w:val="20"/>
     </w:rPr>
@@ -3408,6 +3673,7 @@
     <w:uiPriority w:val="29"/>
     <w:rsid w:val="00FC693F"/>
     <w:rPr>
+      <w:rFonts w:eastAsia="黑体"/>
       <w:i/>
       <w:iCs/>
       <w:color w:themeColor="text1" w:val="000000"/>
@@ -3421,7 +3687,7 @@
     <w:semiHidden/>
     <w:rsid w:val="00FC693F"/>
     <w:rPr>
-      <w:rFonts w:asciiTheme="majorHAnsi" w:cstheme="majorBidi" w:eastAsiaTheme="majorEastAsia" w:hAnsiTheme="majorHAnsi"/>
+      <w:rFonts w:asciiTheme="majorHAnsi" w:cstheme="majorBidi" w:hAnsiTheme="majorHAnsi" w:eastAsia="黑体"/>
       <w:b/>
       <w:bCs/>
       <w:i/>
@@ -3437,7 +3703,7 @@
     <w:semiHidden/>
     <w:rsid w:val="00FC693F"/>
     <w:rPr>
-      <w:rFonts w:asciiTheme="majorHAnsi" w:cstheme="majorBidi" w:eastAsiaTheme="majorEastAsia" w:hAnsiTheme="majorHAnsi"/>
+      <w:rFonts w:asciiTheme="majorHAnsi" w:cstheme="majorBidi" w:hAnsiTheme="majorHAnsi" w:eastAsia="黑体"/>
       <w:color w:themeColor="accent1" w:themeShade="7F" w:val="243F60"/>
     </w:rPr>
   </w:style>
@@ -3449,7 +3715,7 @@
     <w:semiHidden/>
     <w:rsid w:val="00FC693F"/>
     <w:rPr>
-      <w:rFonts w:asciiTheme="majorHAnsi" w:cstheme="majorBidi" w:eastAsiaTheme="majorEastAsia" w:hAnsiTheme="majorHAnsi"/>
+      <w:rFonts w:asciiTheme="majorHAnsi" w:cstheme="majorBidi" w:hAnsiTheme="majorHAnsi" w:eastAsia="黑体"/>
       <w:i/>
       <w:iCs/>
       <w:color w:themeColor="accent1" w:themeShade="7F" w:val="243F60"/>
@@ -3463,7 +3729,7 @@
     <w:semiHidden/>
     <w:rsid w:val="00FC693F"/>
     <w:rPr>
-      <w:rFonts w:asciiTheme="majorHAnsi" w:cstheme="majorBidi" w:eastAsiaTheme="majorEastAsia" w:hAnsiTheme="majorHAnsi"/>
+      <w:rFonts w:asciiTheme="majorHAnsi" w:cstheme="majorBidi" w:hAnsiTheme="majorHAnsi" w:eastAsia="黑体"/>
       <w:i/>
       <w:iCs/>
       <w:color w:themeColor="text1" w:themeTint="BF" w:val="404040"/>
@@ -3477,7 +3743,7 @@
     <w:semiHidden/>
     <w:rsid w:val="00FC693F"/>
     <w:rPr>
-      <w:rFonts w:asciiTheme="majorHAnsi" w:cstheme="majorBidi" w:eastAsiaTheme="majorEastAsia" w:hAnsiTheme="majorHAnsi"/>
+      <w:rFonts w:asciiTheme="majorHAnsi" w:cstheme="majorBidi" w:hAnsiTheme="majorHAnsi" w:eastAsia="黑体"/>
       <w:color w:themeColor="accent1" w:val="4F81BD"/>
       <w:sz w:val="20"/>
       <w:szCs w:val="20"/>
@@ -3491,7 +3757,7 @@
     <w:semiHidden/>
     <w:rsid w:val="00FC693F"/>
     <w:rPr>
-      <w:rFonts w:asciiTheme="majorHAnsi" w:cstheme="majorBidi" w:eastAsiaTheme="majorEastAsia" w:hAnsiTheme="majorHAnsi"/>
+      <w:rFonts w:asciiTheme="majorHAnsi" w:cstheme="majorBidi" w:hAnsiTheme="majorHAnsi" w:eastAsia="黑体"/>
       <w:i/>
       <w:iCs/>
       <w:color w:themeColor="text1" w:themeTint="BF" w:val="404040"/>
@@ -3512,6 +3778,7 @@
       <w:spacing w:line="240" w:lineRule="auto"/>
     </w:pPr>
     <w:rPr>
+      <w:rFonts w:eastAsia="黑体"/>
       <w:b/>
       <w:bCs/>
       <w:color w:themeColor="accent1" w:val="4F81BD"/>
@@ -3526,6 +3793,7 @@
     <w:qFormat/>
     <w:rsid w:val="00FC693F"/>
     <w:rPr>
+      <w:rFonts w:eastAsia="黑体"/>
       <w:b/>
       <w:bCs/>
     </w:rPr>
@@ -3537,6 +3805,7 @@
     <w:qFormat/>
     <w:rsid w:val="00FC693F"/>
     <w:rPr>
+      <w:rFonts w:eastAsia="黑体"/>
       <w:i/>
       <w:iCs/>
     </w:rPr>
@@ -3557,6 +3826,7 @@
       <w:ind w:left="936" w:right="936"/>
     </w:pPr>
     <w:rPr>
+      <w:rFonts w:eastAsia="黑体"/>
       <w:b/>
       <w:bCs/>
       <w:i/>
@@ -3571,6 +3841,7 @@
     <w:uiPriority w:val="30"/>
     <w:rsid w:val="00FC693F"/>
     <w:rPr>
+      <w:rFonts w:eastAsia="黑体"/>
       <w:b/>
       <w:bCs/>
       <w:i/>
@@ -3585,6 +3856,7 @@
     <w:qFormat/>
     <w:rsid w:val="00FC693F"/>
     <w:rPr>
+      <w:rFonts w:eastAsia="黑体"/>
       <w:i/>
       <w:iCs/>
       <w:color w:themeColor="text1" w:themeTint="7F" w:val="808080"/>
@@ -3597,6 +3869,7 @@
     <w:qFormat/>
     <w:rsid w:val="00FC693F"/>
     <w:rPr>
+      <w:rFonts w:eastAsia="黑体"/>
       <w:b/>
       <w:bCs/>
       <w:i/>
@@ -3611,6 +3884,7 @@
     <w:qFormat/>
     <w:rsid w:val="00FC693F"/>
     <w:rPr>
+      <w:rFonts w:eastAsia="黑体"/>
       <w:smallCaps/>
       <w:color w:themeColor="accent2" w:val="C0504D"/>
       <w:u w:val="single"/>
@@ -3623,6 +3897,7 @@
     <w:qFormat/>
     <w:rsid w:val="00FC693F"/>
     <w:rPr>
+      <w:rFonts w:eastAsia="黑体"/>
       <w:b/>
       <w:bCs/>
       <w:smallCaps/>
@@ -3638,6 +3913,7 @@
     <w:qFormat/>
     <w:rsid w:val="00FC693F"/>
     <w:rPr>
+      <w:rFonts w:eastAsia="黑体"/>
       <w:b/>
       <w:bCs/>
       <w:smallCaps/>
@@ -3692,6 +3968,7 @@
       <w:spacing w:after="0" w:line="240" w:lineRule="auto"/>
     </w:pPr>
     <w:rPr>
+      <w:rFonts w:eastAsia="黑体"/>
       <w:color w:themeColor="text1" w:themeShade="BF" w:val="000000"/>
     </w:rPr>
     <w:tblPr>
@@ -3714,6 +3991,7 @@
         <w:spacing w:after="0" w:before="0" w:line="240" w:lineRule="auto"/>
       </w:pPr>
       <w:rPr>
+        <w:rFonts w:eastAsia="黑体"/>
         <w:b/>
         <w:bCs/>
       </w:rPr>
@@ -3734,6 +4012,7 @@
         <w:spacing w:after="0" w:before="0" w:line="240" w:lineRule="auto"/>
       </w:pPr>
       <w:rPr>
+        <w:rFonts w:eastAsia="黑体"/>
         <w:b/>
         <w:bCs/>
       </w:rPr>
@@ -3751,12 +4030,14 @@
     </w:tblStylePr>
     <w:tblStylePr w:type="firstCol">
       <w:rPr>
+        <w:rFonts w:eastAsia="黑体"/>
         <w:b/>
         <w:bCs/>
       </w:rPr>
     </w:tblStylePr>
     <w:tblStylePr w:type="lastCol">
       <w:rPr>
+        <w:rFonts w:eastAsia="黑体"/>
         <w:b/>
         <w:bCs/>
       </w:rPr>
@@ -3795,6 +4076,7 @@
       <w:spacing w:after="0" w:line="240" w:lineRule="auto"/>
     </w:pPr>
     <w:rPr>
+      <w:rFonts w:eastAsia="黑体"/>
       <w:color w:themeColor="accent1" w:themeShade="BF" w:val="365F91"/>
     </w:rPr>
     <w:tblPr>
@@ -3817,6 +4099,7 @@
         <w:spacing w:after="0" w:before="0" w:line="240" w:lineRule="auto"/>
       </w:pPr>
       <w:rPr>
+        <w:rFonts w:eastAsia="黑体"/>
         <w:b/>
         <w:bCs/>
       </w:rPr>
@@ -3837,6 +4120,7 @@
         <w:spacing w:after="0" w:before="0" w:line="240" w:lineRule="auto"/>
       </w:pPr>
       <w:rPr>
+        <w:rFonts w:eastAsia="黑体"/>
         <w:b/>
         <w:bCs/>
       </w:rPr>
@@ -3854,12 +4138,14 @@
     </w:tblStylePr>
     <w:tblStylePr w:type="firstCol">
       <w:rPr>
+        <w:rFonts w:eastAsia="黑体"/>
         <w:b/>
         <w:bCs/>
       </w:rPr>
     </w:tblStylePr>
     <w:tblStylePr w:type="lastCol">
       <w:rPr>
+        <w:rFonts w:eastAsia="黑体"/>
         <w:b/>
         <w:bCs/>
       </w:rPr>
@@ -3898,6 +4184,7 @@
       <w:spacing w:after="0" w:line="240" w:lineRule="auto"/>
     </w:pPr>
     <w:rPr>
+      <w:rFonts w:eastAsia="黑体"/>
       <w:color w:themeColor="accent2" w:themeShade="BF" w:val="943634"/>
     </w:rPr>
     <w:tblPr>
@@ -3920,6 +4207,7 @@
         <w:spacing w:after="0" w:before="0" w:line="240" w:lineRule="auto"/>
       </w:pPr>
       <w:rPr>
+        <w:rFonts w:eastAsia="黑体"/>
         <w:b/>
         <w:bCs/>
       </w:rPr>
@@ -3940,6 +4228,7 @@
         <w:spacing w:after="0" w:before="0" w:line="240" w:lineRule="auto"/>
       </w:pPr>
       <w:rPr>
+        <w:rFonts w:eastAsia="黑体"/>
         <w:b/>
         <w:bCs/>
       </w:rPr>
@@ -3957,12 +4246,14 @@
     </w:tblStylePr>
     <w:tblStylePr w:type="firstCol">
       <w:rPr>
+        <w:rFonts w:eastAsia="黑体"/>
         <w:b/>
         <w:bCs/>
       </w:rPr>
     </w:tblStylePr>
     <w:tblStylePr w:type="lastCol">
       <w:rPr>
+        <w:rFonts w:eastAsia="黑体"/>
         <w:b/>
         <w:bCs/>
       </w:rPr>
@@ -4001,6 +4292,7 @@
       <w:spacing w:after="0" w:line="240" w:lineRule="auto"/>
     </w:pPr>
     <w:rPr>
+      <w:rFonts w:eastAsia="黑体"/>
       <w:color w:themeColor="accent3" w:themeShade="BF" w:val="76923C"/>
     </w:rPr>
     <w:tblPr>
@@ -4023,6 +4315,7 @@
         <w:spacing w:after="0" w:before="0" w:line="240" w:lineRule="auto"/>
       </w:pPr>
       <w:rPr>
+        <w:rFonts w:eastAsia="黑体"/>
         <w:b/>
         <w:bCs/>
       </w:rPr>
@@ -4043,6 +4336,7 @@
         <w:spacing w:after="0" w:before="0" w:line="240" w:lineRule="auto"/>
       </w:pPr>
       <w:rPr>
+        <w:rFonts w:eastAsia="黑体"/>
         <w:b/>
         <w:bCs/>
       </w:rPr>
@@ -4060,12 +4354,14 @@
     </w:tblStylePr>
     <w:tblStylePr w:type="firstCol">
       <w:rPr>
+        <w:rFonts w:eastAsia="黑体"/>
         <w:b/>
         <w:bCs/>
       </w:rPr>
     </w:tblStylePr>
     <w:tblStylePr w:type="lastCol">
       <w:rPr>
+        <w:rFonts w:eastAsia="黑体"/>
         <w:b/>
         <w:bCs/>
       </w:rPr>
@@ -4104,6 +4400,7 @@
       <w:spacing w:after="0" w:line="240" w:lineRule="auto"/>
     </w:pPr>
     <w:rPr>
+      <w:rFonts w:eastAsia="黑体"/>
       <w:color w:themeColor="accent4" w:themeShade="BF" w:val="5F497A"/>
     </w:rPr>
     <w:tblPr>
@@ -4126,6 +4423,7 @@
         <w:spacing w:after="0" w:before="0" w:line="240" w:lineRule="auto"/>
       </w:pPr>
       <w:rPr>
+        <w:rFonts w:eastAsia="黑体"/>
         <w:b/>
         <w:bCs/>
       </w:rPr>
@@ -4146,6 +4444,7 @@
         <w:spacing w:after="0" w:before="0" w:line="240" w:lineRule="auto"/>
       </w:pPr>
       <w:rPr>
+        <w:rFonts w:eastAsia="黑体"/>
         <w:b/>
         <w:bCs/>
       </w:rPr>
@@ -4163,12 +4462,14 @@
     </w:tblStylePr>
     <w:tblStylePr w:type="firstCol">
       <w:rPr>
+        <w:rFonts w:eastAsia="黑体"/>
         <w:b/>
         <w:bCs/>
       </w:rPr>
     </w:tblStylePr>
     <w:tblStylePr w:type="lastCol">
       <w:rPr>
+        <w:rFonts w:eastAsia="黑体"/>
         <w:b/>
         <w:bCs/>
       </w:rPr>
@@ -4207,6 +4508,7 @@
       <w:spacing w:after="0" w:line="240" w:lineRule="auto"/>
     </w:pPr>
     <w:rPr>
+      <w:rFonts w:eastAsia="黑体"/>
       <w:color w:themeColor="accent5" w:themeShade="BF" w:val="31849B"/>
     </w:rPr>
     <w:tblPr>
@@ -4229,6 +4531,7 @@
         <w:spacing w:after="0" w:before="0" w:line="240" w:lineRule="auto"/>
       </w:pPr>
       <w:rPr>
+        <w:rFonts w:eastAsia="黑体"/>
         <w:b/>
         <w:bCs/>
       </w:rPr>
@@ -4249,6 +4552,7 @@
         <w:spacing w:after="0" w:before="0" w:line="240" w:lineRule="auto"/>
       </w:pPr>
       <w:rPr>
+        <w:rFonts w:eastAsia="黑体"/>
         <w:b/>
         <w:bCs/>
       </w:rPr>
@@ -4266,12 +4570,14 @@
     </w:tblStylePr>
     <w:tblStylePr w:type="firstCol">
       <w:rPr>
+        <w:rFonts w:eastAsia="黑体"/>
         <w:b/>
         <w:bCs/>
       </w:rPr>
     </w:tblStylePr>
     <w:tblStylePr w:type="lastCol">
       <w:rPr>
+        <w:rFonts w:eastAsia="黑体"/>
         <w:b/>
         <w:bCs/>
       </w:rPr>
@@ -4310,6 +4616,7 @@
       <w:spacing w:after="0" w:line="240" w:lineRule="auto"/>
     </w:pPr>
     <w:rPr>
+      <w:rFonts w:eastAsia="黑体"/>
       <w:color w:themeColor="accent6" w:themeShade="BF" w:val="E36C0A"/>
     </w:rPr>
     <w:tblPr>
@@ -4332,6 +4639,7 @@
         <w:spacing w:after="0" w:before="0" w:line="240" w:lineRule="auto"/>
       </w:pPr>
       <w:rPr>
+        <w:rFonts w:eastAsia="黑体"/>
         <w:b/>
         <w:bCs/>
       </w:rPr>
@@ -4352,6 +4660,7 @@
         <w:spacing w:after="0" w:before="0" w:line="240" w:lineRule="auto"/>
       </w:pPr>
       <w:rPr>
+        <w:rFonts w:eastAsia="黑体"/>
         <w:b/>
         <w:bCs/>
       </w:rPr>
@@ -4369,12 +4678,14 @@
     </w:tblStylePr>
     <w:tblStylePr w:type="firstCol">
       <w:rPr>
+        <w:rFonts w:eastAsia="黑体"/>
         <w:b/>
         <w:bCs/>
       </w:rPr>
     </w:tblStylePr>
     <w:tblStylePr w:type="lastCol">
       <w:rPr>
+        <w:rFonts w:eastAsia="黑体"/>
         <w:b/>
         <w:bCs/>
       </w:rPr>
@@ -4434,6 +4745,7 @@
         <w:spacing w:after="0" w:before="0" w:line="240" w:lineRule="auto"/>
       </w:pPr>
       <w:rPr>
+        <w:rFonts w:eastAsia="黑体"/>
         <w:b/>
         <w:bCs/>
         <w:color w:themeColor="background1" w:val="FFFFFF"/>
@@ -4448,6 +4760,7 @@
         <w:spacing w:after="0" w:before="0" w:line="240" w:lineRule="auto"/>
       </w:pPr>
       <w:rPr>
+        <w:rFonts w:eastAsia="黑体"/>
         <w:b/>
         <w:bCs/>
       </w:rPr>
@@ -4463,12 +4776,14 @@
     </w:tblStylePr>
     <w:tblStylePr w:type="firstCol">
       <w:rPr>
+        <w:rFonts w:eastAsia="黑体"/>
         <w:b/>
         <w:bCs/>
       </w:rPr>
     </w:tblStylePr>
     <w:tblStylePr w:type="lastCol">
       <w:rPr>
+        <w:rFonts w:eastAsia="黑体"/>
         <w:b/>
         <w:bCs/>
       </w:rPr>
@@ -4526,6 +4841,7 @@
         <w:spacing w:after="0" w:before="0" w:line="240" w:lineRule="auto"/>
       </w:pPr>
       <w:rPr>
+        <w:rFonts w:eastAsia="黑体"/>
         <w:b/>
         <w:bCs/>
         <w:color w:themeColor="background1" w:val="FFFFFF"/>
@@ -4540,6 +4856,7 @@
         <w:spacing w:after="0" w:before="0" w:line="240" w:lineRule="auto"/>
       </w:pPr>
       <w:rPr>
+        <w:rFonts w:eastAsia="黑体"/>
         <w:b/>
         <w:bCs/>
       </w:rPr>
@@ -4555,12 +4872,14 @@
     </w:tblStylePr>
     <w:tblStylePr w:type="firstCol">
       <w:rPr>
+        <w:rFonts w:eastAsia="黑体"/>
         <w:b/>
         <w:bCs/>
       </w:rPr>
     </w:tblStylePr>
     <w:tblStylePr w:type="lastCol">
       <w:rPr>
+        <w:rFonts w:eastAsia="黑体"/>
         <w:b/>
         <w:bCs/>
       </w:rPr>
@@ -4618,6 +4937,7 @@
         <w:spacing w:after="0" w:before="0" w:line="240" w:lineRule="auto"/>
       </w:pPr>
       <w:rPr>
+        <w:rFonts w:eastAsia="黑体"/>
         <w:b/>
         <w:bCs/>
         <w:color w:themeColor="background1" w:val="FFFFFF"/>
@@ -4632,6 +4952,7 @@
         <w:spacing w:after="0" w:before="0" w:line="240" w:lineRule="auto"/>
       </w:pPr>
       <w:rPr>
+        <w:rFonts w:eastAsia="黑体"/>
         <w:b/>
         <w:bCs/>
       </w:rPr>
@@ -4647,12 +4968,14 @@
     </w:tblStylePr>
     <w:tblStylePr w:type="firstCol">
       <w:rPr>
+        <w:rFonts w:eastAsia="黑体"/>
         <w:b/>
         <w:bCs/>
       </w:rPr>
     </w:tblStylePr>
     <w:tblStylePr w:type="lastCol">
       <w:rPr>
+        <w:rFonts w:eastAsia="黑体"/>
         <w:b/>
         <w:bCs/>
       </w:rPr>
@@ -4710,6 +5033,7 @@
         <w:spacing w:after="0" w:before="0" w:line="240" w:lineRule="auto"/>
       </w:pPr>
       <w:rPr>
+        <w:rFonts w:eastAsia="黑体"/>
         <w:b/>
         <w:bCs/>
         <w:color w:themeColor="background1" w:val="FFFFFF"/>
@@ -4724,6 +5048,7 @@
         <w:spacing w:after="0" w:before="0" w:line="240" w:lineRule="auto"/>
       </w:pPr>
       <w:rPr>
+        <w:rFonts w:eastAsia="黑体"/>
         <w:b/>
         <w:bCs/>
       </w:rPr>
@@ -4739,12 +5064,14 @@
     </w:tblStylePr>
     <w:tblStylePr w:type="firstCol">
       <w:rPr>
+        <w:rFonts w:eastAsia="黑体"/>
         <w:b/>
         <w:bCs/>
       </w:rPr>
     </w:tblStylePr>
     <w:tblStylePr w:type="lastCol">
       <w:rPr>
+        <w:rFonts w:eastAsia="黑体"/>
         <w:b/>
         <w:bCs/>
       </w:rPr>
@@ -4802,6 +5129,7 @@
         <w:spacing w:after="0" w:before="0" w:line="240" w:lineRule="auto"/>
       </w:pPr>
       <w:rPr>
+        <w:rFonts w:eastAsia="黑体"/>
         <w:b/>
         <w:bCs/>
         <w:color w:themeColor="background1" w:val="FFFFFF"/>
@@ -4816,6 +5144,7 @@
         <w:spacing w:after="0" w:before="0" w:line="240" w:lineRule="auto"/>
       </w:pPr>
       <w:rPr>
+        <w:rFonts w:eastAsia="黑体"/>
         <w:b/>
         <w:bCs/>
       </w:rPr>
@@ -4831,12 +5160,14 @@
     </w:tblStylePr>
     <w:tblStylePr w:type="firstCol">
       <w:rPr>
+        <w:rFonts w:eastAsia="黑体"/>
         <w:b/>
         <w:bCs/>
       </w:rPr>
     </w:tblStylePr>
     <w:tblStylePr w:type="lastCol">
       <w:rPr>
+        <w:rFonts w:eastAsia="黑体"/>
         <w:b/>
         <w:bCs/>
       </w:rPr>
@@ -4894,6 +5225,7 @@
         <w:spacing w:after="0" w:before="0" w:line="240" w:lineRule="auto"/>
       </w:pPr>
       <w:rPr>
+        <w:rFonts w:eastAsia="黑体"/>
         <w:b/>
         <w:bCs/>
         <w:color w:themeColor="background1" w:val="FFFFFF"/>
@@ -4908,6 +5240,7 @@
         <w:spacing w:after="0" w:before="0" w:line="240" w:lineRule="auto"/>
       </w:pPr>
       <w:rPr>
+        <w:rFonts w:eastAsia="黑体"/>
         <w:b/>
         <w:bCs/>
       </w:rPr>
@@ -4923,12 +5256,14 @@
     </w:tblStylePr>
     <w:tblStylePr w:type="firstCol">
       <w:rPr>
+        <w:rFonts w:eastAsia="黑体"/>
         <w:b/>
         <w:bCs/>
       </w:rPr>
     </w:tblStylePr>
     <w:tblStylePr w:type="lastCol">
       <w:rPr>
+        <w:rFonts w:eastAsia="黑体"/>
         <w:b/>
         <w:bCs/>
       </w:rPr>
@@ -4986,6 +5321,7 @@
         <w:spacing w:after="0" w:before="0" w:line="240" w:lineRule="auto"/>
       </w:pPr>
       <w:rPr>
+        <w:rFonts w:eastAsia="黑体"/>
         <w:b/>
         <w:bCs/>
         <w:color w:themeColor="background1" w:val="FFFFFF"/>
@@ -5000,6 +5336,7 @@
         <w:spacing w:after="0" w:before="0" w:line="240" w:lineRule="auto"/>
       </w:pPr>
       <w:rPr>
+        <w:rFonts w:eastAsia="黑体"/>
         <w:b/>
         <w:bCs/>
       </w:rPr>
@@ -5015,12 +5352,14 @@
     </w:tblStylePr>
     <w:tblStylePr w:type="firstCol">
       <w:rPr>
+        <w:rFonts w:eastAsia="黑体"/>
         <w:b/>
         <w:bCs/>
       </w:rPr>
     </w:tblStylePr>
     <w:tblStylePr w:type="lastCol">
       <w:rPr>
+        <w:rFonts w:eastAsia="黑体"/>
         <w:b/>
         <w:bCs/>
       </w:rPr>
@@ -5080,7 +5419,7 @@
         <w:spacing w:after="0" w:before="0" w:line="240" w:lineRule="auto"/>
       </w:pPr>
       <w:rPr>
-        <w:rFonts w:asciiTheme="majorHAnsi" w:cstheme="majorBidi" w:eastAsiaTheme="majorEastAsia" w:hAnsiTheme="majorHAnsi"/>
+        <w:rFonts w:asciiTheme="majorHAnsi" w:cstheme="majorBidi" w:hAnsiTheme="majorHAnsi" w:eastAsia="黑体"/>
         <w:b/>
         <w:bCs/>
       </w:rPr>
@@ -5101,7 +5440,7 @@
         <w:spacing w:after="0" w:before="0" w:line="240" w:lineRule="auto"/>
       </w:pPr>
       <w:rPr>
-        <w:rFonts w:asciiTheme="majorHAnsi" w:cstheme="majorBidi" w:eastAsiaTheme="majorEastAsia" w:hAnsiTheme="majorHAnsi"/>
+        <w:rFonts w:asciiTheme="majorHAnsi" w:cstheme="majorBidi" w:hAnsiTheme="majorHAnsi" w:eastAsia="黑体"/>
         <w:b/>
         <w:bCs/>
       </w:rPr>
@@ -5119,14 +5458,14 @@
     </w:tblStylePr>
     <w:tblStylePr w:type="firstCol">
       <w:rPr>
-        <w:rFonts w:asciiTheme="majorHAnsi" w:cstheme="majorBidi" w:eastAsiaTheme="majorEastAsia" w:hAnsiTheme="majorHAnsi"/>
+        <w:rFonts w:asciiTheme="majorHAnsi" w:cstheme="majorBidi" w:hAnsiTheme="majorHAnsi" w:eastAsia="黑体"/>
         <w:b/>
         <w:bCs/>
       </w:rPr>
     </w:tblStylePr>
     <w:tblStylePr w:type="lastCol">
       <w:rPr>
-        <w:rFonts w:asciiTheme="majorHAnsi" w:cstheme="majorBidi" w:eastAsiaTheme="majorEastAsia" w:hAnsiTheme="majorHAnsi"/>
+        <w:rFonts w:asciiTheme="majorHAnsi" w:cstheme="majorBidi" w:hAnsiTheme="majorHAnsi" w:eastAsia="黑体"/>
         <w:b/>
         <w:bCs/>
       </w:rPr>
@@ -5210,7 +5549,7 @@
         <w:spacing w:after="0" w:before="0" w:line="240" w:lineRule="auto"/>
       </w:pPr>
       <w:rPr>
-        <w:rFonts w:asciiTheme="majorHAnsi" w:cstheme="majorBidi" w:eastAsiaTheme="majorEastAsia" w:hAnsiTheme="majorHAnsi"/>
+        <w:rFonts w:asciiTheme="majorHAnsi" w:cstheme="majorBidi" w:hAnsiTheme="majorHAnsi" w:eastAsia="黑体"/>
         <w:b/>
         <w:bCs/>
       </w:rPr>
@@ -5231,7 +5570,7 @@
         <w:spacing w:after="0" w:before="0" w:line="240" w:lineRule="auto"/>
       </w:pPr>
       <w:rPr>
-        <w:rFonts w:asciiTheme="majorHAnsi" w:cstheme="majorBidi" w:eastAsiaTheme="majorEastAsia" w:hAnsiTheme="majorHAnsi"/>
+        <w:rFonts w:asciiTheme="majorHAnsi" w:cstheme="majorBidi" w:hAnsiTheme="majorHAnsi" w:eastAsia="黑体"/>
         <w:b/>
         <w:bCs/>
       </w:rPr>
@@ -5249,14 +5588,14 @@
     </w:tblStylePr>
     <w:tblStylePr w:type="firstCol">
       <w:rPr>
-        <w:rFonts w:asciiTheme="majorHAnsi" w:cstheme="majorBidi" w:eastAsiaTheme="majorEastAsia" w:hAnsiTheme="majorHAnsi"/>
+        <w:rFonts w:asciiTheme="majorHAnsi" w:cstheme="majorBidi" w:hAnsiTheme="majorHAnsi" w:eastAsia="黑体"/>
         <w:b/>
         <w:bCs/>
       </w:rPr>
     </w:tblStylePr>
     <w:tblStylePr w:type="lastCol">
       <w:rPr>
-        <w:rFonts w:asciiTheme="majorHAnsi" w:cstheme="majorBidi" w:eastAsiaTheme="majorEastAsia" w:hAnsiTheme="majorHAnsi"/>
+        <w:rFonts w:asciiTheme="majorHAnsi" w:cstheme="majorBidi" w:hAnsiTheme="majorHAnsi" w:eastAsia="黑体"/>
         <w:b/>
         <w:bCs/>
       </w:rPr>
@@ -5340,7 +5679,7 @@
         <w:spacing w:after="0" w:before="0" w:line="240" w:lineRule="auto"/>
       </w:pPr>
       <w:rPr>
-        <w:rFonts w:asciiTheme="majorHAnsi" w:cstheme="majorBidi" w:eastAsiaTheme="majorEastAsia" w:hAnsiTheme="majorHAnsi"/>
+        <w:rFonts w:asciiTheme="majorHAnsi" w:cstheme="majorBidi" w:hAnsiTheme="majorHAnsi" w:eastAsia="黑体"/>
         <w:b/>
         <w:bCs/>
       </w:rPr>
@@ -5361,7 +5700,7 @@
         <w:spacing w:after="0" w:before="0" w:line="240" w:lineRule="auto"/>
       </w:pPr>
       <w:rPr>
-        <w:rFonts w:asciiTheme="majorHAnsi" w:cstheme="majorBidi" w:eastAsiaTheme="majorEastAsia" w:hAnsiTheme="majorHAnsi"/>
+        <w:rFonts w:asciiTheme="majorHAnsi" w:cstheme="majorBidi" w:hAnsiTheme="majorHAnsi" w:eastAsia="黑体"/>
         <w:b/>
         <w:bCs/>
       </w:rPr>
@@ -5379,14 +5718,14 @@
     </w:tblStylePr>
     <w:tblStylePr w:type="firstCol">
       <w:rPr>
-        <w:rFonts w:asciiTheme="majorHAnsi" w:cstheme="majorBidi" w:eastAsiaTheme="majorEastAsia" w:hAnsiTheme="majorHAnsi"/>
+        <w:rFonts w:asciiTheme="majorHAnsi" w:cstheme="majorBidi" w:hAnsiTheme="majorHAnsi" w:eastAsia="黑体"/>
         <w:b/>
         <w:bCs/>
       </w:rPr>
     </w:tblStylePr>
     <w:tblStylePr w:type="lastCol">
       <w:rPr>
-        <w:rFonts w:asciiTheme="majorHAnsi" w:cstheme="majorBidi" w:eastAsiaTheme="majorEastAsia" w:hAnsiTheme="majorHAnsi"/>
+        <w:rFonts w:asciiTheme="majorHAnsi" w:cstheme="majorBidi" w:hAnsiTheme="majorHAnsi" w:eastAsia="黑体"/>
         <w:b/>
         <w:bCs/>
       </w:rPr>
@@ -5470,7 +5809,7 @@
         <w:spacing w:after="0" w:before="0" w:line="240" w:lineRule="auto"/>
       </w:pPr>
       <w:rPr>
-        <w:rFonts w:asciiTheme="majorHAnsi" w:cstheme="majorBidi" w:eastAsiaTheme="majorEastAsia" w:hAnsiTheme="majorHAnsi"/>
+        <w:rFonts w:asciiTheme="majorHAnsi" w:cstheme="majorBidi" w:hAnsiTheme="majorHAnsi" w:eastAsia="黑体"/>
         <w:b/>
         <w:bCs/>
       </w:rPr>
@@ -5491,7 +5830,7 @@
         <w:spacing w:after="0" w:before="0" w:line="240" w:lineRule="auto"/>
       </w:pPr>
       <w:rPr>
-        <w:rFonts w:asciiTheme="majorHAnsi" w:cstheme="majorBidi" w:eastAsiaTheme="majorEastAsia" w:hAnsiTheme="majorHAnsi"/>
+        <w:rFonts w:asciiTheme="majorHAnsi" w:cstheme="majorBidi" w:hAnsiTheme="majorHAnsi" w:eastAsia="黑体"/>
         <w:b/>
         <w:bCs/>
       </w:rPr>
@@ -5509,14 +5848,14 @@
     </w:tblStylePr>
     <w:tblStylePr w:type="firstCol">
       <w:rPr>
-        <w:rFonts w:asciiTheme="majorHAnsi" w:cstheme="majorBidi" w:eastAsiaTheme="majorEastAsia" w:hAnsiTheme="majorHAnsi"/>
+        <w:rFonts w:asciiTheme="majorHAnsi" w:cstheme="majorBidi" w:hAnsiTheme="majorHAnsi" w:eastAsia="黑体"/>
         <w:b/>
         <w:bCs/>
       </w:rPr>
     </w:tblStylePr>
     <w:tblStylePr w:type="lastCol">
       <w:rPr>
-        <w:rFonts w:asciiTheme="majorHAnsi" w:cstheme="majorBidi" w:eastAsiaTheme="majorEastAsia" w:hAnsiTheme="majorHAnsi"/>
+        <w:rFonts w:asciiTheme="majorHAnsi" w:cstheme="majorBidi" w:hAnsiTheme="majorHAnsi" w:eastAsia="黑体"/>
         <w:b/>
         <w:bCs/>
       </w:rPr>
@@ -5600,7 +5939,7 @@
         <w:spacing w:after="0" w:before="0" w:line="240" w:lineRule="auto"/>
       </w:pPr>
       <w:rPr>
-        <w:rFonts w:asciiTheme="majorHAnsi" w:cstheme="majorBidi" w:eastAsiaTheme="majorEastAsia" w:hAnsiTheme="majorHAnsi"/>
+        <w:rFonts w:asciiTheme="majorHAnsi" w:cstheme="majorBidi" w:hAnsiTheme="majorHAnsi" w:eastAsia="黑体"/>
         <w:b/>
         <w:bCs/>
       </w:rPr>
@@ -5621,7 +5960,7 @@
         <w:spacing w:after="0" w:before="0" w:line="240" w:lineRule="auto"/>
       </w:pPr>
       <w:rPr>
-        <w:rFonts w:asciiTheme="majorHAnsi" w:cstheme="majorBidi" w:eastAsiaTheme="majorEastAsia" w:hAnsiTheme="majorHAnsi"/>
+        <w:rFonts w:asciiTheme="majorHAnsi" w:cstheme="majorBidi" w:hAnsiTheme="majorHAnsi" w:eastAsia="黑体"/>
         <w:b/>
         <w:bCs/>
       </w:rPr>
@@ -5639,14 +5978,14 @@
     </w:tblStylePr>
     <w:tblStylePr w:type="firstCol">
       <w:rPr>
-        <w:rFonts w:asciiTheme="majorHAnsi" w:cstheme="majorBidi" w:eastAsiaTheme="majorEastAsia" w:hAnsiTheme="majorHAnsi"/>
+        <w:rFonts w:asciiTheme="majorHAnsi" w:cstheme="majorBidi" w:hAnsiTheme="majorHAnsi" w:eastAsia="黑体"/>
         <w:b/>
         <w:bCs/>
       </w:rPr>
     </w:tblStylePr>
     <w:tblStylePr w:type="lastCol">
       <w:rPr>
-        <w:rFonts w:asciiTheme="majorHAnsi" w:cstheme="majorBidi" w:eastAsiaTheme="majorEastAsia" w:hAnsiTheme="majorHAnsi"/>
+        <w:rFonts w:asciiTheme="majorHAnsi" w:cstheme="majorBidi" w:hAnsiTheme="majorHAnsi" w:eastAsia="黑体"/>
         <w:b/>
         <w:bCs/>
       </w:rPr>
@@ -5730,7 +6069,7 @@
         <w:spacing w:after="0" w:before="0" w:line="240" w:lineRule="auto"/>
       </w:pPr>
       <w:rPr>
-        <w:rFonts w:asciiTheme="majorHAnsi" w:cstheme="majorBidi" w:eastAsiaTheme="majorEastAsia" w:hAnsiTheme="majorHAnsi"/>
+        <w:rFonts w:asciiTheme="majorHAnsi" w:cstheme="majorBidi" w:hAnsiTheme="majorHAnsi" w:eastAsia="黑体"/>
         <w:b/>
         <w:bCs/>
       </w:rPr>
@@ -5751,7 +6090,7 @@
         <w:spacing w:after="0" w:before="0" w:line="240" w:lineRule="auto"/>
       </w:pPr>
       <w:rPr>
-        <w:rFonts w:asciiTheme="majorHAnsi" w:cstheme="majorBidi" w:eastAsiaTheme="majorEastAsia" w:hAnsiTheme="majorHAnsi"/>
+        <w:rFonts w:asciiTheme="majorHAnsi" w:cstheme="majorBidi" w:hAnsiTheme="majorHAnsi" w:eastAsia="黑体"/>
         <w:b/>
         <w:bCs/>
       </w:rPr>
@@ -5769,14 +6108,14 @@
     </w:tblStylePr>
     <w:tblStylePr w:type="firstCol">
       <w:rPr>
-        <w:rFonts w:asciiTheme="majorHAnsi" w:cstheme="majorBidi" w:eastAsiaTheme="majorEastAsia" w:hAnsiTheme="majorHAnsi"/>
+        <w:rFonts w:asciiTheme="majorHAnsi" w:cstheme="majorBidi" w:hAnsiTheme="majorHAnsi" w:eastAsia="黑体"/>
         <w:b/>
         <w:bCs/>
       </w:rPr>
     </w:tblStylePr>
     <w:tblStylePr w:type="lastCol">
       <w:rPr>
-        <w:rFonts w:asciiTheme="majorHAnsi" w:cstheme="majorBidi" w:eastAsiaTheme="majorEastAsia" w:hAnsiTheme="majorHAnsi"/>
+        <w:rFonts w:asciiTheme="majorHAnsi" w:cstheme="majorBidi" w:hAnsiTheme="majorHAnsi" w:eastAsia="黑体"/>
         <w:b/>
         <w:bCs/>
       </w:rPr>
@@ -5860,7 +6199,7 @@
         <w:spacing w:after="0" w:before="0" w:line="240" w:lineRule="auto"/>
       </w:pPr>
       <w:rPr>
-        <w:rFonts w:asciiTheme="majorHAnsi" w:cstheme="majorBidi" w:eastAsiaTheme="majorEastAsia" w:hAnsiTheme="majorHAnsi"/>
+        <w:rFonts w:asciiTheme="majorHAnsi" w:cstheme="majorBidi" w:hAnsiTheme="majorHAnsi" w:eastAsia="黑体"/>
         <w:b/>
         <w:bCs/>
       </w:rPr>
@@ -5881,7 +6220,7 @@
         <w:spacing w:after="0" w:before="0" w:line="240" w:lineRule="auto"/>
       </w:pPr>
       <w:rPr>
-        <w:rFonts w:asciiTheme="majorHAnsi" w:cstheme="majorBidi" w:eastAsiaTheme="majorEastAsia" w:hAnsiTheme="majorHAnsi"/>
+        <w:rFonts w:asciiTheme="majorHAnsi" w:cstheme="majorBidi" w:hAnsiTheme="majorHAnsi" w:eastAsia="黑体"/>
         <w:b/>
         <w:bCs/>
       </w:rPr>
@@ -5899,14 +6238,14 @@
     </w:tblStylePr>
     <w:tblStylePr w:type="firstCol">
       <w:rPr>
-        <w:rFonts w:asciiTheme="majorHAnsi" w:cstheme="majorBidi" w:eastAsiaTheme="majorEastAsia" w:hAnsiTheme="majorHAnsi"/>
+        <w:rFonts w:asciiTheme="majorHAnsi" w:cstheme="majorBidi" w:hAnsiTheme="majorHAnsi" w:eastAsia="黑体"/>
         <w:b/>
         <w:bCs/>
       </w:rPr>
     </w:tblStylePr>
     <w:tblStylePr w:type="lastCol">
       <w:rPr>
-        <w:rFonts w:asciiTheme="majorHAnsi" w:cstheme="majorBidi" w:eastAsiaTheme="majorEastAsia" w:hAnsiTheme="majorHAnsi"/>
+        <w:rFonts w:asciiTheme="majorHAnsi" w:cstheme="majorBidi" w:hAnsiTheme="majorHAnsi" w:eastAsia="黑体"/>
         <w:b/>
         <w:bCs/>
       </w:rPr>
@@ -5989,6 +6328,7 @@
         <w:spacing w:after="0" w:before="0" w:line="240" w:lineRule="auto"/>
       </w:pPr>
       <w:rPr>
+        <w:rFonts w:eastAsia="黑体"/>
         <w:b/>
         <w:bCs/>
         <w:color w:themeColor="background1" w:val="FFFFFF"/>
@@ -6011,6 +6351,7 @@
         <w:spacing w:after="0" w:before="0" w:line="240" w:lineRule="auto"/>
       </w:pPr>
       <w:rPr>
+        <w:rFonts w:eastAsia="黑体"/>
         <w:b/>
         <w:bCs/>
       </w:rPr>
@@ -6028,12 +6369,14 @@
     </w:tblStylePr>
     <w:tblStylePr w:type="firstCol">
       <w:rPr>
+        <w:rFonts w:eastAsia="黑体"/>
         <w:b/>
         <w:bCs/>
       </w:rPr>
     </w:tblStylePr>
     <w:tblStylePr w:type="lastCol">
       <w:rPr>
+        <w:rFonts w:eastAsia="黑体"/>
         <w:b/>
         <w:bCs/>
       </w:rPr>
@@ -6095,6 +6438,7 @@
         <w:spacing w:after="0" w:before="0" w:line="240" w:lineRule="auto"/>
       </w:pPr>
       <w:rPr>
+        <w:rFonts w:eastAsia="黑体"/>
         <w:b/>
         <w:bCs/>
         <w:color w:themeColor="background1" w:val="FFFFFF"/>
@@ -6117,6 +6461,7 @@
         <w:spacing w:after="0" w:before="0" w:line="240" w:lineRule="auto"/>
       </w:pPr>
       <w:rPr>
+        <w:rFonts w:eastAsia="黑体"/>
         <w:b/>
         <w:bCs/>
       </w:rPr>
@@ -6134,12 +6479,14 @@
     </w:tblStylePr>
     <w:tblStylePr w:type="firstCol">
       <w:rPr>
+        <w:rFonts w:eastAsia="黑体"/>
         <w:b/>
         <w:bCs/>
       </w:rPr>
     </w:tblStylePr>
     <w:tblStylePr w:type="lastCol">
       <w:rPr>
+        <w:rFonts w:eastAsia="黑体"/>
         <w:b/>
         <w:bCs/>
       </w:rPr>
@@ -6201,6 +6548,7 @@
         <w:spacing w:after="0" w:before="0" w:line="240" w:lineRule="auto"/>
       </w:pPr>
       <w:rPr>
+        <w:rFonts w:eastAsia="黑体"/>
         <w:b/>
         <w:bCs/>
         <w:color w:themeColor="background1" w:val="FFFFFF"/>
@@ -6223,6 +6571,7 @@
         <w:spacing w:after="0" w:before="0" w:line="240" w:lineRule="auto"/>
       </w:pPr>
       <w:rPr>
+        <w:rFonts w:eastAsia="黑体"/>
         <w:b/>
         <w:bCs/>
       </w:rPr>
@@ -6240,12 +6589,14 @@
     </w:tblStylePr>
     <w:tblStylePr w:type="firstCol">
       <w:rPr>
+        <w:rFonts w:eastAsia="黑体"/>
         <w:b/>
         <w:bCs/>
       </w:rPr>
     </w:tblStylePr>
     <w:tblStylePr w:type="lastCol">
       <w:rPr>
+        <w:rFonts w:eastAsia="黑体"/>
         <w:b/>
         <w:bCs/>
       </w:rPr>
@@ -6307,6 +6658,7 @@
         <w:spacing w:after="0" w:before="0" w:line="240" w:lineRule="auto"/>
       </w:pPr>
       <w:rPr>
+        <w:rFonts w:eastAsia="黑体"/>
         <w:b/>
         <w:bCs/>
         <w:color w:themeColor="background1" w:val="FFFFFF"/>
@@ -6329,6 +6681,7 @@
         <w:spacing w:after="0" w:before="0" w:line="240" w:lineRule="auto"/>
       </w:pPr>
       <w:rPr>
+        <w:rFonts w:eastAsia="黑体"/>
         <w:b/>
         <w:bCs/>
       </w:rPr>
@@ -6346,12 +6699,14 @@
     </w:tblStylePr>
     <w:tblStylePr w:type="firstCol">
       <w:rPr>
+        <w:rFonts w:eastAsia="黑体"/>
         <w:b/>
         <w:bCs/>
       </w:rPr>
     </w:tblStylePr>
     <w:tblStylePr w:type="lastCol">
       <w:rPr>
+        <w:rFonts w:eastAsia="黑体"/>
         <w:b/>
         <w:bCs/>
       </w:rPr>
@@ -6413,6 +6768,7 @@
         <w:spacing w:after="0" w:before="0" w:line="240" w:lineRule="auto"/>
       </w:pPr>
       <w:rPr>
+        <w:rFonts w:eastAsia="黑体"/>
         <w:b/>
         <w:bCs/>
         <w:color w:themeColor="background1" w:val="FFFFFF"/>
@@ -6435,6 +6791,7 @@
         <w:spacing w:after="0" w:before="0" w:line="240" w:lineRule="auto"/>
       </w:pPr>
       <w:rPr>
+        <w:rFonts w:eastAsia="黑体"/>
         <w:b/>
         <w:bCs/>
       </w:rPr>
@@ -6452,12 +6809,14 @@
     </w:tblStylePr>
     <w:tblStylePr w:type="firstCol">
       <w:rPr>
+        <w:rFonts w:eastAsia="黑体"/>
         <w:b/>
         <w:bCs/>
       </w:rPr>
     </w:tblStylePr>
     <w:tblStylePr w:type="lastCol">
       <w:rPr>
+        <w:rFonts w:eastAsia="黑体"/>
         <w:b/>
         <w:bCs/>
       </w:rPr>
@@ -6519,6 +6878,7 @@
         <w:spacing w:after="0" w:before="0" w:line="240" w:lineRule="auto"/>
       </w:pPr>
       <w:rPr>
+        <w:rFonts w:eastAsia="黑体"/>
         <w:b/>
         <w:bCs/>
         <w:color w:themeColor="background1" w:val="FFFFFF"/>
@@ -6541,6 +6901,7 @@
         <w:spacing w:after="0" w:before="0" w:line="240" w:lineRule="auto"/>
       </w:pPr>
       <w:rPr>
+        <w:rFonts w:eastAsia="黑体"/>
         <w:b/>
         <w:bCs/>
       </w:rPr>
@@ -6558,12 +6919,14 @@
     </w:tblStylePr>
     <w:tblStylePr w:type="firstCol">
       <w:rPr>
+        <w:rFonts w:eastAsia="黑体"/>
         <w:b/>
         <w:bCs/>
       </w:rPr>
     </w:tblStylePr>
     <w:tblStylePr w:type="lastCol">
       <w:rPr>
+        <w:rFonts w:eastAsia="黑体"/>
         <w:b/>
         <w:bCs/>
       </w:rPr>
@@ -6625,6 +6988,7 @@
         <w:spacing w:after="0" w:before="0" w:line="240" w:lineRule="auto"/>
       </w:pPr>
       <w:rPr>
+        <w:rFonts w:eastAsia="黑体"/>
         <w:b/>
         <w:bCs/>
         <w:color w:themeColor="background1" w:val="FFFFFF"/>
@@ -6647,6 +7011,7 @@
         <w:spacing w:after="0" w:before="0" w:line="240" w:lineRule="auto"/>
       </w:pPr>
       <w:rPr>
+        <w:rFonts w:eastAsia="黑体"/>
         <w:b/>
         <w:bCs/>
       </w:rPr>
@@ -6664,12 +7029,14 @@
     </w:tblStylePr>
     <w:tblStylePr w:type="firstCol">
       <w:rPr>
+        <w:rFonts w:eastAsia="黑体"/>
         <w:b/>
         <w:bCs/>
       </w:rPr>
     </w:tblStylePr>
     <w:tblStylePr w:type="lastCol">
       <w:rPr>
+        <w:rFonts w:eastAsia="黑体"/>
         <w:b/>
         <w:bCs/>
       </w:rPr>
@@ -6728,6 +7095,7 @@
         <w:spacing w:after="0" w:before="0" w:line="240" w:lineRule="auto"/>
       </w:pPr>
       <w:rPr>
+        <w:rFonts w:eastAsia="黑体"/>
         <w:b/>
         <w:bCs/>
         <w:color w:themeColor="background1" w:val="FFFFFF"/>
@@ -6750,6 +7118,7 @@
         <w:spacing w:after="0" w:before="0" w:line="240" w:lineRule="auto"/>
       </w:pPr>
       <w:rPr>
+        <w:rFonts w:eastAsia="黑体"/>
         <w:color w:val="auto"/>
       </w:rPr>
       <w:tblPr/>
@@ -6767,6 +7136,7 @@
     </w:tblStylePr>
     <w:tblStylePr w:type="firstCol">
       <w:rPr>
+        <w:rFonts w:eastAsia="黑体"/>
         <w:b/>
         <w:bCs/>
         <w:color w:themeColor="background1" w:val="FFFFFF"/>
@@ -6786,6 +7156,7 @@
     </w:tblStylePr>
     <w:tblStylePr w:type="lastCol">
       <w:rPr>
+        <w:rFonts w:eastAsia="黑体"/>
         <w:b/>
         <w:bCs/>
         <w:color w:themeColor="background1" w:val="FFFFFF"/>
@@ -6834,6 +7205,7 @@
     </w:tblStylePr>
     <w:tblStylePr w:type="nwCell">
       <w:rPr>
+        <w:rFonts w:eastAsia="黑体"/>
         <w:color w:themeColor="background1" w:val="FFFFFF"/>
       </w:rPr>
       <w:tblPr/>
@@ -6877,6 +7249,7 @@
         <w:spacing w:after="0" w:before="0" w:line="240" w:lineRule="auto"/>
       </w:pPr>
       <w:rPr>
+        <w:rFonts w:eastAsia="黑体"/>
         <w:b/>
         <w:bCs/>
         <w:color w:themeColor="background1" w:val="FFFFFF"/>
@@ -6899,6 +7272,7 @@
         <w:spacing w:after="0" w:before="0" w:line="240" w:lineRule="auto"/>
       </w:pPr>
       <w:rPr>
+        <w:rFonts w:eastAsia="黑体"/>
         <w:color w:val="auto"/>
       </w:rPr>
       <w:tblPr/>
@@ -6916,6 +7290,7 @@
     </w:tblStylePr>
     <w:tblStylePr w:type="firstCol">
       <w:rPr>
+        <w:rFonts w:eastAsia="黑体"/>
         <w:b/>
         <w:bCs/>
         <w:color w:themeColor="background1" w:val="FFFFFF"/>
@@ -6935,6 +7310,7 @@
     </w:tblStylePr>
     <w:tblStylePr w:type="lastCol">
       <w:rPr>
+        <w:rFonts w:eastAsia="黑体"/>
         <w:b/>
         <w:bCs/>
         <w:color w:themeColor="background1" w:val="FFFFFF"/>
@@ -6983,6 +7359,7 @@
     </w:tblStylePr>
     <w:tblStylePr w:type="nwCell">
       <w:rPr>
+        <w:rFonts w:eastAsia="黑体"/>
         <w:color w:themeColor="background1" w:val="FFFFFF"/>
       </w:rPr>
       <w:tblPr/>
@@ -7026,6 +7403,7 @@
         <w:spacing w:after="0" w:before="0" w:line="240" w:lineRule="auto"/>
       </w:pPr>
       <w:rPr>
+        <w:rFonts w:eastAsia="黑体"/>
         <w:b/>
         <w:bCs/>
         <w:color w:themeColor="background1" w:val="FFFFFF"/>
@@ -7048,6 +7426,7 @@
         <w:spacing w:after="0" w:before="0" w:line="240" w:lineRule="auto"/>
       </w:pPr>
       <w:rPr>
+        <w:rFonts w:eastAsia="黑体"/>
         <w:color w:val="auto"/>
       </w:rPr>
       <w:tblPr/>
@@ -7065,6 +7444,7 @@
     </w:tblStylePr>
     <w:tblStylePr w:type="firstCol">
       <w:rPr>
+        <w:rFonts w:eastAsia="黑体"/>
         <w:b/>
         <w:bCs/>
         <w:color w:themeColor="background1" w:val="FFFFFF"/>
@@ -7084,6 +7464,7 @@
     </w:tblStylePr>
     <w:tblStylePr w:type="lastCol">
       <w:rPr>
+        <w:rFonts w:eastAsia="黑体"/>
         <w:b/>
         <w:bCs/>
         <w:color w:themeColor="background1" w:val="FFFFFF"/>
@@ -7132,6 +7513,7 @@
     </w:tblStylePr>
     <w:tblStylePr w:type="nwCell">
       <w:rPr>
+        <w:rFonts w:eastAsia="黑体"/>
         <w:color w:themeColor="background1" w:val="FFFFFF"/>
       </w:rPr>
       <w:tblPr/>
@@ -7175,6 +7557,7 @@
         <w:spacing w:after="0" w:before="0" w:line="240" w:lineRule="auto"/>
       </w:pPr>
       <w:rPr>
+        <w:rFonts w:eastAsia="黑体"/>
         <w:b/>
         <w:bCs/>
         <w:color w:themeColor="background1" w:val="FFFFFF"/>
@@ -7197,6 +7580,7 @@
         <w:spacing w:after="0" w:before="0" w:line="240" w:lineRule="auto"/>
       </w:pPr>
       <w:rPr>
+        <w:rFonts w:eastAsia="黑体"/>
         <w:color w:val="auto"/>
       </w:rPr>
       <w:tblPr/>
@@ -7214,6 +7598,7 @@
     </w:tblStylePr>
     <w:tblStylePr w:type="firstCol">
       <w:rPr>
+        <w:rFonts w:eastAsia="黑体"/>
         <w:b/>
         <w:bCs/>
         <w:color w:themeColor="background1" w:val="FFFFFF"/>
@@ -7233,6 +7618,7 @@
     </w:tblStylePr>
     <w:tblStylePr w:type="lastCol">
       <w:rPr>
+        <w:rFonts w:eastAsia="黑体"/>
         <w:b/>
         <w:bCs/>
         <w:color w:themeColor="background1" w:val="FFFFFF"/>
@@ -7281,6 +7667,7 @@
     </w:tblStylePr>
     <w:tblStylePr w:type="nwCell">
       <w:rPr>
+        <w:rFonts w:eastAsia="黑体"/>
         <w:color w:themeColor="background1" w:val="FFFFFF"/>
       </w:rPr>
       <w:tblPr/>
@@ -7324,6 +7711,7 @@
         <w:spacing w:after="0" w:before="0" w:line="240" w:lineRule="auto"/>
       </w:pPr>
       <w:rPr>
+        <w:rFonts w:eastAsia="黑体"/>
         <w:b/>
         <w:bCs/>
         <w:color w:themeColor="background1" w:val="FFFFFF"/>
@@ -7346,6 +7734,7 @@
         <w:spacing w:after="0" w:before="0" w:line="240" w:lineRule="auto"/>
       </w:pPr>
       <w:rPr>
+        <w:rFonts w:eastAsia="黑体"/>
         <w:color w:val="auto"/>
       </w:rPr>
       <w:tblPr/>
@@ -7363,6 +7752,7 @@
     </w:tblStylePr>
     <w:tblStylePr w:type="firstCol">
       <w:rPr>
+        <w:rFonts w:eastAsia="黑体"/>
         <w:b/>
         <w:bCs/>
         <w:color w:themeColor="background1" w:val="FFFFFF"/>
@@ -7382,6 +7772,7 @@
     </w:tblStylePr>
     <w:tblStylePr w:type="lastCol">
       <w:rPr>
+        <w:rFonts w:eastAsia="黑体"/>
         <w:b/>
         <w:bCs/>
         <w:color w:themeColor="background1" w:val="FFFFFF"/>
@@ -7430,6 +7821,7 @@
     </w:tblStylePr>
     <w:tblStylePr w:type="nwCell">
       <w:rPr>
+        <w:rFonts w:eastAsia="黑体"/>
         <w:color w:themeColor="background1" w:val="FFFFFF"/>
       </w:rPr>
       <w:tblPr/>
@@ -7473,6 +7865,7 @@
         <w:spacing w:after="0" w:before="0" w:line="240" w:lineRule="auto"/>
       </w:pPr>
       <w:rPr>
+        <w:rFonts w:eastAsia="黑体"/>
         <w:b/>
         <w:bCs/>
         <w:color w:themeColor="background1" w:val="FFFFFF"/>
@@ -7495,6 +7888,7 @@
         <w:spacing w:after="0" w:before="0" w:line="240" w:lineRule="auto"/>
       </w:pPr>
       <w:rPr>
+        <w:rFonts w:eastAsia="黑体"/>
         <w:color w:val="auto"/>
       </w:rPr>
       <w:tblPr/>
@@ -7512,6 +7906,7 @@
     </w:tblStylePr>
     <w:tblStylePr w:type="firstCol">
       <w:rPr>
+        <w:rFonts w:eastAsia="黑体"/>
         <w:b/>
         <w:bCs/>
         <w:color w:themeColor="background1" w:val="FFFFFF"/>
@@ -7531,6 +7926,7 @@
     </w:tblStylePr>
     <w:tblStylePr w:type="lastCol">
       <w:rPr>
+        <w:rFonts w:eastAsia="黑体"/>
         <w:b/>
         <w:bCs/>
         <w:color w:themeColor="background1" w:val="FFFFFF"/>
@@ -7579,6 +7975,7 @@
     </w:tblStylePr>
     <w:tblStylePr w:type="nwCell">
       <w:rPr>
+        <w:rFonts w:eastAsia="黑体"/>
         <w:color w:themeColor="background1" w:val="FFFFFF"/>
       </w:rPr>
       <w:tblPr/>
@@ -7622,6 +8019,7 @@
         <w:spacing w:after="0" w:before="0" w:line="240" w:lineRule="auto"/>
       </w:pPr>
       <w:rPr>
+        <w:rFonts w:eastAsia="黑体"/>
         <w:b/>
         <w:bCs/>
         <w:color w:themeColor="background1" w:val="FFFFFF"/>
@@ -7644,6 +8042,7 @@
         <w:spacing w:after="0" w:before="0" w:line="240" w:lineRule="auto"/>
       </w:pPr>
       <w:rPr>
+        <w:rFonts w:eastAsia="黑体"/>
         <w:color w:val="auto"/>
       </w:rPr>
       <w:tblPr/>
@@ -7661,6 +8060,7 @@
     </w:tblStylePr>
     <w:tblStylePr w:type="firstCol">
       <w:rPr>
+        <w:rFonts w:eastAsia="黑体"/>
         <w:b/>
         <w:bCs/>
         <w:color w:themeColor="background1" w:val="FFFFFF"/>
@@ -7680,6 +8080,7 @@
     </w:tblStylePr>
     <w:tblStylePr w:type="lastCol">
       <w:rPr>
+        <w:rFonts w:eastAsia="黑体"/>
         <w:b/>
         <w:bCs/>
         <w:color w:themeColor="background1" w:val="FFFFFF"/>
@@ -7728,6 +8129,7 @@
     </w:tblStylePr>
     <w:tblStylePr w:type="nwCell">
       <w:rPr>
+        <w:rFonts w:eastAsia="黑体"/>
         <w:color w:themeColor="background1" w:val="FFFFFF"/>
       </w:rPr>
       <w:tblPr/>
@@ -7752,6 +8154,7 @@
       <w:spacing w:after="0" w:line="240" w:lineRule="auto"/>
     </w:pPr>
     <w:rPr>
+      <w:rFonts w:eastAsia="黑体"/>
       <w:color w:themeColor="text1" w:val="000000"/>
     </w:rPr>
     <w:tblPr>
@@ -7771,7 +8174,7 @@
     </w:tblPr>
     <w:tblStylePr w:type="firstRow">
       <w:rPr>
-        <w:rFonts w:asciiTheme="majorHAnsi" w:cstheme="majorBidi" w:eastAsiaTheme="majorEastAsia" w:hAnsiTheme="majorHAnsi"/>
+        <w:rFonts w:asciiTheme="majorHAnsi" w:cstheme="majorBidi" w:hAnsiTheme="majorHAnsi" w:eastAsia="黑体"/>
       </w:rPr>
       <w:tblPr/>
       <w:tcPr>
@@ -7783,6 +8186,7 @@
     </w:tblStylePr>
     <w:tblStylePr w:type="lastRow">
       <w:rPr>
+        <w:rFonts w:eastAsia="黑体"/>
         <w:b/>
         <w:bCs/>
         <w:color w:themeColor="text2" w:val="1F497D"/>
@@ -7797,12 +8201,14 @@
     </w:tblStylePr>
     <w:tblStylePr w:type="firstCol">
       <w:rPr>
+        <w:rFonts w:eastAsia="黑体"/>
         <w:b/>
         <w:bCs/>
       </w:rPr>
     </w:tblStylePr>
     <w:tblStylePr w:type="lastCol">
       <w:rPr>
+        <w:rFonts w:eastAsia="黑体"/>
         <w:b/>
         <w:bCs/>
       </w:rPr>
@@ -7836,6 +8242,7 @@
       <w:spacing w:after="0" w:line="240" w:lineRule="auto"/>
     </w:pPr>
     <w:rPr>
+      <w:rFonts w:eastAsia="黑体"/>
       <w:color w:themeColor="text1" w:val="000000"/>
     </w:rPr>
     <w:tblPr>
@@ -7855,7 +8262,7 @@
     </w:tblPr>
     <w:tblStylePr w:type="firstRow">
       <w:rPr>
-        <w:rFonts w:asciiTheme="majorHAnsi" w:cstheme="majorBidi" w:eastAsiaTheme="majorEastAsia" w:hAnsiTheme="majorHAnsi"/>
+        <w:rFonts w:asciiTheme="majorHAnsi" w:cstheme="majorBidi" w:hAnsiTheme="majorHAnsi" w:eastAsia="黑体"/>
       </w:rPr>
       <w:tblPr/>
       <w:tcPr>
@@ -7867,6 +8274,7 @@
     </w:tblStylePr>
     <w:tblStylePr w:type="lastRow">
       <w:rPr>
+        <w:rFonts w:eastAsia="黑体"/>
         <w:b/>
         <w:bCs/>
         <w:color w:themeColor="text2" w:val="1F497D"/>
@@ -7881,12 +8289,14 @@
     </w:tblStylePr>
     <w:tblStylePr w:type="firstCol">
       <w:rPr>
+        <w:rFonts w:eastAsia="黑体"/>
         <w:b/>
         <w:bCs/>
       </w:rPr>
     </w:tblStylePr>
     <w:tblStylePr w:type="lastCol">
       <w:rPr>
+        <w:rFonts w:eastAsia="黑体"/>
         <w:b/>
         <w:bCs/>
       </w:rPr>
@@ -7920,6 +8330,7 @@
       <w:spacing w:after="0" w:line="240" w:lineRule="auto"/>
     </w:pPr>
     <w:rPr>
+      <w:rFonts w:eastAsia="黑体"/>
       <w:color w:themeColor="text1" w:val="000000"/>
     </w:rPr>
     <w:tblPr>
@@ -7939,7 +8350,7 @@
     </w:tblPr>
     <w:tblStylePr w:type="firstRow">
       <w:rPr>
-        <w:rFonts w:asciiTheme="majorHAnsi" w:cstheme="majorBidi" w:eastAsiaTheme="majorEastAsia" w:hAnsiTheme="majorHAnsi"/>
+        <w:rFonts w:asciiTheme="majorHAnsi" w:cstheme="majorBidi" w:hAnsiTheme="majorHAnsi" w:eastAsia="黑体"/>
       </w:rPr>
       <w:tblPr/>
       <w:tcPr>
@@ -7951,6 +8362,7 @@
     </w:tblStylePr>
     <w:tblStylePr w:type="lastRow">
       <w:rPr>
+        <w:rFonts w:eastAsia="黑体"/>
         <w:b/>
         <w:bCs/>
         <w:color w:themeColor="text2" w:val="1F497D"/>
@@ -7965,12 +8377,14 @@
     </w:tblStylePr>
     <w:tblStylePr w:type="firstCol">
       <w:rPr>
+        <w:rFonts w:eastAsia="黑体"/>
         <w:b/>
         <w:bCs/>
       </w:rPr>
     </w:tblStylePr>
     <w:tblStylePr w:type="lastCol">
       <w:rPr>
+        <w:rFonts w:eastAsia="黑体"/>
         <w:b/>
         <w:bCs/>
       </w:rPr>
@@ -8004,6 +8418,7 @@
       <w:spacing w:after="0" w:line="240" w:lineRule="auto"/>
     </w:pPr>
     <w:rPr>
+      <w:rFonts w:eastAsia="黑体"/>
       <w:color w:themeColor="text1" w:val="000000"/>
     </w:rPr>
     <w:tblPr>
@@ -8023,7 +8438,7 @@
     </w:tblPr>
     <w:tblStylePr w:type="firstRow">
       <w:rPr>
-        <w:rFonts w:asciiTheme="majorHAnsi" w:cstheme="majorBidi" w:eastAsiaTheme="majorEastAsia" w:hAnsiTheme="majorHAnsi"/>
+        <w:rFonts w:asciiTheme="majorHAnsi" w:cstheme="majorBidi" w:hAnsiTheme="majorHAnsi" w:eastAsia="黑体"/>
       </w:rPr>
       <w:tblPr/>
       <w:tcPr>
@@ -8035,6 +8450,7 @@
     </w:tblStylePr>
     <w:tblStylePr w:type="lastRow">
       <w:rPr>
+        <w:rFonts w:eastAsia="黑体"/>
         <w:b/>
         <w:bCs/>
         <w:color w:themeColor="text2" w:val="1F497D"/>
@@ -8049,12 +8465,14 @@
     </w:tblStylePr>
     <w:tblStylePr w:type="firstCol">
       <w:rPr>
+        <w:rFonts w:eastAsia="黑体"/>
         <w:b/>
         <w:bCs/>
       </w:rPr>
     </w:tblStylePr>
     <w:tblStylePr w:type="lastCol">
       <w:rPr>
+        <w:rFonts w:eastAsia="黑体"/>
         <w:b/>
         <w:bCs/>
       </w:rPr>
@@ -8088,6 +8506,7 @@
       <w:spacing w:after="0" w:line="240" w:lineRule="auto"/>
     </w:pPr>
     <w:rPr>
+      <w:rFonts w:eastAsia="黑体"/>
       <w:color w:themeColor="text1" w:val="000000"/>
     </w:rPr>
     <w:tblPr>
@@ -8107,7 +8526,7 @@
     </w:tblPr>
     <w:tblStylePr w:type="firstRow">
       <w:rPr>
-        <w:rFonts w:asciiTheme="majorHAnsi" w:cstheme="majorBidi" w:eastAsiaTheme="majorEastAsia" w:hAnsiTheme="majorHAnsi"/>
+        <w:rFonts w:asciiTheme="majorHAnsi" w:cstheme="majorBidi" w:hAnsiTheme="majorHAnsi" w:eastAsia="黑体"/>
       </w:rPr>
       <w:tblPr/>
       <w:tcPr>
@@ -8119,6 +8538,7 @@
     </w:tblStylePr>
     <w:tblStylePr w:type="lastRow">
       <w:rPr>
+        <w:rFonts w:eastAsia="黑体"/>
         <w:b/>
         <w:bCs/>
         <w:color w:themeColor="text2" w:val="1F497D"/>
@@ -8133,12 +8553,14 @@
     </w:tblStylePr>
     <w:tblStylePr w:type="firstCol">
       <w:rPr>
+        <w:rFonts w:eastAsia="黑体"/>
         <w:b/>
         <w:bCs/>
       </w:rPr>
     </w:tblStylePr>
     <w:tblStylePr w:type="lastCol">
       <w:rPr>
+        <w:rFonts w:eastAsia="黑体"/>
         <w:b/>
         <w:bCs/>
       </w:rPr>
@@ -8172,6 +8594,7 @@
       <w:spacing w:after="0" w:line="240" w:lineRule="auto"/>
     </w:pPr>
     <w:rPr>
+      <w:rFonts w:eastAsia="黑体"/>
       <w:color w:themeColor="text1" w:val="000000"/>
     </w:rPr>
     <w:tblPr>
@@ -8191,7 +8614,7 @@
     </w:tblPr>
     <w:tblStylePr w:type="firstRow">
       <w:rPr>
-        <w:rFonts w:asciiTheme="majorHAnsi" w:cstheme="majorBidi" w:eastAsiaTheme="majorEastAsia" w:hAnsiTheme="majorHAnsi"/>
+        <w:rFonts w:asciiTheme="majorHAnsi" w:cstheme="majorBidi" w:hAnsiTheme="majorHAnsi" w:eastAsia="黑体"/>
       </w:rPr>
       <w:tblPr/>
       <w:tcPr>
@@ -8203,6 +8626,7 @@
     </w:tblStylePr>
     <w:tblStylePr w:type="lastRow">
       <w:rPr>
+        <w:rFonts w:eastAsia="黑体"/>
         <w:b/>
         <w:bCs/>
         <w:color w:themeColor="text2" w:val="1F497D"/>
@@ -8217,12 +8641,14 @@
     </w:tblStylePr>
     <w:tblStylePr w:type="firstCol">
       <w:rPr>
+        <w:rFonts w:eastAsia="黑体"/>
         <w:b/>
         <w:bCs/>
       </w:rPr>
     </w:tblStylePr>
     <w:tblStylePr w:type="lastCol">
       <w:rPr>
+        <w:rFonts w:eastAsia="黑体"/>
         <w:b/>
         <w:bCs/>
       </w:rPr>
@@ -8256,6 +8682,7 @@
       <w:spacing w:after="0" w:line="240" w:lineRule="auto"/>
     </w:pPr>
     <w:rPr>
+      <w:rFonts w:eastAsia="黑体"/>
       <w:color w:themeColor="text1" w:val="000000"/>
     </w:rPr>
     <w:tblPr>
@@ -8275,7 +8702,7 @@
     </w:tblPr>
     <w:tblStylePr w:type="firstRow">
       <w:rPr>
-        <w:rFonts w:asciiTheme="majorHAnsi" w:cstheme="majorBidi" w:eastAsiaTheme="majorEastAsia" w:hAnsiTheme="majorHAnsi"/>
+        <w:rFonts w:asciiTheme="majorHAnsi" w:cstheme="majorBidi" w:hAnsiTheme="majorHAnsi" w:eastAsia="黑体"/>
       </w:rPr>
       <w:tblPr/>
       <w:tcPr>
@@ -8287,6 +8714,7 @@
     </w:tblStylePr>
     <w:tblStylePr w:type="lastRow">
       <w:rPr>
+        <w:rFonts w:eastAsia="黑体"/>
         <w:b/>
         <w:bCs/>
         <w:color w:themeColor="text2" w:val="1F497D"/>
@@ -8301,12 +8729,14 @@
     </w:tblStylePr>
     <w:tblStylePr w:type="firstCol">
       <w:rPr>
+        <w:rFonts w:eastAsia="黑体"/>
         <w:b/>
         <w:bCs/>
       </w:rPr>
     </w:tblStylePr>
     <w:tblStylePr w:type="lastCol">
       <w:rPr>
+        <w:rFonts w:eastAsia="黑体"/>
         <w:b/>
         <w:bCs/>
       </w:rPr>
@@ -8340,7 +8770,7 @@
       <w:spacing w:after="0" w:line="240" w:lineRule="auto"/>
     </w:pPr>
     <w:rPr>
-      <w:rFonts w:asciiTheme="majorHAnsi" w:cstheme="majorBidi" w:eastAsiaTheme="majorEastAsia" w:hAnsiTheme="majorHAnsi"/>
+      <w:rFonts w:asciiTheme="majorHAnsi" w:cstheme="majorBidi" w:hAnsiTheme="majorHAnsi" w:eastAsia="黑体"/>
       <w:color w:themeColor="text1" w:val="000000"/>
     </w:rPr>
     <w:tblPr>
@@ -8362,6 +8792,7 @@
     </w:tblPr>
     <w:tblStylePr w:type="firstRow">
       <w:rPr>
+        <w:rFonts w:eastAsia="黑体"/>
         <w:sz w:val="24"/>
         <w:szCs w:val="24"/>
       </w:rPr>
@@ -8468,7 +8899,7 @@
       <w:spacing w:after="0" w:line="240" w:lineRule="auto"/>
     </w:pPr>
     <w:rPr>
-      <w:rFonts w:asciiTheme="majorHAnsi" w:cstheme="majorBidi" w:eastAsiaTheme="majorEastAsia" w:hAnsiTheme="majorHAnsi"/>
+      <w:rFonts w:asciiTheme="majorHAnsi" w:cstheme="majorBidi" w:hAnsiTheme="majorHAnsi" w:eastAsia="黑体"/>
       <w:color w:themeColor="text1" w:val="000000"/>
     </w:rPr>
     <w:tblPr>
@@ -8490,6 +8921,7 @@
     </w:tblPr>
     <w:tblStylePr w:type="firstRow">
       <w:rPr>
+        <w:rFonts w:eastAsia="黑体"/>
         <w:sz w:val="24"/>
         <w:szCs w:val="24"/>
       </w:rPr>
@@ -8596,7 +9028,7 @@
       <w:spacing w:after="0" w:line="240" w:lineRule="auto"/>
     </w:pPr>
     <w:rPr>
-      <w:rFonts w:asciiTheme="majorHAnsi" w:cstheme="majorBidi" w:eastAsiaTheme="majorEastAsia" w:hAnsiTheme="majorHAnsi"/>
+      <w:rFonts w:asciiTheme="majorHAnsi" w:cstheme="majorBidi" w:hAnsiTheme="majorHAnsi" w:eastAsia="黑体"/>
       <w:color w:themeColor="text1" w:val="000000"/>
     </w:rPr>
     <w:tblPr>
@@ -8618,6 +9050,7 @@
     </w:tblPr>
     <w:tblStylePr w:type="firstRow">
       <w:rPr>
+        <w:rFonts w:eastAsia="黑体"/>
         <w:sz w:val="24"/>
         <w:szCs w:val="24"/>
       </w:rPr>
@@ -8724,7 +9157,7 @@
       <w:spacing w:after="0" w:line="240" w:lineRule="auto"/>
     </w:pPr>
     <w:rPr>
-      <w:rFonts w:asciiTheme="majorHAnsi" w:cstheme="majorBidi" w:eastAsiaTheme="majorEastAsia" w:hAnsiTheme="majorHAnsi"/>
+      <w:rFonts w:asciiTheme="majorHAnsi" w:cstheme="majorBidi" w:hAnsiTheme="majorHAnsi" w:eastAsia="黑体"/>
       <w:color w:themeColor="text1" w:val="000000"/>
     </w:rPr>
     <w:tblPr>
@@ -8746,6 +9179,7 @@
     </w:tblPr>
     <w:tblStylePr w:type="firstRow">
       <w:rPr>
+        <w:rFonts w:eastAsia="黑体"/>
         <w:sz w:val="24"/>
         <w:szCs w:val="24"/>
       </w:rPr>
@@ -8852,7 +9286,7 @@
       <w:spacing w:after="0" w:line="240" w:lineRule="auto"/>
     </w:pPr>
     <w:rPr>
-      <w:rFonts w:asciiTheme="majorHAnsi" w:cstheme="majorBidi" w:eastAsiaTheme="majorEastAsia" w:hAnsiTheme="majorHAnsi"/>
+      <w:rFonts w:asciiTheme="majorHAnsi" w:cstheme="majorBidi" w:hAnsiTheme="majorHAnsi" w:eastAsia="黑体"/>
       <w:color w:themeColor="text1" w:val="000000"/>
     </w:rPr>
     <w:tblPr>
@@ -8874,6 +9308,7 @@
     </w:tblPr>
     <w:tblStylePr w:type="firstRow">
       <w:rPr>
+        <w:rFonts w:eastAsia="黑体"/>
         <w:sz w:val="24"/>
         <w:szCs w:val="24"/>
       </w:rPr>
@@ -8980,7 +9415,7 @@
       <w:spacing w:after="0" w:line="240" w:lineRule="auto"/>
     </w:pPr>
     <w:rPr>
-      <w:rFonts w:asciiTheme="majorHAnsi" w:cstheme="majorBidi" w:eastAsiaTheme="majorEastAsia" w:hAnsiTheme="majorHAnsi"/>
+      <w:rFonts w:asciiTheme="majorHAnsi" w:cstheme="majorBidi" w:hAnsiTheme="majorHAnsi" w:eastAsia="黑体"/>
       <w:color w:themeColor="text1" w:val="000000"/>
     </w:rPr>
     <w:tblPr>
@@ -9002,6 +9437,7 @@
     </w:tblPr>
     <w:tblStylePr w:type="firstRow">
       <w:rPr>
+        <w:rFonts w:eastAsia="黑体"/>
         <w:sz w:val="24"/>
         <w:szCs w:val="24"/>
       </w:rPr>
@@ -9108,7 +9544,7 @@
       <w:spacing w:after="0" w:line="240" w:lineRule="auto"/>
     </w:pPr>
     <w:rPr>
-      <w:rFonts w:asciiTheme="majorHAnsi" w:cstheme="majorBidi" w:eastAsiaTheme="majorEastAsia" w:hAnsiTheme="majorHAnsi"/>
+      <w:rFonts w:asciiTheme="majorHAnsi" w:cstheme="majorBidi" w:hAnsiTheme="majorHAnsi" w:eastAsia="黑体"/>
       <w:color w:themeColor="text1" w:val="000000"/>
     </w:rPr>
     <w:tblPr>
@@ -9130,6 +9566,7 @@
     </w:tblPr>
     <w:tblStylePr w:type="firstRow">
       <w:rPr>
+        <w:rFonts w:eastAsia="黑体"/>
         <w:sz w:val="24"/>
         <w:szCs w:val="24"/>
       </w:rPr>
@@ -9259,12 +9696,14 @@
     </w:tcPr>
     <w:tblStylePr w:type="firstRow">
       <w:rPr>
+        <w:rFonts w:eastAsia="黑体"/>
         <w:b/>
         <w:bCs/>
       </w:rPr>
     </w:tblStylePr>
     <w:tblStylePr w:type="lastRow">
       <w:rPr>
+        <w:rFonts w:eastAsia="黑体"/>
         <w:b/>
         <w:bCs/>
       </w:rPr>
@@ -9277,12 +9716,14 @@
     </w:tblStylePr>
     <w:tblStylePr w:type="firstCol">
       <w:rPr>
+        <w:rFonts w:eastAsia="黑体"/>
         <w:b/>
         <w:bCs/>
       </w:rPr>
     </w:tblStylePr>
     <w:tblStylePr w:type="lastCol">
       <w:rPr>
+        <w:rFonts w:eastAsia="黑体"/>
         <w:b/>
         <w:bCs/>
       </w:rPr>
@@ -9332,12 +9773,14 @@
     </w:tcPr>
     <w:tblStylePr w:type="firstRow">
       <w:rPr>
+        <w:rFonts w:eastAsia="黑体"/>
         <w:b/>
         <w:bCs/>
       </w:rPr>
     </w:tblStylePr>
     <w:tblStylePr w:type="lastRow">
       <w:rPr>
+        <w:rFonts w:eastAsia="黑体"/>
         <w:b/>
         <w:bCs/>
       </w:rPr>
@@ -9350,12 +9793,14 @@
     </w:tblStylePr>
     <w:tblStylePr w:type="firstCol">
       <w:rPr>
+        <w:rFonts w:eastAsia="黑体"/>
         <w:b/>
         <w:bCs/>
       </w:rPr>
     </w:tblStylePr>
     <w:tblStylePr w:type="lastCol">
       <w:rPr>
+        <w:rFonts w:eastAsia="黑体"/>
         <w:b/>
         <w:bCs/>
       </w:rPr>
@@ -9405,12 +9850,14 @@
     </w:tcPr>
     <w:tblStylePr w:type="firstRow">
       <w:rPr>
+        <w:rFonts w:eastAsia="黑体"/>
         <w:b/>
         <w:bCs/>
       </w:rPr>
     </w:tblStylePr>
     <w:tblStylePr w:type="lastRow">
       <w:rPr>
+        <w:rFonts w:eastAsia="黑体"/>
         <w:b/>
         <w:bCs/>
       </w:rPr>
@@ -9423,12 +9870,14 @@
     </w:tblStylePr>
     <w:tblStylePr w:type="firstCol">
       <w:rPr>
+        <w:rFonts w:eastAsia="黑体"/>
         <w:b/>
         <w:bCs/>
       </w:rPr>
     </w:tblStylePr>
     <w:tblStylePr w:type="lastCol">
       <w:rPr>
+        <w:rFonts w:eastAsia="黑体"/>
         <w:b/>
         <w:bCs/>
       </w:rPr>
@@ -9478,12 +9927,14 @@
     </w:tcPr>
     <w:tblStylePr w:type="firstRow">
       <w:rPr>
+        <w:rFonts w:eastAsia="黑体"/>
         <w:b/>
         <w:bCs/>
       </w:rPr>
     </w:tblStylePr>
     <w:tblStylePr w:type="lastRow">
       <w:rPr>
+        <w:rFonts w:eastAsia="黑体"/>
         <w:b/>
         <w:bCs/>
       </w:rPr>
@@ -9496,12 +9947,14 @@
     </w:tblStylePr>
     <w:tblStylePr w:type="firstCol">
       <w:rPr>
+        <w:rFonts w:eastAsia="黑体"/>
         <w:b/>
         <w:bCs/>
       </w:rPr>
     </w:tblStylePr>
     <w:tblStylePr w:type="lastCol">
       <w:rPr>
+        <w:rFonts w:eastAsia="黑体"/>
         <w:b/>
         <w:bCs/>
       </w:rPr>
@@ -9551,12 +10004,14 @@
     </w:tcPr>
     <w:tblStylePr w:type="firstRow">
       <w:rPr>
+        <w:rFonts w:eastAsia="黑体"/>
         <w:b/>
         <w:bCs/>
       </w:rPr>
     </w:tblStylePr>
     <w:tblStylePr w:type="lastRow">
       <w:rPr>
+        <w:rFonts w:eastAsia="黑体"/>
         <w:b/>
         <w:bCs/>
       </w:rPr>
@@ -9569,12 +10024,14 @@
     </w:tblStylePr>
     <w:tblStylePr w:type="firstCol">
       <w:rPr>
+        <w:rFonts w:eastAsia="黑体"/>
         <w:b/>
         <w:bCs/>
       </w:rPr>
     </w:tblStylePr>
     <w:tblStylePr w:type="lastCol">
       <w:rPr>
+        <w:rFonts w:eastAsia="黑体"/>
         <w:b/>
         <w:bCs/>
       </w:rPr>
@@ -9624,12 +10081,14 @@
     </w:tcPr>
     <w:tblStylePr w:type="firstRow">
       <w:rPr>
+        <w:rFonts w:eastAsia="黑体"/>
         <w:b/>
         <w:bCs/>
       </w:rPr>
     </w:tblStylePr>
     <w:tblStylePr w:type="lastRow">
       <w:rPr>
+        <w:rFonts w:eastAsia="黑体"/>
         <w:b/>
         <w:bCs/>
       </w:rPr>
@@ -9642,12 +10101,14 @@
     </w:tblStylePr>
     <w:tblStylePr w:type="firstCol">
       <w:rPr>
+        <w:rFonts w:eastAsia="黑体"/>
         <w:b/>
         <w:bCs/>
       </w:rPr>
     </w:tblStylePr>
     <w:tblStylePr w:type="lastCol">
       <w:rPr>
+        <w:rFonts w:eastAsia="黑体"/>
         <w:b/>
         <w:bCs/>
       </w:rPr>
@@ -9697,12 +10158,14 @@
     </w:tcPr>
     <w:tblStylePr w:type="firstRow">
       <w:rPr>
+        <w:rFonts w:eastAsia="黑体"/>
         <w:b/>
         <w:bCs/>
       </w:rPr>
     </w:tblStylePr>
     <w:tblStylePr w:type="lastRow">
       <w:rPr>
+        <w:rFonts w:eastAsia="黑体"/>
         <w:b/>
         <w:bCs/>
       </w:rPr>
@@ -9715,12 +10178,14 @@
     </w:tblStylePr>
     <w:tblStylePr w:type="firstCol">
       <w:rPr>
+        <w:rFonts w:eastAsia="黑体"/>
         <w:b/>
         <w:bCs/>
       </w:rPr>
     </w:tblStylePr>
     <w:tblStylePr w:type="lastCol">
       <w:rPr>
+        <w:rFonts w:eastAsia="黑体"/>
         <w:b/>
         <w:bCs/>
       </w:rPr>
@@ -9747,7 +10212,7 @@
       <w:spacing w:after="0" w:line="240" w:lineRule="auto"/>
     </w:pPr>
     <w:rPr>
-      <w:rFonts w:asciiTheme="majorHAnsi" w:cstheme="majorBidi" w:eastAsiaTheme="majorEastAsia" w:hAnsiTheme="majorHAnsi"/>
+      <w:rFonts w:asciiTheme="majorHAnsi" w:cstheme="majorBidi" w:hAnsiTheme="majorHAnsi" w:eastAsia="黑体"/>
       <w:color w:themeColor="text1" w:val="000000"/>
     </w:rPr>
     <w:tblPr>
@@ -9774,6 +10239,7 @@
     </w:tcPr>
     <w:tblStylePr w:type="firstRow">
       <w:rPr>
+        <w:rFonts w:eastAsia="黑体"/>
         <w:b/>
         <w:bCs/>
         <w:color w:themeColor="text1" w:val="000000"/>
@@ -9785,6 +10251,7 @@
     </w:tblStylePr>
     <w:tblStylePr w:type="lastRow">
       <w:rPr>
+        <w:rFonts w:eastAsia="黑体"/>
         <w:b/>
         <w:bCs/>
         <w:color w:themeColor="text1" w:val="000000"/>
@@ -9804,6 +10271,7 @@
     </w:tblStylePr>
     <w:tblStylePr w:type="firstCol">
       <w:rPr>
+        <w:rFonts w:eastAsia="黑体"/>
         <w:b/>
         <w:bCs/>
         <w:color w:themeColor="text1" w:val="000000"/>
@@ -9823,6 +10291,7 @@
     </w:tblStylePr>
     <w:tblStylePr w:type="lastCol">
       <w:rPr>
+        <w:rFonts w:eastAsia="黑体"/>
         <w:b w:val="0"/>
         <w:bCs w:val="0"/>
         <w:color w:themeColor="text1" w:val="000000"/>
@@ -9872,7 +10341,7 @@
       <w:spacing w:after="0" w:line="240" w:lineRule="auto"/>
     </w:pPr>
     <w:rPr>
-      <w:rFonts w:asciiTheme="majorHAnsi" w:cstheme="majorBidi" w:eastAsiaTheme="majorEastAsia" w:hAnsiTheme="majorHAnsi"/>
+      <w:rFonts w:asciiTheme="majorHAnsi" w:cstheme="majorBidi" w:hAnsiTheme="majorHAnsi" w:eastAsia="黑体"/>
       <w:color w:themeColor="text1" w:val="000000"/>
     </w:rPr>
     <w:tblPr>
@@ -9899,6 +10368,7 @@
     </w:tcPr>
     <w:tblStylePr w:type="firstRow">
       <w:rPr>
+        <w:rFonts w:eastAsia="黑体"/>
         <w:b/>
         <w:bCs/>
         <w:color w:themeColor="text1" w:val="000000"/>
@@ -9910,6 +10380,7 @@
     </w:tblStylePr>
     <w:tblStylePr w:type="lastRow">
       <w:rPr>
+        <w:rFonts w:eastAsia="黑体"/>
         <w:b/>
         <w:bCs/>
         <w:color w:themeColor="text1" w:val="000000"/>
@@ -9929,6 +10400,7 @@
     </w:tblStylePr>
     <w:tblStylePr w:type="firstCol">
       <w:rPr>
+        <w:rFonts w:eastAsia="黑体"/>
         <w:b/>
         <w:bCs/>
         <w:color w:themeColor="text1" w:val="000000"/>
@@ -9948,6 +10420,7 @@
     </w:tblStylePr>
     <w:tblStylePr w:type="lastCol">
       <w:rPr>
+        <w:rFonts w:eastAsia="黑体"/>
         <w:b w:val="0"/>
         <w:bCs w:val="0"/>
         <w:color w:themeColor="text1" w:val="000000"/>
@@ -9997,7 +10470,7 @@
       <w:spacing w:after="0" w:line="240" w:lineRule="auto"/>
     </w:pPr>
     <w:rPr>
-      <w:rFonts w:asciiTheme="majorHAnsi" w:cstheme="majorBidi" w:eastAsiaTheme="majorEastAsia" w:hAnsiTheme="majorHAnsi"/>
+      <w:rFonts w:asciiTheme="majorHAnsi" w:cstheme="majorBidi" w:hAnsiTheme="majorHAnsi" w:eastAsia="黑体"/>
       <w:color w:themeColor="text1" w:val="000000"/>
     </w:rPr>
     <w:tblPr>
@@ -10024,6 +10497,7 @@
     </w:tcPr>
     <w:tblStylePr w:type="firstRow">
       <w:rPr>
+        <w:rFonts w:eastAsia="黑体"/>
         <w:b/>
         <w:bCs/>
         <w:color w:themeColor="text1" w:val="000000"/>
@@ -10035,6 +10509,7 @@
     </w:tblStylePr>
     <w:tblStylePr w:type="lastRow">
       <w:rPr>
+        <w:rFonts w:eastAsia="黑体"/>
         <w:b/>
         <w:bCs/>
         <w:color w:themeColor="text1" w:val="000000"/>
@@ -10054,6 +10529,7 @@
     </w:tblStylePr>
     <w:tblStylePr w:type="firstCol">
       <w:rPr>
+        <w:rFonts w:eastAsia="黑体"/>
         <w:b/>
         <w:bCs/>
         <w:color w:themeColor="text1" w:val="000000"/>
@@ -10073,6 +10549,7 @@
     </w:tblStylePr>
     <w:tblStylePr w:type="lastCol">
       <w:rPr>
+        <w:rFonts w:eastAsia="黑体"/>
         <w:b w:val="0"/>
         <w:bCs w:val="0"/>
         <w:color w:themeColor="text1" w:val="000000"/>
@@ -10122,7 +10599,7 @@
       <w:spacing w:after="0" w:line="240" w:lineRule="auto"/>
     </w:pPr>
     <w:rPr>
-      <w:rFonts w:asciiTheme="majorHAnsi" w:cstheme="majorBidi" w:eastAsiaTheme="majorEastAsia" w:hAnsiTheme="majorHAnsi"/>
+      <w:rFonts w:asciiTheme="majorHAnsi" w:cstheme="majorBidi" w:hAnsiTheme="majorHAnsi" w:eastAsia="黑体"/>
       <w:color w:themeColor="text1" w:val="000000"/>
     </w:rPr>
     <w:tblPr>
@@ -10149,6 +10626,7 @@
     </w:tcPr>
     <w:tblStylePr w:type="firstRow">
       <w:rPr>
+        <w:rFonts w:eastAsia="黑体"/>
         <w:b/>
         <w:bCs/>
         <w:color w:themeColor="text1" w:val="000000"/>
@@ -10160,6 +10638,7 @@
     </w:tblStylePr>
     <w:tblStylePr w:type="lastRow">
       <w:rPr>
+        <w:rFonts w:eastAsia="黑体"/>
         <w:b/>
         <w:bCs/>
         <w:color w:themeColor="text1" w:val="000000"/>
@@ -10179,6 +10658,7 @@
     </w:tblStylePr>
     <w:tblStylePr w:type="firstCol">
       <w:rPr>
+        <w:rFonts w:eastAsia="黑体"/>
         <w:b/>
         <w:bCs/>
         <w:color w:themeColor="text1" w:val="000000"/>
@@ -10198,6 +10678,7 @@
     </w:tblStylePr>
     <w:tblStylePr w:type="lastCol">
       <w:rPr>
+        <w:rFonts w:eastAsia="黑体"/>
         <w:b w:val="0"/>
         <w:bCs w:val="0"/>
         <w:color w:themeColor="text1" w:val="000000"/>
@@ -10247,7 +10728,7 @@
       <w:spacing w:after="0" w:line="240" w:lineRule="auto"/>
     </w:pPr>
     <w:rPr>
-      <w:rFonts w:asciiTheme="majorHAnsi" w:cstheme="majorBidi" w:eastAsiaTheme="majorEastAsia" w:hAnsiTheme="majorHAnsi"/>
+      <w:rFonts w:asciiTheme="majorHAnsi" w:cstheme="majorBidi" w:hAnsiTheme="majorHAnsi" w:eastAsia="黑体"/>
       <w:color w:themeColor="text1" w:val="000000"/>
     </w:rPr>
     <w:tblPr>
@@ -10274,6 +10755,7 @@
     </w:tcPr>
     <w:tblStylePr w:type="firstRow">
       <w:rPr>
+        <w:rFonts w:eastAsia="黑体"/>
         <w:b/>
         <w:bCs/>
         <w:color w:themeColor="text1" w:val="000000"/>
@@ -10285,6 +10767,7 @@
     </w:tblStylePr>
     <w:tblStylePr w:type="lastRow">
       <w:rPr>
+        <w:rFonts w:eastAsia="黑体"/>
         <w:b/>
         <w:bCs/>
         <w:color w:themeColor="text1" w:val="000000"/>
@@ -10304,6 +10787,7 @@
     </w:tblStylePr>
     <w:tblStylePr w:type="firstCol">
       <w:rPr>
+        <w:rFonts w:eastAsia="黑体"/>
         <w:b/>
         <w:bCs/>
         <w:color w:themeColor="text1" w:val="000000"/>
@@ -10323,6 +10807,7 @@
     </w:tblStylePr>
     <w:tblStylePr w:type="lastCol">
       <w:rPr>
+        <w:rFonts w:eastAsia="黑体"/>
         <w:b w:val="0"/>
         <w:bCs w:val="0"/>
         <w:color w:themeColor="text1" w:val="000000"/>
@@ -10372,7 +10857,7 @@
       <w:spacing w:after="0" w:line="240" w:lineRule="auto"/>
     </w:pPr>
     <w:rPr>
-      <w:rFonts w:asciiTheme="majorHAnsi" w:cstheme="majorBidi" w:eastAsiaTheme="majorEastAsia" w:hAnsiTheme="majorHAnsi"/>
+      <w:rFonts w:asciiTheme="majorHAnsi" w:cstheme="majorBidi" w:hAnsiTheme="majorHAnsi" w:eastAsia="黑体"/>
       <w:color w:themeColor="text1" w:val="000000"/>
     </w:rPr>
     <w:tblPr>
@@ -10399,6 +10884,7 @@
     </w:tcPr>
     <w:tblStylePr w:type="firstRow">
       <w:rPr>
+        <w:rFonts w:eastAsia="黑体"/>
         <w:b/>
         <w:bCs/>
         <w:color w:themeColor="text1" w:val="000000"/>
@@ -10410,6 +10896,7 @@
     </w:tblStylePr>
     <w:tblStylePr w:type="lastRow">
       <w:rPr>
+        <w:rFonts w:eastAsia="黑体"/>
         <w:b/>
         <w:bCs/>
         <w:color w:themeColor="text1" w:val="000000"/>
@@ -10429,6 +10916,7 @@
     </w:tblStylePr>
     <w:tblStylePr w:type="firstCol">
       <w:rPr>
+        <w:rFonts w:eastAsia="黑体"/>
         <w:b/>
         <w:bCs/>
         <w:color w:themeColor="text1" w:val="000000"/>
@@ -10448,6 +10936,7 @@
     </w:tblStylePr>
     <w:tblStylePr w:type="lastCol">
       <w:rPr>
+        <w:rFonts w:eastAsia="黑体"/>
         <w:b w:val="0"/>
         <w:bCs w:val="0"/>
         <w:color w:themeColor="text1" w:val="000000"/>
@@ -10497,7 +10986,7 @@
       <w:spacing w:after="0" w:line="240" w:lineRule="auto"/>
     </w:pPr>
     <w:rPr>
-      <w:rFonts w:asciiTheme="majorHAnsi" w:cstheme="majorBidi" w:eastAsiaTheme="majorEastAsia" w:hAnsiTheme="majorHAnsi"/>
+      <w:rFonts w:asciiTheme="majorHAnsi" w:cstheme="majorBidi" w:hAnsiTheme="majorHAnsi" w:eastAsia="黑体"/>
       <w:color w:themeColor="text1" w:val="000000"/>
     </w:rPr>
     <w:tblPr>
@@ -10524,6 +11013,7 @@
     </w:tcPr>
     <w:tblStylePr w:type="firstRow">
       <w:rPr>
+        <w:rFonts w:eastAsia="黑体"/>
         <w:b/>
         <w:bCs/>
         <w:color w:themeColor="text1" w:val="000000"/>
@@ -10535,6 +11025,7 @@
     </w:tblStylePr>
     <w:tblStylePr w:type="lastRow">
       <w:rPr>
+        <w:rFonts w:eastAsia="黑体"/>
         <w:b/>
         <w:bCs/>
         <w:color w:themeColor="text1" w:val="000000"/>
@@ -10554,6 +11045,7 @@
     </w:tblStylePr>
     <w:tblStylePr w:type="firstCol">
       <w:rPr>
+        <w:rFonts w:eastAsia="黑体"/>
         <w:b/>
         <w:bCs/>
         <w:color w:themeColor="text1" w:val="000000"/>
@@ -10573,6 +11065,7 @@
     </w:tblStylePr>
     <w:tblStylePr w:type="lastCol">
       <w:rPr>
+        <w:rFonts w:eastAsia="黑体"/>
         <w:b w:val="0"/>
         <w:bCs w:val="0"/>
         <w:color w:themeColor="text1" w:val="000000"/>
@@ -10645,6 +11138,7 @@
     </w:tcPr>
     <w:tblStylePr w:type="firstRow">
       <w:rPr>
+        <w:rFonts w:eastAsia="黑体"/>
         <w:b/>
         <w:bCs/>
         <w:i w:val="0"/>
@@ -10666,6 +11160,7 @@
     </w:tblStylePr>
     <w:tblStylePr w:type="lastRow">
       <w:rPr>
+        <w:rFonts w:eastAsia="黑体"/>
         <w:b/>
         <w:bCs/>
         <w:i w:val="0"/>
@@ -10687,6 +11182,7 @@
     </w:tblStylePr>
     <w:tblStylePr w:type="firstCol">
       <w:rPr>
+        <w:rFonts w:eastAsia="黑体"/>
         <w:b/>
         <w:bCs/>
         <w:i w:val="0"/>
@@ -10706,6 +11202,7 @@
     </w:tblStylePr>
     <w:tblStylePr w:type="lastCol">
       <w:rPr>
+        <w:rFonts w:eastAsia="黑体"/>
         <w:b/>
         <w:bCs/>
         <w:i w:val="0"/>
@@ -10786,6 +11283,7 @@
     </w:tcPr>
     <w:tblStylePr w:type="firstRow">
       <w:rPr>
+        <w:rFonts w:eastAsia="黑体"/>
         <w:b/>
         <w:bCs/>
         <w:i w:val="0"/>
@@ -10807,6 +11305,7 @@
     </w:tblStylePr>
     <w:tblStylePr w:type="lastRow">
       <w:rPr>
+        <w:rFonts w:eastAsia="黑体"/>
         <w:b/>
         <w:bCs/>
         <w:i w:val="0"/>
@@ -10828,6 +11327,7 @@
     </w:tblStylePr>
     <w:tblStylePr w:type="firstCol">
       <w:rPr>
+        <w:rFonts w:eastAsia="黑体"/>
         <w:b/>
         <w:bCs/>
         <w:i w:val="0"/>
@@ -10847,6 +11347,7 @@
     </w:tblStylePr>
     <w:tblStylePr w:type="lastCol">
       <w:rPr>
+        <w:rFonts w:eastAsia="黑体"/>
         <w:b/>
         <w:bCs/>
         <w:i w:val="0"/>
@@ -10927,6 +11428,7 @@
     </w:tcPr>
     <w:tblStylePr w:type="firstRow">
       <w:rPr>
+        <w:rFonts w:eastAsia="黑体"/>
         <w:b/>
         <w:bCs/>
         <w:i w:val="0"/>
@@ -10948,6 +11450,7 @@
     </w:tblStylePr>
     <w:tblStylePr w:type="lastRow">
       <w:rPr>
+        <w:rFonts w:eastAsia="黑体"/>
         <w:b/>
         <w:bCs/>
         <w:i w:val="0"/>
@@ -10969,6 +11472,7 @@
     </w:tblStylePr>
     <w:tblStylePr w:type="firstCol">
       <w:rPr>
+        <w:rFonts w:eastAsia="黑体"/>
         <w:b/>
         <w:bCs/>
         <w:i w:val="0"/>
@@ -10988,6 +11492,7 @@
     </w:tblStylePr>
     <w:tblStylePr w:type="lastCol">
       <w:rPr>
+        <w:rFonts w:eastAsia="黑体"/>
         <w:b/>
         <w:bCs/>
         <w:i w:val="0"/>
@@ -11068,6 +11573,7 @@
     </w:tcPr>
     <w:tblStylePr w:type="firstRow">
       <w:rPr>
+        <w:rFonts w:eastAsia="黑体"/>
         <w:b/>
         <w:bCs/>
         <w:i w:val="0"/>
@@ -11089,6 +11595,7 @@
     </w:tblStylePr>
     <w:tblStylePr w:type="lastRow">
       <w:rPr>
+        <w:rFonts w:eastAsia="黑体"/>
         <w:b/>
         <w:bCs/>
         <w:i w:val="0"/>
@@ -11110,6 +11617,7 @@
     </w:tblStylePr>
     <w:tblStylePr w:type="firstCol">
       <w:rPr>
+        <w:rFonts w:eastAsia="黑体"/>
         <w:b/>
         <w:bCs/>
         <w:i w:val="0"/>
@@ -11129,6 +11637,7 @@
     </w:tblStylePr>
     <w:tblStylePr w:type="lastCol">
       <w:rPr>
+        <w:rFonts w:eastAsia="黑体"/>
         <w:b/>
         <w:bCs/>
         <w:i w:val="0"/>
@@ -11209,6 +11718,7 @@
     </w:tcPr>
     <w:tblStylePr w:type="firstRow">
       <w:rPr>
+        <w:rFonts w:eastAsia="黑体"/>
         <w:b/>
         <w:bCs/>
         <w:i w:val="0"/>
@@ -11230,6 +11740,7 @@
     </w:tblStylePr>
     <w:tblStylePr w:type="lastRow">
       <w:rPr>
+        <w:rFonts w:eastAsia="黑体"/>
         <w:b/>
         <w:bCs/>
         <w:i w:val="0"/>
@@ -11251,6 +11762,7 @@
     </w:tblStylePr>
     <w:tblStylePr w:type="firstCol">
       <w:rPr>
+        <w:rFonts w:eastAsia="黑体"/>
         <w:b/>
         <w:bCs/>
         <w:i w:val="0"/>
@@ -11270,6 +11782,7 @@
     </w:tblStylePr>
     <w:tblStylePr w:type="lastCol">
       <w:rPr>
+        <w:rFonts w:eastAsia="黑体"/>
         <w:b/>
         <w:bCs/>
         <w:i w:val="0"/>
@@ -11350,6 +11863,7 @@
     </w:tcPr>
     <w:tblStylePr w:type="firstRow">
       <w:rPr>
+        <w:rFonts w:eastAsia="黑体"/>
         <w:b/>
         <w:bCs/>
         <w:i w:val="0"/>
@@ -11371,6 +11885,7 @@
     </w:tblStylePr>
     <w:tblStylePr w:type="lastRow">
       <w:rPr>
+        <w:rFonts w:eastAsia="黑体"/>
         <w:b/>
         <w:bCs/>
         <w:i w:val="0"/>
@@ -11392,6 +11907,7 @@
     </w:tblStylePr>
     <w:tblStylePr w:type="firstCol">
       <w:rPr>
+        <w:rFonts w:eastAsia="黑体"/>
         <w:b/>
         <w:bCs/>
         <w:i w:val="0"/>
@@ -11411,6 +11927,7 @@
     </w:tblStylePr>
     <w:tblStylePr w:type="lastCol">
       <w:rPr>
+        <w:rFonts w:eastAsia="黑体"/>
         <w:b/>
         <w:bCs/>
         <w:i w:val="0"/>
@@ -11491,6 +12008,7 @@
     </w:tcPr>
     <w:tblStylePr w:type="firstRow">
       <w:rPr>
+        <w:rFonts w:eastAsia="黑体"/>
         <w:b/>
         <w:bCs/>
         <w:i w:val="0"/>
@@ -11512,6 +12030,7 @@
     </w:tblStylePr>
     <w:tblStylePr w:type="lastRow">
       <w:rPr>
+        <w:rFonts w:eastAsia="黑体"/>
         <w:b/>
         <w:bCs/>
         <w:i w:val="0"/>
@@ -11533,6 +12052,7 @@
     </w:tblStylePr>
     <w:tblStylePr w:type="firstCol">
       <w:rPr>
+        <w:rFonts w:eastAsia="黑体"/>
         <w:b/>
         <w:bCs/>
         <w:i w:val="0"/>
@@ -11552,6 +12072,7 @@
     </w:tblStylePr>
     <w:tblStylePr w:type="lastCol">
       <w:rPr>
+        <w:rFonts w:eastAsia="黑体"/>
         <w:b/>
         <w:bCs/>
         <w:i w:val="0"/>
@@ -11609,6 +12130,7 @@
       <w:spacing w:after="0" w:line="240" w:lineRule="auto"/>
     </w:pPr>
     <w:rPr>
+      <w:rFonts w:eastAsia="黑体"/>
       <w:color w:themeColor="background1" w:val="FFFFFF"/>
     </w:rPr>
     <w:tblPr>
@@ -11627,6 +12149,7 @@
     </w:tcPr>
     <w:tblStylePr w:type="firstRow">
       <w:rPr>
+        <w:rFonts w:eastAsia="黑体"/>
         <w:b/>
         <w:bCs/>
       </w:rPr>
@@ -11723,6 +12246,7 @@
       <w:spacing w:after="0" w:line="240" w:lineRule="auto"/>
     </w:pPr>
     <w:rPr>
+      <w:rFonts w:eastAsia="黑体"/>
       <w:color w:themeColor="background1" w:val="FFFFFF"/>
     </w:rPr>
     <w:tblPr>
@@ -11741,6 +12265,7 @@
     </w:tcPr>
     <w:tblStylePr w:type="firstRow">
       <w:rPr>
+        <w:rFonts w:eastAsia="黑体"/>
         <w:b/>
         <w:bCs/>
       </w:rPr>
@@ -11837,6 +12362,7 @@
       <w:spacing w:after="0" w:line="240" w:lineRule="auto"/>
     </w:pPr>
     <w:rPr>
+      <w:rFonts w:eastAsia="黑体"/>
       <w:color w:themeColor="background1" w:val="FFFFFF"/>
     </w:rPr>
     <w:tblPr>
@@ -11855,6 +12381,7 @@
     </w:tcPr>
     <w:tblStylePr w:type="firstRow">
       <w:rPr>
+        <w:rFonts w:eastAsia="黑体"/>
         <w:b/>
         <w:bCs/>
       </w:rPr>
@@ -11951,6 +12478,7 @@
       <w:spacing w:after="0" w:line="240" w:lineRule="auto"/>
     </w:pPr>
     <w:rPr>
+      <w:rFonts w:eastAsia="黑体"/>
       <w:color w:themeColor="background1" w:val="FFFFFF"/>
     </w:rPr>
     <w:tblPr>
@@ -11969,6 +12497,7 @@
     </w:tcPr>
     <w:tblStylePr w:type="firstRow">
       <w:rPr>
+        <w:rFonts w:eastAsia="黑体"/>
         <w:b/>
         <w:bCs/>
       </w:rPr>
@@ -12065,6 +12594,7 @@
       <w:spacing w:after="0" w:line="240" w:lineRule="auto"/>
     </w:pPr>
     <w:rPr>
+      <w:rFonts w:eastAsia="黑体"/>
       <w:color w:themeColor="background1" w:val="FFFFFF"/>
     </w:rPr>
     <w:tblPr>
@@ -12083,6 +12613,7 @@
     </w:tcPr>
     <w:tblStylePr w:type="firstRow">
       <w:rPr>
+        <w:rFonts w:eastAsia="黑体"/>
         <w:b/>
         <w:bCs/>
       </w:rPr>
@@ -12179,6 +12710,7 @@
       <w:spacing w:after="0" w:line="240" w:lineRule="auto"/>
     </w:pPr>
     <w:rPr>
+      <w:rFonts w:eastAsia="黑体"/>
       <w:color w:themeColor="background1" w:val="FFFFFF"/>
     </w:rPr>
     <w:tblPr>
@@ -12197,6 +12729,7 @@
     </w:tcPr>
     <w:tblStylePr w:type="firstRow">
       <w:rPr>
+        <w:rFonts w:eastAsia="黑体"/>
         <w:b/>
         <w:bCs/>
       </w:rPr>
@@ -12293,6 +12826,7 @@
       <w:spacing w:after="0" w:line="240" w:lineRule="auto"/>
     </w:pPr>
     <w:rPr>
+      <w:rFonts w:eastAsia="黑体"/>
       <w:color w:themeColor="background1" w:val="FFFFFF"/>
     </w:rPr>
     <w:tblPr>
@@ -12311,6 +12845,7 @@
     </w:tcPr>
     <w:tblStylePr w:type="firstRow">
       <w:rPr>
+        <w:rFonts w:eastAsia="黑体"/>
         <w:b/>
         <w:bCs/>
       </w:rPr>
@@ -12407,6 +12942,7 @@
       <w:spacing w:after="0" w:line="240" w:lineRule="auto"/>
     </w:pPr>
     <w:rPr>
+      <w:rFonts w:eastAsia="黑体"/>
       <w:color w:themeColor="text1" w:val="000000"/>
     </w:rPr>
     <w:tblPr>
@@ -12433,6 +12969,7 @@
     </w:tcPr>
     <w:tblStylePr w:type="firstRow">
       <w:rPr>
+        <w:rFonts w:eastAsia="黑体"/>
         <w:b/>
         <w:bCs/>
       </w:rPr>
@@ -12451,6 +12988,7 @@
     </w:tblStylePr>
     <w:tblStylePr w:type="lastRow">
       <w:rPr>
+        <w:rFonts w:eastAsia="黑体"/>
         <w:b/>
         <w:bCs/>
         <w:color w:themeColor="background1" w:val="FFFFFF"/>
@@ -12465,6 +13003,7 @@
     </w:tblStylePr>
     <w:tblStylePr w:type="firstCol">
       <w:rPr>
+        <w:rFonts w:eastAsia="黑体"/>
         <w:color w:themeColor="background1" w:val="FFFFFF"/>
       </w:rPr>
       <w:tblPr/>
@@ -12482,6 +13021,7 @@
     </w:tblStylePr>
     <w:tblStylePr w:type="lastCol">
       <w:rPr>
+        <w:rFonts w:eastAsia="黑体"/>
         <w:color w:themeColor="background1" w:val="FFFFFF"/>
       </w:rPr>
       <w:tblPr/>
@@ -12511,11 +13051,13 @@
     </w:tblStylePr>
     <w:tblStylePr w:type="neCell">
       <w:rPr>
+        <w:rFonts w:eastAsia="黑体"/>
         <w:color w:themeColor="text1" w:val="000000"/>
       </w:rPr>
     </w:tblStylePr>
     <w:tblStylePr w:type="nwCell">
       <w:rPr>
+        <w:rFonts w:eastAsia="黑体"/>
         <w:color w:themeColor="text1" w:val="000000"/>
       </w:rPr>
     </w:tblStylePr>
@@ -12529,6 +13071,7 @@
       <w:spacing w:after="0" w:line="240" w:lineRule="auto"/>
     </w:pPr>
     <w:rPr>
+      <w:rFonts w:eastAsia="黑体"/>
       <w:color w:themeColor="text1" w:val="000000"/>
     </w:rPr>
     <w:tblPr>
@@ -12555,6 +13098,7 @@
     </w:tcPr>
     <w:tblStylePr w:type="firstRow">
       <w:rPr>
+        <w:rFonts w:eastAsia="黑体"/>
         <w:b/>
         <w:bCs/>
       </w:rPr>
@@ -12573,6 +13117,7 @@
     </w:tblStylePr>
     <w:tblStylePr w:type="lastRow">
       <w:rPr>
+        <w:rFonts w:eastAsia="黑体"/>
         <w:b/>
         <w:bCs/>
         <w:color w:themeColor="background1" w:val="FFFFFF"/>
@@ -12587,6 +13132,7 @@
     </w:tblStylePr>
     <w:tblStylePr w:type="firstCol">
       <w:rPr>
+        <w:rFonts w:eastAsia="黑体"/>
         <w:color w:themeColor="background1" w:val="FFFFFF"/>
       </w:rPr>
       <w:tblPr/>
@@ -12604,6 +13150,7 @@
     </w:tblStylePr>
     <w:tblStylePr w:type="lastCol">
       <w:rPr>
+        <w:rFonts w:eastAsia="黑体"/>
         <w:color w:themeColor="background1" w:val="FFFFFF"/>
       </w:rPr>
       <w:tblPr/>
@@ -12633,11 +13180,13 @@
     </w:tblStylePr>
     <w:tblStylePr w:type="neCell">
       <w:rPr>
+        <w:rFonts w:eastAsia="黑体"/>
         <w:color w:themeColor="text1" w:val="000000"/>
       </w:rPr>
     </w:tblStylePr>
     <w:tblStylePr w:type="nwCell">
       <w:rPr>
+        <w:rFonts w:eastAsia="黑体"/>
         <w:color w:themeColor="text1" w:val="000000"/>
       </w:rPr>
     </w:tblStylePr>
@@ -12651,6 +13200,7 @@
       <w:spacing w:after="0" w:line="240" w:lineRule="auto"/>
     </w:pPr>
     <w:rPr>
+      <w:rFonts w:eastAsia="黑体"/>
       <w:color w:themeColor="text1" w:val="000000"/>
     </w:rPr>
     <w:tblPr>
@@ -12677,6 +13227,7 @@
     </w:tcPr>
     <w:tblStylePr w:type="firstRow">
       <w:rPr>
+        <w:rFonts w:eastAsia="黑体"/>
         <w:b/>
         <w:bCs/>
       </w:rPr>
@@ -12695,6 +13246,7 @@
     </w:tblStylePr>
     <w:tblStylePr w:type="lastRow">
       <w:rPr>
+        <w:rFonts w:eastAsia="黑体"/>
         <w:b/>
         <w:bCs/>
         <w:color w:themeColor="background1" w:val="FFFFFF"/>
@@ -12709,6 +13261,7 @@
     </w:tblStylePr>
     <w:tblStylePr w:type="firstCol">
       <w:rPr>
+        <w:rFonts w:eastAsia="黑体"/>
         <w:color w:themeColor="background1" w:val="FFFFFF"/>
       </w:rPr>
       <w:tblPr/>
@@ -12726,6 +13279,7 @@
     </w:tblStylePr>
     <w:tblStylePr w:type="lastCol">
       <w:rPr>
+        <w:rFonts w:eastAsia="黑体"/>
         <w:color w:themeColor="background1" w:val="FFFFFF"/>
       </w:rPr>
       <w:tblPr/>
@@ -12755,11 +13309,13 @@
     </w:tblStylePr>
     <w:tblStylePr w:type="neCell">
       <w:rPr>
+        <w:rFonts w:eastAsia="黑体"/>
         <w:color w:themeColor="text1" w:val="000000"/>
       </w:rPr>
     </w:tblStylePr>
     <w:tblStylePr w:type="nwCell">
       <w:rPr>
+        <w:rFonts w:eastAsia="黑体"/>
         <w:color w:themeColor="text1" w:val="000000"/>
       </w:rPr>
     </w:tblStylePr>
@@ -12773,6 +13329,7 @@
       <w:spacing w:after="0" w:line="240" w:lineRule="auto"/>
     </w:pPr>
     <w:rPr>
+      <w:rFonts w:eastAsia="黑体"/>
       <w:color w:themeColor="text1" w:val="000000"/>
     </w:rPr>
     <w:tblPr>
@@ -12799,6 +13356,7 @@
     </w:tcPr>
     <w:tblStylePr w:type="firstRow">
       <w:rPr>
+        <w:rFonts w:eastAsia="黑体"/>
         <w:b/>
         <w:bCs/>
       </w:rPr>
@@ -12817,6 +13375,7 @@
     </w:tblStylePr>
     <w:tblStylePr w:type="lastRow">
       <w:rPr>
+        <w:rFonts w:eastAsia="黑体"/>
         <w:b/>
         <w:bCs/>
         <w:color w:themeColor="background1" w:val="FFFFFF"/>
@@ -12831,6 +13390,7 @@
     </w:tblStylePr>
     <w:tblStylePr w:type="firstCol">
       <w:rPr>
+        <w:rFonts w:eastAsia="黑体"/>
         <w:color w:themeColor="background1" w:val="FFFFFF"/>
       </w:rPr>
       <w:tblPr/>
@@ -12848,6 +13408,7 @@
     </w:tblStylePr>
     <w:tblStylePr w:type="lastCol">
       <w:rPr>
+        <w:rFonts w:eastAsia="黑体"/>
         <w:color w:themeColor="background1" w:val="FFFFFF"/>
       </w:rPr>
       <w:tblPr/>
@@ -12885,6 +13446,7 @@
       <w:spacing w:after="0" w:line="240" w:lineRule="auto"/>
     </w:pPr>
     <w:rPr>
+      <w:rFonts w:eastAsia="黑体"/>
       <w:color w:themeColor="text1" w:val="000000"/>
     </w:rPr>
     <w:tblPr>
@@ -12911,6 +13473,7 @@
     </w:tcPr>
     <w:tblStylePr w:type="firstRow">
       <w:rPr>
+        <w:rFonts w:eastAsia="黑体"/>
         <w:b/>
         <w:bCs/>
       </w:rPr>
@@ -12929,6 +13492,7 @@
     </w:tblStylePr>
     <w:tblStylePr w:type="lastRow">
       <w:rPr>
+        <w:rFonts w:eastAsia="黑体"/>
         <w:b/>
         <w:bCs/>
         <w:color w:themeColor="background1" w:val="FFFFFF"/>
@@ -12943,6 +13507,7 @@
     </w:tblStylePr>
     <w:tblStylePr w:type="firstCol">
       <w:rPr>
+        <w:rFonts w:eastAsia="黑体"/>
         <w:color w:themeColor="background1" w:val="FFFFFF"/>
       </w:rPr>
       <w:tblPr/>
@@ -12960,6 +13525,7 @@
     </w:tblStylePr>
     <w:tblStylePr w:type="lastCol">
       <w:rPr>
+        <w:rFonts w:eastAsia="黑体"/>
         <w:color w:themeColor="background1" w:val="FFFFFF"/>
       </w:rPr>
       <w:tblPr/>
@@ -12989,11 +13555,13 @@
     </w:tblStylePr>
     <w:tblStylePr w:type="neCell">
       <w:rPr>
+        <w:rFonts w:eastAsia="黑体"/>
         <w:color w:themeColor="text1" w:val="000000"/>
       </w:rPr>
     </w:tblStylePr>
     <w:tblStylePr w:type="nwCell">
       <w:rPr>
+        <w:rFonts w:eastAsia="黑体"/>
         <w:color w:themeColor="text1" w:val="000000"/>
       </w:rPr>
     </w:tblStylePr>
@@ -13007,6 +13575,7 @@
       <w:spacing w:after="0" w:line="240" w:lineRule="auto"/>
     </w:pPr>
     <w:rPr>
+      <w:rFonts w:eastAsia="黑体"/>
       <w:color w:themeColor="text1" w:val="000000"/>
     </w:rPr>
     <w:tblPr>
@@ -13033,6 +13602,7 @@
     </w:tcPr>
     <w:tblStylePr w:type="firstRow">
       <w:rPr>
+        <w:rFonts w:eastAsia="黑体"/>
         <w:b/>
         <w:bCs/>
       </w:rPr>
@@ -13051,6 +13621,7 @@
     </w:tblStylePr>
     <w:tblStylePr w:type="lastRow">
       <w:rPr>
+        <w:rFonts w:eastAsia="黑体"/>
         <w:b/>
         <w:bCs/>
         <w:color w:themeColor="background1" w:val="FFFFFF"/>
@@ -13065,6 +13636,7 @@
     </w:tblStylePr>
     <w:tblStylePr w:type="firstCol">
       <w:rPr>
+        <w:rFonts w:eastAsia="黑体"/>
         <w:color w:themeColor="background1" w:val="FFFFFF"/>
       </w:rPr>
       <w:tblPr/>
@@ -13082,6 +13654,7 @@
     </w:tblStylePr>
     <w:tblStylePr w:type="lastCol">
       <w:rPr>
+        <w:rFonts w:eastAsia="黑体"/>
         <w:color w:themeColor="background1" w:val="FFFFFF"/>
       </w:rPr>
       <w:tblPr/>
@@ -13111,11 +13684,13 @@
     </w:tblStylePr>
     <w:tblStylePr w:type="neCell">
       <w:rPr>
+        <w:rFonts w:eastAsia="黑体"/>
         <w:color w:themeColor="text1" w:val="000000"/>
       </w:rPr>
     </w:tblStylePr>
     <w:tblStylePr w:type="nwCell">
       <w:rPr>
+        <w:rFonts w:eastAsia="黑体"/>
         <w:color w:themeColor="text1" w:val="000000"/>
       </w:rPr>
     </w:tblStylePr>
@@ -13129,6 +13704,7 @@
       <w:spacing w:after="0" w:line="240" w:lineRule="auto"/>
     </w:pPr>
     <w:rPr>
+      <w:rFonts w:eastAsia="黑体"/>
       <w:color w:themeColor="text1" w:val="000000"/>
     </w:rPr>
     <w:tblPr>
@@ -13155,6 +13731,7 @@
     </w:tcPr>
     <w:tblStylePr w:type="firstRow">
       <w:rPr>
+        <w:rFonts w:eastAsia="黑体"/>
         <w:b/>
         <w:bCs/>
       </w:rPr>
@@ -13173,6 +13750,7 @@
     </w:tblStylePr>
     <w:tblStylePr w:type="lastRow">
       <w:rPr>
+        <w:rFonts w:eastAsia="黑体"/>
         <w:b/>
         <w:bCs/>
         <w:color w:themeColor="background1" w:val="FFFFFF"/>
@@ -13187,6 +13765,7 @@
     </w:tblStylePr>
     <w:tblStylePr w:type="firstCol">
       <w:rPr>
+        <w:rFonts w:eastAsia="黑体"/>
         <w:color w:themeColor="background1" w:val="FFFFFF"/>
       </w:rPr>
       <w:tblPr/>
@@ -13204,6 +13783,7 @@
     </w:tblStylePr>
     <w:tblStylePr w:type="lastCol">
       <w:rPr>
+        <w:rFonts w:eastAsia="黑体"/>
         <w:color w:themeColor="background1" w:val="FFFFFF"/>
       </w:rPr>
       <w:tblPr/>
@@ -13233,11 +13813,13 @@
     </w:tblStylePr>
     <w:tblStylePr w:type="neCell">
       <w:rPr>
+        <w:rFonts w:eastAsia="黑体"/>
         <w:color w:themeColor="text1" w:val="000000"/>
       </w:rPr>
     </w:tblStylePr>
     <w:tblStylePr w:type="nwCell">
       <w:rPr>
+        <w:rFonts w:eastAsia="黑体"/>
         <w:color w:themeColor="text1" w:val="000000"/>
       </w:rPr>
     </w:tblStylePr>
@@ -13251,6 +13833,7 @@
       <w:spacing w:after="0" w:line="240" w:lineRule="auto"/>
     </w:pPr>
     <w:rPr>
+      <w:rFonts w:eastAsia="黑体"/>
       <w:color w:themeColor="text1" w:val="000000"/>
     </w:rPr>
     <w:tblPr>
@@ -13269,6 +13852,7 @@
     </w:tcPr>
     <w:tblStylePr w:type="firstRow">
       <w:rPr>
+        <w:rFonts w:eastAsia="黑体"/>
         <w:b/>
         <w:bCs/>
         <w:color w:themeColor="background1" w:val="FFFFFF"/>
@@ -13283,6 +13867,7 @@
     </w:tblStylePr>
     <w:tblStylePr w:type="lastRow">
       <w:rPr>
+        <w:rFonts w:eastAsia="黑体"/>
         <w:b/>
         <w:bCs/>
         <w:color w:themeColor="accent2" w:themeShade="CC" w:val="9E3A38"/>
@@ -13297,12 +13882,14 @@
     </w:tblStylePr>
     <w:tblStylePr w:type="firstCol">
       <w:rPr>
+        <w:rFonts w:eastAsia="黑体"/>
         <w:b/>
         <w:bCs/>
       </w:rPr>
     </w:tblStylePr>
     <w:tblStylePr w:type="lastCol">
       <w:rPr>
+        <w:rFonts w:eastAsia="黑体"/>
         <w:b/>
         <w:bCs/>
       </w:rPr>
@@ -13337,6 +13924,7 @@
       <w:spacing w:after="0" w:line="240" w:lineRule="auto"/>
     </w:pPr>
     <w:rPr>
+      <w:rFonts w:eastAsia="黑体"/>
       <w:color w:themeColor="text1" w:val="000000"/>
     </w:rPr>
     <w:tblPr>
@@ -13355,6 +13943,7 @@
     </w:tcPr>
     <w:tblStylePr w:type="firstRow">
       <w:rPr>
+        <w:rFonts w:eastAsia="黑体"/>
         <w:b/>
         <w:bCs/>
         <w:color w:themeColor="background1" w:val="FFFFFF"/>
@@ -13369,6 +13958,7 @@
     </w:tblStylePr>
     <w:tblStylePr w:type="lastRow">
       <w:rPr>
+        <w:rFonts w:eastAsia="黑体"/>
         <w:b/>
         <w:bCs/>
         <w:color w:themeColor="accent2" w:themeShade="CC" w:val="9E3A38"/>
@@ -13383,12 +13973,14 @@
     </w:tblStylePr>
     <w:tblStylePr w:type="firstCol">
       <w:rPr>
+        <w:rFonts w:eastAsia="黑体"/>
         <w:b/>
         <w:bCs/>
       </w:rPr>
     </w:tblStylePr>
     <w:tblStylePr w:type="lastCol">
       <w:rPr>
+        <w:rFonts w:eastAsia="黑体"/>
         <w:b/>
         <w:bCs/>
       </w:rPr>
@@ -13423,6 +14015,7 @@
       <w:spacing w:after="0" w:line="240" w:lineRule="auto"/>
     </w:pPr>
     <w:rPr>
+      <w:rFonts w:eastAsia="黑体"/>
       <w:color w:themeColor="text1" w:val="000000"/>
     </w:rPr>
     <w:tblPr>
@@ -13441,6 +14034,7 @@
     </w:tcPr>
     <w:tblStylePr w:type="firstRow">
       <w:rPr>
+        <w:rFonts w:eastAsia="黑体"/>
         <w:b/>
         <w:bCs/>
         <w:color w:themeColor="background1" w:val="FFFFFF"/>
@@ -13455,6 +14049,7 @@
     </w:tblStylePr>
     <w:tblStylePr w:type="lastRow">
       <w:rPr>
+        <w:rFonts w:eastAsia="黑体"/>
         <w:b/>
         <w:bCs/>
         <w:color w:themeColor="accent2" w:themeShade="CC" w:val="9E3A38"/>
@@ -13469,12 +14064,14 @@
     </w:tblStylePr>
     <w:tblStylePr w:type="firstCol">
       <w:rPr>
+        <w:rFonts w:eastAsia="黑体"/>
         <w:b/>
         <w:bCs/>
       </w:rPr>
     </w:tblStylePr>
     <w:tblStylePr w:type="lastCol">
       <w:rPr>
+        <w:rFonts w:eastAsia="黑体"/>
         <w:b/>
         <w:bCs/>
       </w:rPr>
@@ -13509,6 +14106,7 @@
       <w:spacing w:after="0" w:line="240" w:lineRule="auto"/>
     </w:pPr>
     <w:rPr>
+      <w:rFonts w:eastAsia="黑体"/>
       <w:color w:themeColor="text1" w:val="000000"/>
     </w:rPr>
     <w:tblPr>
@@ -13527,6 +14125,7 @@
     </w:tcPr>
     <w:tblStylePr w:type="firstRow">
       <w:rPr>
+        <w:rFonts w:eastAsia="黑体"/>
         <w:b/>
         <w:bCs/>
         <w:color w:themeColor="background1" w:val="FFFFFF"/>
@@ -13541,6 +14140,7 @@
     </w:tblStylePr>
     <w:tblStylePr w:type="lastRow">
       <w:rPr>
+        <w:rFonts w:eastAsia="黑体"/>
         <w:b/>
         <w:bCs/>
         <w:color w:themeColor="accent4" w:themeShade="CC" w:val="664E82"/>
@@ -13555,12 +14155,14 @@
     </w:tblStylePr>
     <w:tblStylePr w:type="firstCol">
       <w:rPr>
+        <w:rFonts w:eastAsia="黑体"/>
         <w:b/>
         <w:bCs/>
       </w:rPr>
     </w:tblStylePr>
     <w:tblStylePr w:type="lastCol">
       <w:rPr>
+        <w:rFonts w:eastAsia="黑体"/>
         <w:b/>
         <w:bCs/>
       </w:rPr>
@@ -13595,6 +14197,7 @@
       <w:spacing w:after="0" w:line="240" w:lineRule="auto"/>
     </w:pPr>
     <w:rPr>
+      <w:rFonts w:eastAsia="黑体"/>
       <w:color w:themeColor="text1" w:val="000000"/>
     </w:rPr>
     <w:tblPr>
@@ -13613,6 +14216,7 @@
     </w:tcPr>
     <w:tblStylePr w:type="firstRow">
       <w:rPr>
+        <w:rFonts w:eastAsia="黑体"/>
         <w:b/>
         <w:bCs/>
         <w:color w:themeColor="background1" w:val="FFFFFF"/>
@@ -13627,6 +14231,7 @@
     </w:tblStylePr>
     <w:tblStylePr w:type="lastRow">
       <w:rPr>
+        <w:rFonts w:eastAsia="黑体"/>
         <w:b/>
         <w:bCs/>
         <w:color w:themeColor="accent3" w:themeShade="CC" w:val="7E9C40"/>
@@ -13641,12 +14246,14 @@
     </w:tblStylePr>
     <w:tblStylePr w:type="firstCol">
       <w:rPr>
+        <w:rFonts w:eastAsia="黑体"/>
         <w:b/>
         <w:bCs/>
       </w:rPr>
     </w:tblStylePr>
     <w:tblStylePr w:type="lastCol">
       <w:rPr>
+        <w:rFonts w:eastAsia="黑体"/>
         <w:b/>
         <w:bCs/>
       </w:rPr>
@@ -13681,6 +14288,7 @@
       <w:spacing w:after="0" w:line="240" w:lineRule="auto"/>
     </w:pPr>
     <w:rPr>
+      <w:rFonts w:eastAsia="黑体"/>
       <w:color w:themeColor="text1" w:val="000000"/>
     </w:rPr>
     <w:tblPr>
@@ -13699,6 +14307,7 @@
     </w:tcPr>
     <w:tblStylePr w:type="firstRow">
       <w:rPr>
+        <w:rFonts w:eastAsia="黑体"/>
         <w:b/>
         <w:bCs/>
         <w:color w:themeColor="background1" w:val="FFFFFF"/>
@@ -13713,6 +14322,7 @@
     </w:tblStylePr>
     <w:tblStylePr w:type="lastRow">
       <w:rPr>
+        <w:rFonts w:eastAsia="黑体"/>
         <w:b/>
         <w:bCs/>
         <w:color w:themeColor="accent6" w:themeShade="CC" w:val="F2730A"/>
@@ -13727,12 +14337,14 @@
     </w:tblStylePr>
     <w:tblStylePr w:type="firstCol">
       <w:rPr>
+        <w:rFonts w:eastAsia="黑体"/>
         <w:b/>
         <w:bCs/>
       </w:rPr>
     </w:tblStylePr>
     <w:tblStylePr w:type="lastCol">
       <w:rPr>
+        <w:rFonts w:eastAsia="黑体"/>
         <w:b/>
         <w:bCs/>
       </w:rPr>
@@ -13767,6 +14379,7 @@
       <w:spacing w:after="0" w:line="240" w:lineRule="auto"/>
     </w:pPr>
     <w:rPr>
+      <w:rFonts w:eastAsia="黑体"/>
       <w:color w:themeColor="text1" w:val="000000"/>
     </w:rPr>
     <w:tblPr>
@@ -13785,6 +14398,7 @@
     </w:tcPr>
     <w:tblStylePr w:type="firstRow">
       <w:rPr>
+        <w:rFonts w:eastAsia="黑体"/>
         <w:b/>
         <w:bCs/>
         <w:color w:themeColor="background1" w:val="FFFFFF"/>
@@ -13799,6 +14413,7 @@
     </w:tblStylePr>
     <w:tblStylePr w:type="lastRow">
       <w:rPr>
+        <w:rFonts w:eastAsia="黑体"/>
         <w:b/>
         <w:bCs/>
         <w:color w:themeColor="accent5" w:themeShade="CC" w:val="348DA5"/>
@@ -13813,12 +14428,14 @@
     </w:tblStylePr>
     <w:tblStylePr w:type="firstCol">
       <w:rPr>
+        <w:rFonts w:eastAsia="黑体"/>
         <w:b/>
         <w:bCs/>
       </w:rPr>
     </w:tblStylePr>
     <w:tblStylePr w:type="lastCol">
       <w:rPr>
+        <w:rFonts w:eastAsia="黑体"/>
         <w:b/>
         <w:bCs/>
       </w:rPr>
@@ -13853,6 +14470,7 @@
       <w:spacing w:after="0" w:line="240" w:lineRule="auto"/>
     </w:pPr>
     <w:rPr>
+      <w:rFonts w:eastAsia="黑体"/>
       <w:color w:themeColor="text1" w:val="000000"/>
     </w:rPr>
     <w:tblPr>
@@ -13874,6 +14492,7 @@
     </w:tcPr>
     <w:tblStylePr w:type="firstRow">
       <w:rPr>
+        <w:rFonts w:eastAsia="黑体"/>
         <w:b/>
         <w:bCs/>
       </w:rPr>
@@ -13884,6 +14503,7 @@
     </w:tblStylePr>
     <w:tblStylePr w:type="lastRow">
       <w:rPr>
+        <w:rFonts w:eastAsia="黑体"/>
         <w:b/>
         <w:bCs/>
         <w:color w:themeColor="text1" w:val="000000"/>
@@ -13895,6 +14515,7 @@
     </w:tblStylePr>
     <w:tblStylePr w:type="firstCol">
       <w:rPr>
+        <w:rFonts w:eastAsia="黑体"/>
         <w:color w:themeColor="background1" w:val="FFFFFF"/>
       </w:rPr>
       <w:tblPr/>
@@ -13904,6 +14525,7 @@
     </w:tblStylePr>
     <w:tblStylePr w:type="lastCol">
       <w:rPr>
+        <w:rFonts w:eastAsia="黑体"/>
         <w:color w:themeColor="background1" w:val="FFFFFF"/>
       </w:rPr>
       <w:tblPr/>
@@ -13933,6 +14555,7 @@
       <w:spacing w:after="0" w:line="240" w:lineRule="auto"/>
     </w:pPr>
     <w:rPr>
+      <w:rFonts w:eastAsia="黑体"/>
       <w:color w:themeColor="text1" w:val="000000"/>
     </w:rPr>
     <w:tblPr>
@@ -13954,6 +14577,7 @@
     </w:tcPr>
     <w:tblStylePr w:type="firstRow">
       <w:rPr>
+        <w:rFonts w:eastAsia="黑体"/>
         <w:b/>
         <w:bCs/>
       </w:rPr>
@@ -13964,6 +14588,7 @@
     </w:tblStylePr>
     <w:tblStylePr w:type="lastRow">
       <w:rPr>
+        <w:rFonts w:eastAsia="黑体"/>
         <w:b/>
         <w:bCs/>
         <w:color w:themeColor="text1" w:val="000000"/>
@@ -13975,6 +14600,7 @@
     </w:tblStylePr>
     <w:tblStylePr w:type="firstCol">
       <w:rPr>
+        <w:rFonts w:eastAsia="黑体"/>
         <w:color w:themeColor="background1" w:val="FFFFFF"/>
       </w:rPr>
       <w:tblPr/>
@@ -13984,6 +14610,7 @@
     </w:tblStylePr>
     <w:tblStylePr w:type="lastCol">
       <w:rPr>
+        <w:rFonts w:eastAsia="黑体"/>
         <w:color w:themeColor="background1" w:val="FFFFFF"/>
       </w:rPr>
       <w:tblPr/>
@@ -14013,6 +14640,7 @@
       <w:spacing w:after="0" w:line="240" w:lineRule="auto"/>
     </w:pPr>
     <w:rPr>
+      <w:rFonts w:eastAsia="黑体"/>
       <w:color w:themeColor="text1" w:val="000000"/>
     </w:rPr>
     <w:tblPr>
@@ -14034,6 +14662,7 @@
     </w:tcPr>
     <w:tblStylePr w:type="firstRow">
       <w:rPr>
+        <w:rFonts w:eastAsia="黑体"/>
         <w:b/>
         <w:bCs/>
       </w:rPr>
@@ -14044,6 +14673,7 @@
     </w:tblStylePr>
     <w:tblStylePr w:type="lastRow">
       <w:rPr>
+        <w:rFonts w:eastAsia="黑体"/>
         <w:b/>
         <w:bCs/>
         <w:color w:themeColor="text1" w:val="000000"/>
@@ -14055,6 +14685,7 @@
     </w:tblStylePr>
     <w:tblStylePr w:type="firstCol">
       <w:rPr>
+        <w:rFonts w:eastAsia="黑体"/>
         <w:color w:themeColor="background1" w:val="FFFFFF"/>
       </w:rPr>
       <w:tblPr/>
@@ -14064,6 +14695,7 @@
     </w:tblStylePr>
     <w:tblStylePr w:type="lastCol">
       <w:rPr>
+        <w:rFonts w:eastAsia="黑体"/>
         <w:color w:themeColor="background1" w:val="FFFFFF"/>
       </w:rPr>
       <w:tblPr/>
@@ -14093,6 +14725,7 @@
       <w:spacing w:after="0" w:line="240" w:lineRule="auto"/>
     </w:pPr>
     <w:rPr>
+      <w:rFonts w:eastAsia="黑体"/>
       <w:color w:themeColor="text1" w:val="000000"/>
     </w:rPr>
     <w:tblPr>
@@ -14114,6 +14747,7 @@
     </w:tcPr>
     <w:tblStylePr w:type="firstRow">
       <w:rPr>
+        <w:rFonts w:eastAsia="黑体"/>
         <w:b/>
         <w:bCs/>
       </w:rPr>
@@ -14124,6 +14758,7 @@
     </w:tblStylePr>
     <w:tblStylePr w:type="lastRow">
       <w:rPr>
+        <w:rFonts w:eastAsia="黑体"/>
         <w:b/>
         <w:bCs/>
         <w:color w:themeColor="text1" w:val="000000"/>
@@ -14135,6 +14770,7 @@
     </w:tblStylePr>
     <w:tblStylePr w:type="firstCol">
       <w:rPr>
+        <w:rFonts w:eastAsia="黑体"/>
         <w:color w:themeColor="background1" w:val="FFFFFF"/>
       </w:rPr>
       <w:tblPr/>
@@ -14144,6 +14780,7 @@
     </w:tblStylePr>
     <w:tblStylePr w:type="lastCol">
       <w:rPr>
+        <w:rFonts w:eastAsia="黑体"/>
         <w:color w:themeColor="background1" w:val="FFFFFF"/>
       </w:rPr>
       <w:tblPr/>
@@ -14173,6 +14810,7 @@
       <w:spacing w:after="0" w:line="240" w:lineRule="auto"/>
     </w:pPr>
     <w:rPr>
+      <w:rFonts w:eastAsia="黑体"/>
       <w:color w:themeColor="text1" w:val="000000"/>
     </w:rPr>
     <w:tblPr>
@@ -14194,6 +14832,7 @@
     </w:tcPr>
     <w:tblStylePr w:type="firstRow">
       <w:rPr>
+        <w:rFonts w:eastAsia="黑体"/>
         <w:b/>
         <w:bCs/>
       </w:rPr>
@@ -14204,6 +14843,7 @@
     </w:tblStylePr>
     <w:tblStylePr w:type="lastRow">
       <w:rPr>
+        <w:rFonts w:eastAsia="黑体"/>
         <w:b/>
         <w:bCs/>
         <w:color w:themeColor="text1" w:val="000000"/>
@@ -14215,6 +14855,7 @@
     </w:tblStylePr>
     <w:tblStylePr w:type="firstCol">
       <w:rPr>
+        <w:rFonts w:eastAsia="黑体"/>
         <w:color w:themeColor="background1" w:val="FFFFFF"/>
       </w:rPr>
       <w:tblPr/>
@@ -14224,6 +14865,7 @@
     </w:tblStylePr>
     <w:tblStylePr w:type="lastCol">
       <w:rPr>
+        <w:rFonts w:eastAsia="黑体"/>
         <w:color w:themeColor="background1" w:val="FFFFFF"/>
       </w:rPr>
       <w:tblPr/>
@@ -14253,6 +14895,7 @@
       <w:spacing w:after="0" w:line="240" w:lineRule="auto"/>
     </w:pPr>
     <w:rPr>
+      <w:rFonts w:eastAsia="黑体"/>
       <w:color w:themeColor="text1" w:val="000000"/>
     </w:rPr>
     <w:tblPr>
@@ -14274,6 +14917,7 @@
     </w:tcPr>
     <w:tblStylePr w:type="firstRow">
       <w:rPr>
+        <w:rFonts w:eastAsia="黑体"/>
         <w:b/>
         <w:bCs/>
       </w:rPr>
@@ -14284,6 +14928,7 @@
     </w:tblStylePr>
     <w:tblStylePr w:type="lastRow">
       <w:rPr>
+        <w:rFonts w:eastAsia="黑体"/>
         <w:b/>
         <w:bCs/>
         <w:color w:themeColor="text1" w:val="000000"/>
@@ -14295,6 +14940,7 @@
     </w:tblStylePr>
     <w:tblStylePr w:type="firstCol">
       <w:rPr>
+        <w:rFonts w:eastAsia="黑体"/>
         <w:color w:themeColor="background1" w:val="FFFFFF"/>
       </w:rPr>
       <w:tblPr/>
@@ -14304,6 +14950,7 @@
     </w:tblStylePr>
     <w:tblStylePr w:type="lastCol">
       <w:rPr>
+        <w:rFonts w:eastAsia="黑体"/>
         <w:color w:themeColor="background1" w:val="FFFFFF"/>
       </w:rPr>
       <w:tblPr/>
@@ -14333,6 +14980,7 @@
       <w:spacing w:after="0" w:line="240" w:lineRule="auto"/>
     </w:pPr>
     <w:rPr>
+      <w:rFonts w:eastAsia="黑体"/>
       <w:color w:themeColor="text1" w:val="000000"/>
     </w:rPr>
     <w:tblPr>
@@ -14354,6 +15002,7 @@
     </w:tcPr>
     <w:tblStylePr w:type="firstRow">
       <w:rPr>
+        <w:rFonts w:eastAsia="黑体"/>
         <w:b/>
         <w:bCs/>
       </w:rPr>
@@ -14364,6 +15013,7 @@
     </w:tblStylePr>
     <w:tblStylePr w:type="lastRow">
       <w:rPr>
+        <w:rFonts w:eastAsia="黑体"/>
         <w:b/>
         <w:bCs/>
         <w:color w:themeColor="text1" w:val="000000"/>
@@ -14375,6 +15025,7 @@
     </w:tblStylePr>
     <w:tblStylePr w:type="firstCol">
       <w:rPr>
+        <w:rFonts w:eastAsia="黑体"/>
         <w:color w:themeColor="background1" w:val="FFFFFF"/>
       </w:rPr>
       <w:tblPr/>
@@ -14384,6 +15035,7 @@
     </w:tblStylePr>
     <w:tblStylePr w:type="lastCol">
       <w:rPr>
+        <w:rFonts w:eastAsia="黑体"/>
         <w:color w:themeColor="background1" w:val="FFFFFF"/>
       </w:rPr>
       <w:tblPr/>
@@ -14416,6 +15068,7 @@
     <w:name w:val="KeywordTok"/>
     <w:basedOn w:val="VerbatimChar"/>
     <w:rPr>
+      <w:rFonts w:eastAsia="黑体"/>
       <w:b/>
       <w:color w:val="007020"/>
     </w:rPr>
@@ -14424,6 +15077,7 @@
     <w:name w:val="DataTypeTok"/>
     <w:basedOn w:val="VerbatimChar"/>
     <w:rPr>
+      <w:rFonts w:eastAsia="黑体"/>
       <w:color w:val="902000"/>
     </w:rPr>
   </w:style>
@@ -14431,6 +15085,7 @@
     <w:name w:val="DecValTok"/>
     <w:basedOn w:val="VerbatimChar"/>
     <w:rPr>
+      <w:rFonts w:eastAsia="黑体"/>
       <w:color w:val="40a070"/>
     </w:rPr>
   </w:style>
@@ -14438,6 +15093,7 @@
     <w:name w:val="BaseNTok"/>
     <w:basedOn w:val="VerbatimChar"/>
     <w:rPr>
+      <w:rFonts w:eastAsia="黑体"/>
       <w:color w:val="40a070"/>
     </w:rPr>
   </w:style>
@@ -14445,6 +15101,7 @@
     <w:name w:val="FloatTok"/>
     <w:basedOn w:val="VerbatimChar"/>
     <w:rPr>
+      <w:rFonts w:eastAsia="黑体"/>
       <w:color w:val="40a070"/>
     </w:rPr>
   </w:style>
@@ -14452,6 +15109,7 @@
     <w:name w:val="ConstantTok"/>
     <w:basedOn w:val="VerbatimChar"/>
     <w:rPr>
+      <w:rFonts w:eastAsia="黑体"/>
       <w:color w:val="880000"/>
     </w:rPr>
   </w:style>
@@ -14459,6 +15117,7 @@
     <w:name w:val="CharTok"/>
     <w:basedOn w:val="VerbatimChar"/>
     <w:rPr>
+      <w:rFonts w:eastAsia="黑体"/>
       <w:color w:val="4070a0"/>
     </w:rPr>
   </w:style>
@@ -14466,6 +15125,7 @@
     <w:name w:val="SpecialCharTok"/>
     <w:basedOn w:val="VerbatimChar"/>
     <w:rPr>
+      <w:rFonts w:eastAsia="黑体"/>
       <w:color w:val="4070a0"/>
     </w:rPr>
   </w:style>
@@ -14473,6 +15133,7 @@
     <w:name w:val="StringTok"/>
     <w:basedOn w:val="VerbatimChar"/>
     <w:rPr>
+      <w:rFonts w:eastAsia="黑体"/>
       <w:color w:val="4070a0"/>
     </w:rPr>
   </w:style>
@@ -14480,6 +15141,7 @@
     <w:name w:val="VerbatimStringTok"/>
     <w:basedOn w:val="VerbatimChar"/>
     <w:rPr>
+      <w:rFonts w:eastAsia="黑体"/>
       <w:color w:val="4070a0"/>
     </w:rPr>
   </w:style>
@@ -14487,6 +15149,7 @@
     <w:name w:val="SpecialStringTok"/>
     <w:basedOn w:val="VerbatimChar"/>
     <w:rPr>
+      <w:rFonts w:eastAsia="黑体"/>
       <w:color w:val="bb6688"/>
     </w:rPr>
   </w:style>
@@ -14494,6 +15157,7 @@
     <w:name w:val="ImportTok"/>
     <w:basedOn w:val="VerbatimChar"/>
     <w:rPr>
+      <w:rFonts w:eastAsia="黑体"/>
       <w:b/>
       <w:color w:val="008000"/>
     </w:rPr>
@@ -14502,6 +15166,7 @@
     <w:name w:val="CommentTok"/>
     <w:basedOn w:val="VerbatimChar"/>
     <w:rPr>
+      <w:rFonts w:eastAsia="黑体"/>
       <w:i/>
       <w:color w:val="60a0b0"/>
     </w:rPr>
@@ -14510,6 +15175,7 @@
     <w:name w:val="DocumentationTok"/>
     <w:basedOn w:val="VerbatimChar"/>
     <w:rPr>
+      <w:rFonts w:eastAsia="黑体"/>
       <w:i/>
       <w:color w:val="ba2121"/>
     </w:rPr>
@@ -14518,6 +15184,7 @@
     <w:name w:val="AnnotationTok"/>
     <w:basedOn w:val="VerbatimChar"/>
     <w:rPr>
+      <w:rFonts w:eastAsia="黑体"/>
       <w:b/>
       <w:i/>
       <w:color w:val="60a0b0"/>
@@ -14527,6 +15194,7 @@
     <w:name w:val="CommentVarTok"/>
     <w:basedOn w:val="VerbatimChar"/>
     <w:rPr>
+      <w:rFonts w:eastAsia="黑体"/>
       <w:b/>
       <w:i/>
       <w:color w:val="60a0b0"/>
@@ -14536,6 +15204,7 @@
     <w:name w:val="OtherTok"/>
     <w:basedOn w:val="VerbatimChar"/>
     <w:rPr>
+      <w:rFonts w:eastAsia="黑体"/>
       <w:color w:val="007020"/>
     </w:rPr>
   </w:style>
@@ -14543,6 +15212,7 @@
     <w:name w:val="FunctionTok"/>
     <w:basedOn w:val="VerbatimChar"/>
     <w:rPr>
+      <w:rFonts w:eastAsia="黑体"/>
       <w:color w:val="06287e"/>
     </w:rPr>
   </w:style>
@@ -14550,6 +15220,7 @@
     <w:name w:val="VariableTok"/>
     <w:basedOn w:val="VerbatimChar"/>
     <w:rPr>
+      <w:rFonts w:eastAsia="黑体"/>
       <w:color w:val="19177c"/>
     </w:rPr>
   </w:style>
@@ -14557,6 +15228,7 @@
     <w:name w:val="ControlFlowTok"/>
     <w:basedOn w:val="VerbatimChar"/>
     <w:rPr>
+      <w:rFonts w:eastAsia="黑体"/>
       <w:b/>
       <w:color w:val="007020"/>
     </w:rPr>
@@ -14565,6 +15237,7 @@
     <w:name w:val="OperatorTok"/>
     <w:basedOn w:val="VerbatimChar"/>
     <w:rPr>
+      <w:rFonts w:eastAsia="黑体"/>
       <w:color w:val="666666"/>
     </w:rPr>
   </w:style>
@@ -14572,18 +15245,22 @@
     <w:name w:val="BuiltInTok"/>
     <w:basedOn w:val="VerbatimChar"/>
     <w:rPr>
+      <w:rFonts w:eastAsia="黑体"/>
       <w:color w:val="008000"/>
     </w:rPr>
   </w:style>
   <w:style w:type="character" w:customStyle="1" w:styleId="ExtensionTok">
     <w:name w:val="ExtensionTok"/>
     <w:basedOn w:val="VerbatimChar"/>
-    <w:rPr/>
+    <w:rPr>
+      <w:rFonts w:eastAsia="黑体"/>
+    </w:rPr>
   </w:style>
   <w:style w:type="character" w:customStyle="1" w:styleId="PreprocessorTok">
     <w:name w:val="PreprocessorTok"/>
     <w:basedOn w:val="VerbatimChar"/>
     <w:rPr>
+      <w:rFonts w:eastAsia="黑体"/>
       <w:color w:val="bc7a00"/>
     </w:rPr>
   </w:style>
@@ -14591,18 +15268,22 @@
     <w:name w:val="AttributeTok"/>
     <w:basedOn w:val="VerbatimChar"/>
     <w:rPr>
+      <w:rFonts w:eastAsia="黑体"/>
       <w:color w:val="7d9029"/>
     </w:rPr>
   </w:style>
   <w:style w:type="character" w:customStyle="1" w:styleId="RegionMarkerTok">
     <w:name w:val="RegionMarkerTok"/>
     <w:basedOn w:val="VerbatimChar"/>
-    <w:rPr/>
+    <w:rPr>
+      <w:rFonts w:eastAsia="黑体"/>
+    </w:rPr>
   </w:style>
   <w:style w:type="character" w:customStyle="1" w:styleId="InformationTok">
     <w:name w:val="InformationTok"/>
     <w:basedOn w:val="VerbatimChar"/>
     <w:rPr>
+      <w:rFonts w:eastAsia="黑体"/>
       <w:b/>
       <w:i/>
       <w:color w:val="60a0b0"/>
@@ -14612,6 +15293,7 @@
     <w:name w:val="WarningTok"/>
     <w:basedOn w:val="VerbatimChar"/>
     <w:rPr>
+      <w:rFonts w:eastAsia="黑体"/>
       <w:b/>
       <w:i/>
       <w:color w:val="60a0b0"/>
@@ -14621,6 +15303,7 @@
     <w:name w:val="AlertTok"/>
     <w:basedOn w:val="VerbatimChar"/>
     <w:rPr>
+      <w:rFonts w:eastAsia="黑体"/>
       <w:b/>
       <w:color w:val="ff0000"/>
     </w:rPr>
@@ -14629,6 +15312,7 @@
     <w:name w:val="ErrorTok"/>
     <w:basedOn w:val="VerbatimChar"/>
     <w:rPr>
+      <w:rFonts w:eastAsia="黑体"/>
       <w:b/>
       <w:color w:val="ff0000"/>
     </w:rPr>
@@ -14636,7 +15320,9 @@
   <w:style w:type="character" w:customStyle="1" w:styleId="NormalTok">
     <w:name w:val="NormalTok"/>
     <w:basedOn w:val="VerbatimChar"/>
-    <w:rPr/>
+    <w:rPr>
+      <w:rFonts w:eastAsia="黑体"/>
+    </w:rPr>
   </w:style>
 </w:styles>
 </file>
@@ -14685,12 +15371,12 @@
     <a:fontScheme name="Office">
       <a:majorFont>
         <a:latin typeface="Calibri"/>
-        <a:ea typeface=""/>
+        <a:ea typeface="黑体"/>
         <a:cs typeface=""/>
         <a:font script="Jpan" typeface="ＭＳ ゴシック"/>
         <a:font script="Hang" typeface="맑은 고딕"/>
-        <a:font script="Hans" typeface="宋体"/>
-        <a:font script="Hant" typeface="新細明體"/>
+        <a:font script="Hans" typeface="黑体"/>
+        <a:font script="Hant" typeface="黑体"/>
         <a:font script="Arab" typeface="Times New Roman"/>
         <a:font script="Hebr" typeface="Times New Roman"/>
         <a:font script="Thai" typeface="Angsana New"/>
@@ -14720,12 +15406,12 @@
       </a:majorFont>
       <a:minorFont>
         <a:latin typeface="Cambria"/>
-        <a:ea typeface=""/>
+        <a:ea typeface="黑体"/>
         <a:cs typeface=""/>
         <a:font script="Jpan" typeface="ＭＳ 明朝"/>
         <a:font script="Hang" typeface="맑은 고딕"/>
-        <a:font script="Hans" typeface="宋体"/>
-        <a:font script="Hant" typeface="新細明體"/>
+        <a:font script="Hans" typeface="黑体"/>
+        <a:font script="Hant" typeface="黑体"/>
         <a:font script="Arab" typeface="Arial"/>
         <a:font script="Hebr" typeface="Arial"/>
         <a:font script="Thai" typeface="Cordia New"/>

--- a/08-传感器电路/07-加速度与陀螺仪电路/MEMS陀螺仪电路/MEMS陀螺仪电路.docx
+++ b/08-传感器电路/07-加速度与陀螺仪电路/MEMS陀螺仪电路/MEMS陀螺仪电路.docx
@@ -2300,7 +2300,7 @@
           <w:color w:val="555555"/>
           <w:sz w:val="21"/>
         </w:rPr>
-        <w:t>材料收集者：杜文杰，WX手机：19519196569，QQ:3478827729</w:t>
+        <w:t>材料收集者：杜文杰，微信/手机：19519196569，QQ:3478827729</w:t>
       </w:r>
     </w:p>
     <w:sectPr>
